--- a/docs/Sufria_SRS_Chapters_1_2_v1.3.docx
+++ b/docs/Sufria_SRS_Chapters_1_2_v1.3.docx
@@ -68,6 +68,10 @@
         <w:gridCol w:w="6300"/>
       </w:tblGrid>
       <w:tr>
+        <w:trPr>
+          <w:cantSplit/>
+          <w:tblHeader/>
+        </w:trPr>
         <w:tc>
           <w:tcPr>
             <w:tcW w:type="dxa" w:w="3000"/>
@@ -81,6 +85,7 @@
           </w:tcPr>
           <w:p>
             <w:pPr>
+              <w:keepNext/>
               <w:spacing w:after="0" w:line="260"/>
             </w:pPr>
             <w:r>
@@ -107,6 +112,7 @@
           </w:tcPr>
           <w:p>
             <w:pPr>
+              <w:keepNext/>
               <w:spacing w:after="0" w:line="260"/>
             </w:pPr>
             <w:r>
@@ -697,6 +703,10 @@
         <w:gridCol w:w="3000"/>
       </w:tblGrid>
       <w:tr>
+        <w:trPr>
+          <w:cantSplit/>
+          <w:tblHeader/>
+        </w:trPr>
         <w:tc>
           <w:tcPr>
             <w:tcW w:type="dxa" w:w="1700"/>
@@ -710,6 +720,7 @@
           </w:tcPr>
           <w:p>
             <w:pPr>
+              <w:keepNext/>
               <w:spacing w:after="0" w:line="260"/>
             </w:pPr>
             <w:r>
@@ -738,6 +749,7 @@
           </w:tcPr>
           <w:p>
             <w:pPr>
+              <w:keepNext/>
               <w:spacing w:after="0" w:line="260"/>
             </w:pPr>
             <w:r>
@@ -766,6 +778,7 @@
           </w:tcPr>
           <w:p>
             <w:pPr>
+              <w:keepNext/>
               <w:spacing w:after="0" w:line="260"/>
             </w:pPr>
             <w:r>
@@ -1514,6 +1527,10 @@
         <w:gridCol w:w="3000"/>
       </w:tblGrid>
       <w:tr>
+        <w:trPr>
+          <w:cantSplit/>
+          <w:tblHeader/>
+        </w:trPr>
         <w:tc>
           <w:tcPr>
             <w:tcW w:type="dxa" w:w="1700"/>
@@ -1527,6 +1544,7 @@
           </w:tcPr>
           <w:p>
             <w:pPr>
+              <w:keepNext/>
               <w:spacing w:after="0" w:line="260"/>
             </w:pPr>
             <w:r>
@@ -1555,6 +1573,7 @@
           </w:tcPr>
           <w:p>
             <w:pPr>
+              <w:keepNext/>
               <w:spacing w:after="0" w:line="260"/>
             </w:pPr>
             <w:r>
@@ -1583,6 +1602,7 @@
           </w:tcPr>
           <w:p>
             <w:pPr>
+              <w:keepNext/>
               <w:spacing w:after="0" w:line="260"/>
             </w:pPr>
             <w:r>
@@ -2391,6 +2411,10 @@
         <w:gridCol w:w="900"/>
       </w:tblGrid>
       <w:tr>
+        <w:trPr>
+          <w:cantSplit/>
+          <w:tblHeader/>
+        </w:trPr>
         <w:tc>
           <w:tcPr>
             <w:tcW w:type="dxa" w:w="1500"/>
@@ -2404,6 +2428,7 @@
           </w:tcPr>
           <w:p>
             <w:pPr>
+              <w:keepNext/>
               <w:spacing w:after="0" w:line="260"/>
             </w:pPr>
             <w:r>
@@ -2432,6 +2457,7 @@
           </w:tcPr>
           <w:p>
             <w:pPr>
+              <w:keepNext/>
               <w:spacing w:after="0" w:line="260"/>
             </w:pPr>
             <w:r>
@@ -2460,6 +2486,7 @@
           </w:tcPr>
           <w:p>
             <w:pPr>
+              <w:keepNext/>
               <w:spacing w:after="0" w:line="260"/>
             </w:pPr>
             <w:r>
@@ -2488,6 +2515,7 @@
           </w:tcPr>
           <w:p>
             <w:pPr>
+              <w:keepNext/>
               <w:spacing w:after="0" w:line="260"/>
             </w:pPr>
             <w:r>
@@ -2516,6 +2544,7 @@
           </w:tcPr>
           <w:p>
             <w:pPr>
+              <w:keepNext/>
               <w:spacing w:after="0" w:line="260"/>
             </w:pPr>
             <w:r>
@@ -4284,6 +4313,10 @@
         <w:gridCol w:w="6700"/>
       </w:tblGrid>
       <w:tr>
+        <w:trPr>
+          <w:cantSplit/>
+          <w:tblHeader/>
+        </w:trPr>
         <w:tc>
           <w:tcPr>
             <w:tcW w:type="dxa" w:w="2600"/>
@@ -4297,6 +4330,7 @@
           </w:tcPr>
           <w:p>
             <w:pPr>
+              <w:keepNext/>
               <w:spacing w:after="0" w:line="260"/>
             </w:pPr>
             <w:r>
@@ -4325,6 +4359,7 @@
           </w:tcPr>
           <w:p>
             <w:pPr>
+              <w:keepNext/>
               <w:spacing w:after="0" w:line="260"/>
             </w:pPr>
             <w:r>
@@ -4813,6 +4848,10 @@
         <w:gridCol w:w="6100"/>
       </w:tblGrid>
       <w:tr>
+        <w:trPr>
+          <w:cantSplit/>
+          <w:tblHeader/>
+        </w:trPr>
         <w:tc>
           <w:tcPr>
             <w:tcW w:type="dxa" w:w="3200"/>
@@ -4826,6 +4865,7 @@
           </w:tcPr>
           <w:p>
             <w:pPr>
+              <w:keepNext/>
               <w:spacing w:after="0" w:line="260"/>
             </w:pPr>
             <w:r>
@@ -4854,6 +4894,7 @@
           </w:tcPr>
           <w:p>
             <w:pPr>
+              <w:keepNext/>
               <w:spacing w:after="0" w:line="260"/>
             </w:pPr>
             <w:r>
@@ -5130,6 +5171,10 @@
         <w:gridCol w:w="6900"/>
       </w:tblGrid>
       <w:tr>
+        <w:trPr>
+          <w:cantSplit/>
+          <w:tblHeader/>
+        </w:trPr>
         <w:tc>
           <w:tcPr>
             <w:tcW w:type="dxa" w:w="2400"/>
@@ -5143,6 +5188,7 @@
           </w:tcPr>
           <w:p>
             <w:pPr>
+              <w:keepNext/>
               <w:spacing w:after="0" w:line="260"/>
             </w:pPr>
             <w:r>
@@ -5171,6 +5217,7 @@
           </w:tcPr>
           <w:p>
             <w:pPr>
+              <w:keepNext/>
               <w:spacing w:after="0" w:line="260"/>
             </w:pPr>
             <w:r>
@@ -6873,6 +6920,10 @@
         <w:gridCol w:w="2100"/>
       </w:tblGrid>
       <w:tr>
+        <w:trPr>
+          <w:cantSplit/>
+          <w:tblHeader/>
+        </w:trPr>
         <w:tc>
           <w:tcPr>
             <w:tcW w:type="dxa" w:w="700"/>
@@ -6886,6 +6937,7 @@
           </w:tcPr>
           <w:p>
             <w:pPr>
+              <w:keepNext/>
               <w:spacing w:after="0" w:line="260"/>
             </w:pPr>
             <w:r>
@@ -6914,6 +6966,7 @@
           </w:tcPr>
           <w:p>
             <w:pPr>
+              <w:keepNext/>
               <w:spacing w:after="0" w:line="260"/>
             </w:pPr>
             <w:r>
@@ -6942,6 +6995,7 @@
           </w:tcPr>
           <w:p>
             <w:pPr>
+              <w:keepNext/>
               <w:spacing w:after="0" w:line="260"/>
             </w:pPr>
             <w:r>
@@ -6970,6 +7024,7 @@
           </w:tcPr>
           <w:p>
             <w:pPr>
+              <w:keepNext/>
               <w:spacing w:after="0" w:line="260"/>
             </w:pPr>
             <w:r>
@@ -6998,6 +7053,7 @@
           </w:tcPr>
           <w:p>
             <w:pPr>
+              <w:keepNext/>
               <w:spacing w:after="0" w:line="260"/>
             </w:pPr>
             <w:r>
@@ -7026,6 +7082,7 @@
           </w:tcPr>
           <w:p>
             <w:pPr>
+              <w:keepNext/>
               <w:spacing w:after="0" w:line="260"/>
             </w:pPr>
             <w:r>
@@ -8456,6 +8513,10 @@
         <w:gridCol w:w="2100"/>
       </w:tblGrid>
       <w:tr>
+        <w:trPr>
+          <w:cantSplit/>
+          <w:tblHeader/>
+        </w:trPr>
         <w:tc>
           <w:tcPr>
             <w:tcW w:type="dxa" w:w="1300"/>
@@ -8469,6 +8530,7 @@
           </w:tcPr>
           <w:p>
             <w:pPr>
+              <w:keepNext/>
               <w:spacing w:after="0" w:line="260"/>
             </w:pPr>
             <w:r>
@@ -8497,6 +8559,7 @@
           </w:tcPr>
           <w:p>
             <w:pPr>
+              <w:keepNext/>
               <w:spacing w:after="0" w:line="260"/>
             </w:pPr>
             <w:r>
@@ -8525,6 +8588,7 @@
           </w:tcPr>
           <w:p>
             <w:pPr>
+              <w:keepNext/>
               <w:spacing w:after="0" w:line="260"/>
             </w:pPr>
             <w:r>
@@ -8553,6 +8617,7 @@
           </w:tcPr>
           <w:p>
             <w:pPr>
+              <w:keepNext/>
               <w:spacing w:after="0" w:line="260"/>
             </w:pPr>
             <w:r>
@@ -11521,19 +11586,24 @@
         <w:gridCol w:w="7100"/>
       </w:tblGrid>
       <w:tr>
-        <w:tc>
-          <w:tcPr>
-            <w:tcW w:type="dxa" w:w="2200"/>
-            <w:shd w:fill="F2F2F0" w:color="auto" w:val="clear"/>
-            <w:tcMar>
-              <w:top w:type="dxa" w:w="70"/>
-              <w:left w:type="dxa" w:w="100"/>
-              <w:bottom w:type="dxa" w:w="70"/>
-              <w:right w:type="dxa" w:w="100"/>
-            </w:tcMar>
-          </w:tcPr>
-          <w:p>
-            <w:pPr>
+        <w:trPr>
+          <w:cantSplit/>
+          <w:tblHeader/>
+        </w:trPr>
+        <w:tc>
+          <w:tcPr>
+            <w:tcW w:type="dxa" w:w="2200"/>
+            <w:shd w:fill="F2F2F0" w:color="auto" w:val="clear"/>
+            <w:tcMar>
+              <w:top w:type="dxa" w:w="70"/>
+              <w:left w:type="dxa" w:w="100"/>
+              <w:bottom w:type="dxa" w:w="70"/>
+              <w:right w:type="dxa" w:w="100"/>
+            </w:tcMar>
+          </w:tcPr>
+          <w:p>
+            <w:pPr>
+              <w:keepNext/>
               <w:spacing w:after="0" w:line="260"/>
             </w:pPr>
             <w:r>
@@ -11560,6 +11630,7 @@
           </w:tcPr>
           <w:p>
             <w:pPr>
+              <w:keepNext/>
               <w:spacing w:after="0" w:line="260"/>
             </w:pPr>
             <w:r>
@@ -12308,6 +12379,10 @@
         <w:gridCol w:w="7100"/>
       </w:tblGrid>
       <w:tr>
+        <w:trPr>
+          <w:cantSplit/>
+          <w:tblHeader/>
+        </w:trPr>
         <w:tc>
           <w:tcPr>
             <w:tcW w:type="dxa" w:w="2200"/>
@@ -12321,6 +12396,7 @@
           </w:tcPr>
           <w:p>
             <w:pPr>
+              <w:keepNext/>
               <w:spacing w:after="0" w:line="260"/>
             </w:pPr>
             <w:r>
@@ -12348,6 +12424,7 @@
           </w:tcPr>
           <w:p>
             <w:pPr>
+              <w:keepNext/>
               <w:spacing w:after="0" w:line="260"/>
             </w:pPr>
             <w:r>
@@ -13096,6 +13173,10 @@
         <w:gridCol w:w="7100"/>
       </w:tblGrid>
       <w:tr>
+        <w:trPr>
+          <w:cantSplit/>
+          <w:tblHeader/>
+        </w:trPr>
         <w:tc>
           <w:tcPr>
             <w:tcW w:type="dxa" w:w="2200"/>
@@ -13109,6 +13190,7 @@
           </w:tcPr>
           <w:p>
             <w:pPr>
+              <w:keepNext/>
               <w:spacing w:after="0" w:line="260"/>
             </w:pPr>
             <w:r>
@@ -13136,6 +13218,7 @@
           </w:tcPr>
           <w:p>
             <w:pPr>
+              <w:keepNext/>
               <w:spacing w:after="0" w:line="260"/>
             </w:pPr>
             <w:r>
@@ -13884,6 +13967,10 @@
         <w:gridCol w:w="7100"/>
       </w:tblGrid>
       <w:tr>
+        <w:trPr>
+          <w:cantSplit/>
+          <w:tblHeader/>
+        </w:trPr>
         <w:tc>
           <w:tcPr>
             <w:tcW w:type="dxa" w:w="2200"/>
@@ -13897,6 +13984,7 @@
           </w:tcPr>
           <w:p>
             <w:pPr>
+              <w:keepNext/>
               <w:spacing w:after="0" w:line="260"/>
             </w:pPr>
             <w:r>
@@ -13924,6 +14012,7 @@
           </w:tcPr>
           <w:p>
             <w:pPr>
+              <w:keepNext/>
               <w:spacing w:after="0" w:line="260"/>
             </w:pPr>
             <w:r>
@@ -14672,6 +14761,10 @@
         <w:gridCol w:w="7100"/>
       </w:tblGrid>
       <w:tr>
+        <w:trPr>
+          <w:cantSplit/>
+          <w:tblHeader/>
+        </w:trPr>
         <w:tc>
           <w:tcPr>
             <w:tcW w:type="dxa" w:w="2200"/>
@@ -14685,6 +14778,7 @@
           </w:tcPr>
           <w:p>
             <w:pPr>
+              <w:keepNext/>
               <w:spacing w:after="0" w:line="260"/>
             </w:pPr>
             <w:r>
@@ -14712,6 +14806,7 @@
           </w:tcPr>
           <w:p>
             <w:pPr>
+              <w:keepNext/>
               <w:spacing w:after="0" w:line="260"/>
             </w:pPr>
             <w:r>
@@ -15460,6 +15555,10 @@
         <w:gridCol w:w="7100"/>
       </w:tblGrid>
       <w:tr>
+        <w:trPr>
+          <w:cantSplit/>
+          <w:tblHeader/>
+        </w:trPr>
         <w:tc>
           <w:tcPr>
             <w:tcW w:type="dxa" w:w="2200"/>
@@ -15473,6 +15572,7 @@
           </w:tcPr>
           <w:p>
             <w:pPr>
+              <w:keepNext/>
               <w:spacing w:after="0" w:line="260"/>
             </w:pPr>
             <w:r>
@@ -15500,6 +15600,7 @@
           </w:tcPr>
           <w:p>
             <w:pPr>
+              <w:keepNext/>
               <w:spacing w:after="0" w:line="260"/>
             </w:pPr>
             <w:r>
@@ -16248,6 +16349,10 @@
         <w:gridCol w:w="7100"/>
       </w:tblGrid>
       <w:tr>
+        <w:trPr>
+          <w:cantSplit/>
+          <w:tblHeader/>
+        </w:trPr>
         <w:tc>
           <w:tcPr>
             <w:tcW w:type="dxa" w:w="2200"/>
@@ -16261,6 +16366,7 @@
           </w:tcPr>
           <w:p>
             <w:pPr>
+              <w:keepNext/>
               <w:spacing w:after="0" w:line="260"/>
             </w:pPr>
             <w:r>
@@ -16288,6 +16394,7 @@
           </w:tcPr>
           <w:p>
             <w:pPr>
+              <w:keepNext/>
               <w:spacing w:after="0" w:line="260"/>
             </w:pPr>
             <w:r>
@@ -17036,6 +17143,10 @@
         <w:gridCol w:w="7100"/>
       </w:tblGrid>
       <w:tr>
+        <w:trPr>
+          <w:cantSplit/>
+          <w:tblHeader/>
+        </w:trPr>
         <w:tc>
           <w:tcPr>
             <w:tcW w:type="dxa" w:w="2200"/>
@@ -17049,6 +17160,7 @@
           </w:tcPr>
           <w:p>
             <w:pPr>
+              <w:keepNext/>
               <w:spacing w:after="0" w:line="260"/>
             </w:pPr>
             <w:r>
@@ -17076,6 +17188,7 @@
           </w:tcPr>
           <w:p>
             <w:pPr>
+              <w:keepNext/>
               <w:spacing w:after="0" w:line="260"/>
             </w:pPr>
             <w:r>
@@ -17824,6 +17937,10 @@
         <w:gridCol w:w="7100"/>
       </w:tblGrid>
       <w:tr>
+        <w:trPr>
+          <w:cantSplit/>
+          <w:tblHeader/>
+        </w:trPr>
         <w:tc>
           <w:tcPr>
             <w:tcW w:type="dxa" w:w="2200"/>
@@ -17837,6 +17954,7 @@
           </w:tcPr>
           <w:p>
             <w:pPr>
+              <w:keepNext/>
               <w:spacing w:after="0" w:line="260"/>
             </w:pPr>
             <w:r>
@@ -17864,6 +17982,7 @@
           </w:tcPr>
           <w:p>
             <w:pPr>
+              <w:keepNext/>
               <w:spacing w:after="0" w:line="260"/>
             </w:pPr>
             <w:r>
@@ -18612,6 +18731,10 @@
         <w:gridCol w:w="7100"/>
       </w:tblGrid>
       <w:tr>
+        <w:trPr>
+          <w:cantSplit/>
+          <w:tblHeader/>
+        </w:trPr>
         <w:tc>
           <w:tcPr>
             <w:tcW w:type="dxa" w:w="2200"/>
@@ -18625,6 +18748,7 @@
           </w:tcPr>
           <w:p>
             <w:pPr>
+              <w:keepNext/>
               <w:spacing w:after="0" w:line="260"/>
             </w:pPr>
             <w:r>
@@ -18652,6 +18776,7 @@
           </w:tcPr>
           <w:p>
             <w:pPr>
+              <w:keepNext/>
               <w:spacing w:after="0" w:line="260"/>
             </w:pPr>
             <w:r>
@@ -19400,6 +19525,10 @@
         <w:gridCol w:w="7100"/>
       </w:tblGrid>
       <w:tr>
+        <w:trPr>
+          <w:cantSplit/>
+          <w:tblHeader/>
+        </w:trPr>
         <w:tc>
           <w:tcPr>
             <w:tcW w:type="dxa" w:w="2200"/>
@@ -19413,6 +19542,7 @@
           </w:tcPr>
           <w:p>
             <w:pPr>
+              <w:keepNext/>
               <w:spacing w:after="0" w:line="260"/>
             </w:pPr>
             <w:r>
@@ -19440,6 +19570,7 @@
           </w:tcPr>
           <w:p>
             <w:pPr>
+              <w:keepNext/>
               <w:spacing w:after="0" w:line="260"/>
             </w:pPr>
             <w:r>
@@ -20188,6 +20319,10 @@
         <w:gridCol w:w="7100"/>
       </w:tblGrid>
       <w:tr>
+        <w:trPr>
+          <w:cantSplit/>
+          <w:tblHeader/>
+        </w:trPr>
         <w:tc>
           <w:tcPr>
             <w:tcW w:type="dxa" w:w="2200"/>
@@ -20201,6 +20336,7 @@
           </w:tcPr>
           <w:p>
             <w:pPr>
+              <w:keepNext/>
               <w:spacing w:after="0" w:line="260"/>
             </w:pPr>
             <w:r>
@@ -20228,6 +20364,7 @@
           </w:tcPr>
           <w:p>
             <w:pPr>
+              <w:keepNext/>
               <w:spacing w:after="0" w:line="260"/>
             </w:pPr>
             <w:r>
@@ -20976,6 +21113,10 @@
         <w:gridCol w:w="7100"/>
       </w:tblGrid>
       <w:tr>
+        <w:trPr>
+          <w:cantSplit/>
+          <w:tblHeader/>
+        </w:trPr>
         <w:tc>
           <w:tcPr>
             <w:tcW w:type="dxa" w:w="2200"/>
@@ -20989,6 +21130,7 @@
           </w:tcPr>
           <w:p>
             <w:pPr>
+              <w:keepNext/>
               <w:spacing w:after="0" w:line="260"/>
             </w:pPr>
             <w:r>
@@ -21016,6 +21158,7 @@
           </w:tcPr>
           <w:p>
             <w:pPr>
+              <w:keepNext/>
               <w:spacing w:after="0" w:line="260"/>
             </w:pPr>
             <w:r>
@@ -21764,19 +21907,24 @@
         <w:gridCol w:w="7100"/>
       </w:tblGrid>
       <w:tr>
-        <w:tc>
-          <w:tcPr>
-            <w:tcW w:type="dxa" w:w="2200"/>
-            <w:shd w:fill="F2F2F0" w:color="auto" w:val="clear"/>
-            <w:tcMar>
-              <w:top w:type="dxa" w:w="70"/>
-              <w:left w:type="dxa" w:w="100"/>
-              <w:bottom w:type="dxa" w:w="70"/>
-              <w:right w:type="dxa" w:w="100"/>
-            </w:tcMar>
-          </w:tcPr>
-          <w:p>
-            <w:pPr>
+        <w:trPr>
+          <w:cantSplit/>
+          <w:tblHeader/>
+        </w:trPr>
+        <w:tc>
+          <w:tcPr>
+            <w:tcW w:type="dxa" w:w="2200"/>
+            <w:shd w:fill="F2F2F0" w:color="auto" w:val="clear"/>
+            <w:tcMar>
+              <w:top w:type="dxa" w:w="70"/>
+              <w:left w:type="dxa" w:w="100"/>
+              <w:bottom w:type="dxa" w:w="70"/>
+              <w:right w:type="dxa" w:w="100"/>
+            </w:tcMar>
+          </w:tcPr>
+          <w:p>
+            <w:pPr>
+              <w:keepNext/>
               <w:spacing w:after="0" w:line="260"/>
             </w:pPr>
             <w:r>
@@ -21803,6 +21951,7 @@
           </w:tcPr>
           <w:p>
             <w:pPr>
+              <w:keepNext/>
               <w:spacing w:after="0" w:line="260"/>
             </w:pPr>
             <w:r>
@@ -22551,6 +22700,10 @@
         <w:gridCol w:w="7100"/>
       </w:tblGrid>
       <w:tr>
+        <w:trPr>
+          <w:cantSplit/>
+          <w:tblHeader/>
+        </w:trPr>
         <w:tc>
           <w:tcPr>
             <w:tcW w:type="dxa" w:w="2200"/>
@@ -22564,6 +22717,7 @@
           </w:tcPr>
           <w:p>
             <w:pPr>
+              <w:keepNext/>
               <w:spacing w:after="0" w:line="260"/>
             </w:pPr>
             <w:r>
@@ -22591,6 +22745,7 @@
           </w:tcPr>
           <w:p>
             <w:pPr>
+              <w:keepNext/>
               <w:spacing w:after="0" w:line="260"/>
             </w:pPr>
             <w:r>
@@ -23339,19 +23494,24 @@
         <w:gridCol w:w="7100"/>
       </w:tblGrid>
       <w:tr>
-        <w:tc>
-          <w:tcPr>
-            <w:tcW w:type="dxa" w:w="2200"/>
-            <w:shd w:fill="F2F2F0" w:color="auto" w:val="clear"/>
-            <w:tcMar>
-              <w:top w:type="dxa" w:w="70"/>
-              <w:left w:type="dxa" w:w="100"/>
-              <w:bottom w:type="dxa" w:w="70"/>
-              <w:right w:type="dxa" w:w="100"/>
-            </w:tcMar>
-          </w:tcPr>
-          <w:p>
-            <w:pPr>
+        <w:trPr>
+          <w:cantSplit/>
+          <w:tblHeader/>
+        </w:trPr>
+        <w:tc>
+          <w:tcPr>
+            <w:tcW w:type="dxa" w:w="2200"/>
+            <w:shd w:fill="F2F2F0" w:color="auto" w:val="clear"/>
+            <w:tcMar>
+              <w:top w:type="dxa" w:w="70"/>
+              <w:left w:type="dxa" w:w="100"/>
+              <w:bottom w:type="dxa" w:w="70"/>
+              <w:right w:type="dxa" w:w="100"/>
+            </w:tcMar>
+          </w:tcPr>
+          <w:p>
+            <w:pPr>
+              <w:keepNext/>
               <w:spacing w:after="0" w:line="260"/>
             </w:pPr>
             <w:r>
@@ -23378,6 +23538,7 @@
           </w:tcPr>
           <w:p>
             <w:pPr>
+              <w:keepNext/>
               <w:spacing w:after="0" w:line="260"/>
             </w:pPr>
             <w:r>
@@ -24126,19 +24287,24 @@
         <w:gridCol w:w="7100"/>
       </w:tblGrid>
       <w:tr>
-        <w:tc>
-          <w:tcPr>
-            <w:tcW w:type="dxa" w:w="2200"/>
-            <w:shd w:fill="F2F2F0" w:color="auto" w:val="clear"/>
-            <w:tcMar>
-              <w:top w:type="dxa" w:w="70"/>
-              <w:left w:type="dxa" w:w="100"/>
-              <w:bottom w:type="dxa" w:w="70"/>
-              <w:right w:type="dxa" w:w="100"/>
-            </w:tcMar>
-          </w:tcPr>
-          <w:p>
-            <w:pPr>
+        <w:trPr>
+          <w:cantSplit/>
+          <w:tblHeader/>
+        </w:trPr>
+        <w:tc>
+          <w:tcPr>
+            <w:tcW w:type="dxa" w:w="2200"/>
+            <w:shd w:fill="F2F2F0" w:color="auto" w:val="clear"/>
+            <w:tcMar>
+              <w:top w:type="dxa" w:w="70"/>
+              <w:left w:type="dxa" w:w="100"/>
+              <w:bottom w:type="dxa" w:w="70"/>
+              <w:right w:type="dxa" w:w="100"/>
+            </w:tcMar>
+          </w:tcPr>
+          <w:p>
+            <w:pPr>
+              <w:keepNext/>
               <w:spacing w:after="0" w:line="260"/>
             </w:pPr>
             <w:r>
@@ -24165,6 +24331,7 @@
           </w:tcPr>
           <w:p>
             <w:pPr>
+              <w:keepNext/>
               <w:spacing w:after="0" w:line="260"/>
             </w:pPr>
             <w:r>
@@ -24913,19 +25080,24 @@
         <w:gridCol w:w="7100"/>
       </w:tblGrid>
       <w:tr>
-        <w:tc>
-          <w:tcPr>
-            <w:tcW w:type="dxa" w:w="2200"/>
-            <w:shd w:fill="F2F2F0" w:color="auto" w:val="clear"/>
-            <w:tcMar>
-              <w:top w:type="dxa" w:w="70"/>
-              <w:left w:type="dxa" w:w="100"/>
-              <w:bottom w:type="dxa" w:w="70"/>
-              <w:right w:type="dxa" w:w="100"/>
-            </w:tcMar>
-          </w:tcPr>
-          <w:p>
-            <w:pPr>
+        <w:trPr>
+          <w:cantSplit/>
+          <w:tblHeader/>
+        </w:trPr>
+        <w:tc>
+          <w:tcPr>
+            <w:tcW w:type="dxa" w:w="2200"/>
+            <w:shd w:fill="F2F2F0" w:color="auto" w:val="clear"/>
+            <w:tcMar>
+              <w:top w:type="dxa" w:w="70"/>
+              <w:left w:type="dxa" w:w="100"/>
+              <w:bottom w:type="dxa" w:w="70"/>
+              <w:right w:type="dxa" w:w="100"/>
+            </w:tcMar>
+          </w:tcPr>
+          <w:p>
+            <w:pPr>
+              <w:keepNext/>
               <w:spacing w:after="0" w:line="260"/>
             </w:pPr>
             <w:r>
@@ -24952,6 +25124,7 @@
           </w:tcPr>
           <w:p>
             <w:pPr>
+              <w:keepNext/>
               <w:spacing w:after="0" w:line="260"/>
             </w:pPr>
             <w:r>
@@ -25700,19 +25873,24 @@
         <w:gridCol w:w="7100"/>
       </w:tblGrid>
       <w:tr>
-        <w:tc>
-          <w:tcPr>
-            <w:tcW w:type="dxa" w:w="2200"/>
-            <w:shd w:fill="F2F2F0" w:color="auto" w:val="clear"/>
-            <w:tcMar>
-              <w:top w:type="dxa" w:w="70"/>
-              <w:left w:type="dxa" w:w="100"/>
-              <w:bottom w:type="dxa" w:w="70"/>
-              <w:right w:type="dxa" w:w="100"/>
-            </w:tcMar>
-          </w:tcPr>
-          <w:p>
-            <w:pPr>
+        <w:trPr>
+          <w:cantSplit/>
+          <w:tblHeader/>
+        </w:trPr>
+        <w:tc>
+          <w:tcPr>
+            <w:tcW w:type="dxa" w:w="2200"/>
+            <w:shd w:fill="F2F2F0" w:color="auto" w:val="clear"/>
+            <w:tcMar>
+              <w:top w:type="dxa" w:w="70"/>
+              <w:left w:type="dxa" w:w="100"/>
+              <w:bottom w:type="dxa" w:w="70"/>
+              <w:right w:type="dxa" w:w="100"/>
+            </w:tcMar>
+          </w:tcPr>
+          <w:p>
+            <w:pPr>
+              <w:keepNext/>
               <w:spacing w:after="0" w:line="260"/>
             </w:pPr>
             <w:r>
@@ -25739,6 +25917,7 @@
           </w:tcPr>
           <w:p>
             <w:pPr>
+              <w:keepNext/>
               <w:spacing w:after="0" w:line="260"/>
             </w:pPr>
             <w:r>
@@ -26487,19 +26666,24 @@
         <w:gridCol w:w="7100"/>
       </w:tblGrid>
       <w:tr>
-        <w:tc>
-          <w:tcPr>
-            <w:tcW w:type="dxa" w:w="2200"/>
-            <w:shd w:fill="F2F2F0" w:color="auto" w:val="clear"/>
-            <w:tcMar>
-              <w:top w:type="dxa" w:w="70"/>
-              <w:left w:type="dxa" w:w="100"/>
-              <w:bottom w:type="dxa" w:w="70"/>
-              <w:right w:type="dxa" w:w="100"/>
-            </w:tcMar>
-          </w:tcPr>
-          <w:p>
-            <w:pPr>
+        <w:trPr>
+          <w:cantSplit/>
+          <w:tblHeader/>
+        </w:trPr>
+        <w:tc>
+          <w:tcPr>
+            <w:tcW w:type="dxa" w:w="2200"/>
+            <w:shd w:fill="F2F2F0" w:color="auto" w:val="clear"/>
+            <w:tcMar>
+              <w:top w:type="dxa" w:w="70"/>
+              <w:left w:type="dxa" w:w="100"/>
+              <w:bottom w:type="dxa" w:w="70"/>
+              <w:right w:type="dxa" w:w="100"/>
+            </w:tcMar>
+          </w:tcPr>
+          <w:p>
+            <w:pPr>
+              <w:keepNext/>
               <w:spacing w:after="0" w:line="260"/>
             </w:pPr>
             <w:r>
@@ -26526,6 +26710,7 @@
           </w:tcPr>
           <w:p>
             <w:pPr>
+              <w:keepNext/>
               <w:spacing w:after="0" w:line="260"/>
             </w:pPr>
             <w:r>
@@ -27274,19 +27459,24 @@
         <w:gridCol w:w="7100"/>
       </w:tblGrid>
       <w:tr>
-        <w:tc>
-          <w:tcPr>
-            <w:tcW w:type="dxa" w:w="2200"/>
-            <w:shd w:fill="F2F2F0" w:color="auto" w:val="clear"/>
-            <w:tcMar>
-              <w:top w:type="dxa" w:w="70"/>
-              <w:left w:type="dxa" w:w="100"/>
-              <w:bottom w:type="dxa" w:w="70"/>
-              <w:right w:type="dxa" w:w="100"/>
-            </w:tcMar>
-          </w:tcPr>
-          <w:p>
-            <w:pPr>
+        <w:trPr>
+          <w:cantSplit/>
+          <w:tblHeader/>
+        </w:trPr>
+        <w:tc>
+          <w:tcPr>
+            <w:tcW w:type="dxa" w:w="2200"/>
+            <w:shd w:fill="F2F2F0" w:color="auto" w:val="clear"/>
+            <w:tcMar>
+              <w:top w:type="dxa" w:w="70"/>
+              <w:left w:type="dxa" w:w="100"/>
+              <w:bottom w:type="dxa" w:w="70"/>
+              <w:right w:type="dxa" w:w="100"/>
+            </w:tcMar>
+          </w:tcPr>
+          <w:p>
+            <w:pPr>
+              <w:keepNext/>
               <w:spacing w:after="0" w:line="260"/>
             </w:pPr>
             <w:r>
@@ -27313,6 +27503,7 @@
           </w:tcPr>
           <w:p>
             <w:pPr>
+              <w:keepNext/>
               <w:spacing w:after="0" w:line="260"/>
             </w:pPr>
             <w:r>
@@ -28061,6 +28252,10 @@
         <w:gridCol w:w="7100"/>
       </w:tblGrid>
       <w:tr>
+        <w:trPr>
+          <w:cantSplit/>
+          <w:tblHeader/>
+        </w:trPr>
         <w:tc>
           <w:tcPr>
             <w:tcW w:type="dxa" w:w="2200"/>
@@ -28074,6 +28269,7 @@
           </w:tcPr>
           <w:p>
             <w:pPr>
+              <w:keepNext/>
               <w:spacing w:after="0" w:line="260"/>
             </w:pPr>
             <w:r>
@@ -28101,6 +28297,7 @@
           </w:tcPr>
           <w:p>
             <w:pPr>
+              <w:keepNext/>
               <w:spacing w:after="0" w:line="260"/>
             </w:pPr>
             <w:r>
@@ -28849,6 +29046,10 @@
         <w:gridCol w:w="7100"/>
       </w:tblGrid>
       <w:tr>
+        <w:trPr>
+          <w:cantSplit/>
+          <w:tblHeader/>
+        </w:trPr>
         <w:tc>
           <w:tcPr>
             <w:tcW w:type="dxa" w:w="2200"/>
@@ -28862,6 +29063,7 @@
           </w:tcPr>
           <w:p>
             <w:pPr>
+              <w:keepNext/>
               <w:spacing w:after="0" w:line="260"/>
             </w:pPr>
             <w:r>
@@ -28889,6 +29091,7 @@
           </w:tcPr>
           <w:p>
             <w:pPr>
+              <w:keepNext/>
               <w:spacing w:after="0" w:line="260"/>
             </w:pPr>
             <w:r>
@@ -29637,6 +29840,10 @@
         <w:gridCol w:w="7100"/>
       </w:tblGrid>
       <w:tr>
+        <w:trPr>
+          <w:cantSplit/>
+          <w:tblHeader/>
+        </w:trPr>
         <w:tc>
           <w:tcPr>
             <w:tcW w:type="dxa" w:w="2200"/>
@@ -29650,6 +29857,7 @@
           </w:tcPr>
           <w:p>
             <w:pPr>
+              <w:keepNext/>
               <w:spacing w:after="0" w:line="260"/>
             </w:pPr>
             <w:r>
@@ -29677,6 +29885,7 @@
           </w:tcPr>
           <w:p>
             <w:pPr>
+              <w:keepNext/>
               <w:spacing w:after="0" w:line="260"/>
             </w:pPr>
             <w:r>
@@ -30425,6 +30634,10 @@
         <w:gridCol w:w="7100"/>
       </w:tblGrid>
       <w:tr>
+        <w:trPr>
+          <w:cantSplit/>
+          <w:tblHeader/>
+        </w:trPr>
         <w:tc>
           <w:tcPr>
             <w:tcW w:type="dxa" w:w="2200"/>
@@ -30438,6 +30651,7 @@
           </w:tcPr>
           <w:p>
             <w:pPr>
+              <w:keepNext/>
               <w:spacing w:after="0" w:line="260"/>
             </w:pPr>
             <w:r>
@@ -30465,6 +30679,7 @@
           </w:tcPr>
           <w:p>
             <w:pPr>
+              <w:keepNext/>
               <w:spacing w:after="0" w:line="260"/>
             </w:pPr>
             <w:r>
@@ -31213,6 +31428,10 @@
         <w:gridCol w:w="7100"/>
       </w:tblGrid>
       <w:tr>
+        <w:trPr>
+          <w:cantSplit/>
+          <w:tblHeader/>
+        </w:trPr>
         <w:tc>
           <w:tcPr>
             <w:tcW w:type="dxa" w:w="2200"/>
@@ -31226,6 +31445,7 @@
           </w:tcPr>
           <w:p>
             <w:pPr>
+              <w:keepNext/>
               <w:spacing w:after="0" w:line="260"/>
             </w:pPr>
             <w:r>
@@ -31253,6 +31473,7 @@
           </w:tcPr>
           <w:p>
             <w:pPr>
+              <w:keepNext/>
               <w:spacing w:after="0" w:line="260"/>
             </w:pPr>
             <w:r>
@@ -32001,6 +32222,10 @@
         <w:gridCol w:w="7100"/>
       </w:tblGrid>
       <w:tr>
+        <w:trPr>
+          <w:cantSplit/>
+          <w:tblHeader/>
+        </w:trPr>
         <w:tc>
           <w:tcPr>
             <w:tcW w:type="dxa" w:w="2200"/>
@@ -32014,6 +32239,7 @@
           </w:tcPr>
           <w:p>
             <w:pPr>
+              <w:keepNext/>
               <w:spacing w:after="0" w:line="260"/>
             </w:pPr>
             <w:r>
@@ -32041,6 +32267,7 @@
           </w:tcPr>
           <w:p>
             <w:pPr>
+              <w:keepNext/>
               <w:spacing w:after="0" w:line="260"/>
             </w:pPr>
             <w:r>
@@ -32789,6 +33016,10 @@
         <w:gridCol w:w="7100"/>
       </w:tblGrid>
       <w:tr>
+        <w:trPr>
+          <w:cantSplit/>
+          <w:tblHeader/>
+        </w:trPr>
         <w:tc>
           <w:tcPr>
             <w:tcW w:type="dxa" w:w="2200"/>
@@ -32802,6 +33033,7 @@
           </w:tcPr>
           <w:p>
             <w:pPr>
+              <w:keepNext/>
               <w:spacing w:after="0" w:line="260"/>
             </w:pPr>
             <w:r>
@@ -32829,6 +33061,7 @@
           </w:tcPr>
           <w:p>
             <w:pPr>
+              <w:keepNext/>
               <w:spacing w:after="0" w:line="260"/>
             </w:pPr>
             <w:r>
@@ -35382,6 +35615,10 @@
         <w:gridCol w:w="3300"/>
       </w:tblGrid>
       <w:tr>
+        <w:trPr>
+          <w:cantSplit/>
+          <w:tblHeader/>
+        </w:trPr>
         <w:tc>
           <w:tcPr>
             <w:tcW w:type="dxa" w:w="900"/>
@@ -35395,6 +35632,7 @@
           </w:tcPr>
           <w:p>
             <w:pPr>
+              <w:keepNext/>
               <w:spacing w:after="0" w:line="260"/>
             </w:pPr>
             <w:r>
@@ -35423,6 +35661,7 @@
           </w:tcPr>
           <w:p>
             <w:pPr>
+              <w:keepNext/>
               <w:spacing w:after="0" w:line="260"/>
             </w:pPr>
             <w:r>
@@ -35451,6 +35690,7 @@
           </w:tcPr>
           <w:p>
             <w:pPr>
+              <w:keepNext/>
               <w:spacing w:after="0" w:line="260"/>
             </w:pPr>
             <w:r>
@@ -35479,6 +35719,7 @@
           </w:tcPr>
           <w:p>
             <w:pPr>
+              <w:keepNext/>
               <w:spacing w:after="0" w:line="260"/>
             </w:pPr>
             <w:r>

--- a/docs/Sufria_SRS_Chapters_1_2_v1.3.docx
+++ b/docs/Sufria_SRS_Chapters_1_2_v1.3.docx
@@ -398,7 +398,7 @@
                 <w:sz w:val="19"/>
                 <w:szCs w:val="19"/>
               </w:rPr>
-              <w:t xml:space="preserve">10 October 2026</w:t>
+              <w:t xml:space="preserve">13 October 2026</w:t>
             </w:r>
           </w:p>
         </w:tc>
@@ -546,7 +546,7 @@
           <w:sz w:val="21"/>
           <w:szCs w:val="21"/>
         </w:rPr>
-        <w:t xml:space="preserve">the program changed (no pilot at this stage), the subscription price was fixed, a Jordanian competitor selling WhatsApp ordering was added, and the first field observations from a restaurant in Gaza were recorded. FR-01 to FR-21 keep their numbers; no requirement was removed.</w:t>
+        <w:t xml:space="preserve">the program changed (no pilot at this stage), the subscription price was fixed, a Jordanian competitor selling WhatsApp ordering was added, and the first field observations from a restaurant in Gaza were recorded. FR-01 to FR-21 keep their numbers; no requirement was removed. On 13 October 2026 the status was brought up to date once the dashboard's menu screen and pause button were merged: FR-02 and FR-28 are built, and Sections 1.5, 1.6 and 2.2.3 say so.</w:t>
       </w:r>
     </w:p>
     <w:p>
@@ -3867,7 +3867,7 @@
           <w:sz w:val="21"/>
           <w:szCs w:val="21"/>
         </w:rPr>
-        <w:t xml:space="preserve">Self-service menu item management by the restaurant: add, rename, reprice, enable or disable, archive and restore items (API built; dashboard screen in progress — FR-02). Categories are set at onboarding.</w:t>
+        <w:t xml:space="preserve">Self-service menu item management by the restaurant: add, rename, reprice, enable or disable, archive and restore items (built — FR-02). Categories are set at onboarding.</w:t>
       </w:r>
     </w:p>
     <w:p>
@@ -4636,7 +4636,7 @@
                 <w:sz w:val="19"/>
                 <w:szCs w:val="19"/>
               </w:rPr>
-              <w:t xml:space="preserve">In progress. Built and merged: the conversation engine from first message to order (cart, fulfilment, summary, confirmation), opening hours, the session timeout, customer notifications, repeating the last order in one word (FR-08), menu management and the pause switch through the API, the dashboard API, restaurant onboarding, and the dashboard's orders and order-details screens. In progress: the menu screen.</w:t>
+              <w:t xml:space="preserve">In progress. Built and merged: the conversation engine from first message to order (cart, fulfilment, summary, confirmation), opening hours, the session timeout, customer notifications, repeating the last order in one word (FR-08), menu management and the pause switch (through the API and on the dashboard), the dashboard API, restaurant onboarding, and the dashboard's orders, order-details and menu screens.</w:t>
             </w:r>
           </w:p>
         </w:tc>
@@ -4689,7 +4689,7 @@
                 <w:sz w:val="19"/>
                 <w:szCs w:val="19"/>
               </w:rPr>
-              <w:t xml:space="preserve">In progress. 902 automated tests run against a real PostgreSQL 16 (shared package 213 · dashboard 71 · conversation engine 255 · dashboard API 357 · database 6), and the tenant-isolation gate (15 assertions plus 4 negative controls) blocks merges in continuous integration. Each change is also tried on a real WhatsApp test number before it is merged.</w:t>
+              <w:t xml:space="preserve">In progress. 990 automated tests run against a real PostgreSQL 16 (shared package 225 · dashboard 147 · conversation engine 255 · dashboard API 357 · database 6), and the tenant-isolation gate (15 assertions plus 4 negative controls) blocks merges in continuous integration. Each change is also tried on a real WhatsApp test number before it is merged.</w:t>
             </w:r>
           </w:p>
         </w:tc>
@@ -6349,7 +6349,7 @@
           <w:sz w:val="21"/>
           <w:szCs w:val="21"/>
         </w:rPr>
-        <w:t xml:space="preserve">Display the live-orders, history and order-details screens (built), and the menu-management, settings, customer-records and analytics screens (in progress, planned or deferred).</w:t>
+        <w:t xml:space="preserve">Display the live-orders, history, order-details and menu-management screens (built), and the settings, customer-records and analytics screens (planned or deferred).</w:t>
       </w:r>
     </w:p>
     <w:p>
@@ -8491,7 +8491,7 @@
           <w:sz w:val="21"/>
           <w:szCs w:val="21"/>
         </w:rPr>
-        <w:t xml:space="preserve">Built: 11 · Partially built: 5 · In progress: 2 · Planned: 0 · Not built or deferred: 10 (of 28).</w:t>
+        <w:t xml:space="preserve">Built: 13 · Partially built: 5 · In progress: 0 · Planned: 0 · Not built or deferred: 10 (of 28).</w:t>
       </w:r>
     </w:p>
     <w:tbl>
@@ -8629,7 +8629,7 @@
                 <w:sz w:val="19"/>
                 <w:szCs w:val="19"/>
               </w:rPr>
-              <w:t xml:space="preserve">Status (10 October 2026)</w:t>
+              <w:t xml:space="preserve">Status (13 October 2026)</w:t>
             </w:r>
           </w:p>
         </w:tc>
@@ -8833,11 +8833,115 @@
                 <w:rFonts w:ascii="Calibri" w:cs="Calibri" w:eastAsia="Calibri" w:hAnsi="Calibri"/>
                 <w:b/>
                 <w:bCs/>
+                <w:color w:val="24632F"/>
+                <w:sz w:val="19"/>
+                <w:szCs w:val="19"/>
+              </w:rPr>
+              <w:t xml:space="preserve">Built</w:t>
+            </w:r>
+          </w:p>
+        </w:tc>
+      </w:tr>
+      <w:tr>
+        <w:tc>
+          <w:tcPr>
+            <w:tcW w:type="dxa" w:w="1300"/>
+            <w:shd w:fill="F2F2F0" w:color="auto" w:val="clear"/>
+            <w:tcMar>
+              <w:top w:type="dxa" w:w="70"/>
+              <w:left w:type="dxa" w:w="100"/>
+              <w:bottom w:type="dxa" w:w="70"/>
+              <w:right w:type="dxa" w:w="100"/>
+            </w:tcMar>
+          </w:tcPr>
+          <w:p>
+            <w:pPr>
+              <w:spacing w:after="0" w:line="260"/>
+            </w:pPr>
+            <w:r>
+              <w:rPr>
+                <w:rFonts w:ascii="Calibri" w:cs="Calibri" w:eastAsia="Calibri" w:hAnsi="Calibri"/>
+                <w:b/>
+                <w:bCs/>
+                <w:sz w:val="19"/>
+                <w:szCs w:val="19"/>
+              </w:rPr>
+              <w:t xml:space="preserve">FR-03</w:t>
+            </w:r>
+          </w:p>
+        </w:tc>
+        <w:tc>
+          <w:tcPr>
+            <w:tcW w:type="dxa" w:w="4600"/>
+            <w:tcMar>
+              <w:top w:type="dxa" w:w="70"/>
+              <w:left w:type="dxa" w:w="100"/>
+              <w:bottom w:type="dxa" w:w="70"/>
+              <w:right w:type="dxa" w:w="100"/>
+            </w:tcMar>
+          </w:tcPr>
+          <w:p>
+            <w:pPr>
+              <w:spacing w:after="0" w:line="260"/>
+            </w:pPr>
+            <w:r>
+              <w:rPr>
+                <w:rFonts w:ascii="Calibri" w:cs="Calibri" w:eastAsia="Calibri" w:hAnsi="Calibri"/>
+                <w:sz w:val="19"/>
+                <w:szCs w:val="19"/>
+              </w:rPr>
+              <w:t xml:space="preserve">WhatsApp number per restaurant</w:t>
+            </w:r>
+          </w:p>
+        </w:tc>
+        <w:tc>
+          <w:tcPr>
+            <w:tcW w:type="dxa" w:w="1300"/>
+            <w:tcMar>
+              <w:top w:type="dxa" w:w="70"/>
+              <w:left w:type="dxa" w:w="100"/>
+              <w:bottom w:type="dxa" w:w="70"/>
+              <w:right w:type="dxa" w:w="100"/>
+            </w:tcMar>
+          </w:tcPr>
+          <w:p>
+            <w:pPr>
+              <w:spacing w:after="0" w:line="260"/>
+            </w:pPr>
+            <w:r>
+              <w:rPr>
+                <w:rFonts w:ascii="Calibri" w:cs="Calibri" w:eastAsia="Calibri" w:hAnsi="Calibri"/>
+                <w:sz w:val="19"/>
+                <w:szCs w:val="19"/>
+              </w:rPr>
+              <w:t xml:space="preserve">Must</w:t>
+            </w:r>
+          </w:p>
+        </w:tc>
+        <w:tc>
+          <w:tcPr>
+            <w:tcW w:type="dxa" w:w="2100"/>
+            <w:tcMar>
+              <w:top w:type="dxa" w:w="70"/>
+              <w:left w:type="dxa" w:w="100"/>
+              <w:bottom w:type="dxa" w:w="70"/>
+              <w:right w:type="dxa" w:w="100"/>
+            </w:tcMar>
+          </w:tcPr>
+          <w:p>
+            <w:pPr>
+              <w:spacing w:after="0" w:line="260"/>
+            </w:pPr>
+            <w:r>
+              <w:rPr>
+                <w:rFonts w:ascii="Calibri" w:cs="Calibri" w:eastAsia="Calibri" w:hAnsi="Calibri"/>
+                <w:b/>
+                <w:bCs/>
                 <w:color w:val="8A4A0A"/>
                 <w:sz w:val="19"/>
                 <w:szCs w:val="19"/>
               </w:rPr>
-              <w:t xml:space="preserve">In progress</w:t>
+              <w:t xml:space="preserve">Partially built</w:t>
             </w:r>
           </w:p>
         </w:tc>
@@ -8866,7 +8970,7 @@
                 <w:sz w:val="19"/>
                 <w:szCs w:val="19"/>
               </w:rPr>
-              <w:t xml:space="preserve">FR-03</w:t>
+              <w:t xml:space="preserve">FR-04</w:t>
             </w:r>
           </w:p>
         </w:tc>
@@ -8890,7 +8994,7 @@
                 <w:sz w:val="19"/>
                 <w:szCs w:val="19"/>
               </w:rPr>
-              <w:t xml:space="preserve">WhatsApp number per restaurant</w:t>
+              <w:t xml:space="preserve">Custom message templates</w:t>
             </w:r>
           </w:p>
         </w:tc>
@@ -8914,6 +9018,110 @@
                 <w:sz w:val="19"/>
                 <w:szCs w:val="19"/>
               </w:rPr>
+              <w:t xml:space="preserve">Should</w:t>
+            </w:r>
+          </w:p>
+        </w:tc>
+        <w:tc>
+          <w:tcPr>
+            <w:tcW w:type="dxa" w:w="2100"/>
+            <w:tcMar>
+              <w:top w:type="dxa" w:w="70"/>
+              <w:left w:type="dxa" w:w="100"/>
+              <w:bottom w:type="dxa" w:w="70"/>
+              <w:right w:type="dxa" w:w="100"/>
+            </w:tcMar>
+          </w:tcPr>
+          <w:p>
+            <w:pPr>
+              <w:spacing w:after="0" w:line="260"/>
+            </w:pPr>
+            <w:r>
+              <w:rPr>
+                <w:rFonts w:ascii="Calibri" w:cs="Calibri" w:eastAsia="Calibri" w:hAnsi="Calibri"/>
+                <w:b/>
+                <w:bCs/>
+                <w:color w:val="5A5A57"/>
+                <w:sz w:val="19"/>
+                <w:szCs w:val="19"/>
+              </w:rPr>
+              <w:t xml:space="preserve">Deferred</w:t>
+            </w:r>
+          </w:p>
+        </w:tc>
+      </w:tr>
+      <w:tr>
+        <w:tc>
+          <w:tcPr>
+            <w:tcW w:type="dxa" w:w="1300"/>
+            <w:shd w:fill="F2F2F0" w:color="auto" w:val="clear"/>
+            <w:tcMar>
+              <w:top w:type="dxa" w:w="70"/>
+              <w:left w:type="dxa" w:w="100"/>
+              <w:bottom w:type="dxa" w:w="70"/>
+              <w:right w:type="dxa" w:w="100"/>
+            </w:tcMar>
+          </w:tcPr>
+          <w:p>
+            <w:pPr>
+              <w:spacing w:after="0" w:line="260"/>
+            </w:pPr>
+            <w:r>
+              <w:rPr>
+                <w:rFonts w:ascii="Calibri" w:cs="Calibri" w:eastAsia="Calibri" w:hAnsi="Calibri"/>
+                <w:b/>
+                <w:bCs/>
+                <w:sz w:val="19"/>
+                <w:szCs w:val="19"/>
+              </w:rPr>
+              <w:t xml:space="preserve">FR-05</w:t>
+            </w:r>
+          </w:p>
+        </w:tc>
+        <w:tc>
+          <w:tcPr>
+            <w:tcW w:type="dxa" w:w="4600"/>
+            <w:tcMar>
+              <w:top w:type="dxa" w:w="70"/>
+              <w:left w:type="dxa" w:w="100"/>
+              <w:bottom w:type="dxa" w:w="70"/>
+              <w:right w:type="dxa" w:w="100"/>
+            </w:tcMar>
+          </w:tcPr>
+          <w:p>
+            <w:pPr>
+              <w:spacing w:after="0" w:line="260"/>
+            </w:pPr>
+            <w:r>
+              <w:rPr>
+                <w:rFonts w:ascii="Calibri" w:cs="Calibri" w:eastAsia="Calibri" w:hAnsi="Calibri"/>
+                <w:sz w:val="19"/>
+                <w:szCs w:val="19"/>
+              </w:rPr>
+              <w:t xml:space="preserve">Start session and send the menu</w:t>
+            </w:r>
+          </w:p>
+        </w:tc>
+        <w:tc>
+          <w:tcPr>
+            <w:tcW w:type="dxa" w:w="1300"/>
+            <w:tcMar>
+              <w:top w:type="dxa" w:w="70"/>
+              <w:left w:type="dxa" w:w="100"/>
+              <w:bottom w:type="dxa" w:w="70"/>
+              <w:right w:type="dxa" w:w="100"/>
+            </w:tcMar>
+          </w:tcPr>
+          <w:p>
+            <w:pPr>
+              <w:spacing w:after="0" w:line="260"/>
+            </w:pPr>
+            <w:r>
+              <w:rPr>
+                <w:rFonts w:ascii="Calibri" w:cs="Calibri" w:eastAsia="Calibri" w:hAnsi="Calibri"/>
+                <w:sz w:val="19"/>
+                <w:szCs w:val="19"/>
+              </w:rPr>
               <w:t xml:space="preserve">Must</w:t>
             </w:r>
           </w:p>
@@ -8937,6 +9145,526 @@
                 <w:rFonts w:ascii="Calibri" w:cs="Calibri" w:eastAsia="Calibri" w:hAnsi="Calibri"/>
                 <w:b/>
                 <w:bCs/>
+                <w:color w:val="24632F"/>
+                <w:sz w:val="19"/>
+                <w:szCs w:val="19"/>
+              </w:rPr>
+              <w:t xml:space="preserve">Built</w:t>
+            </w:r>
+          </w:p>
+        </w:tc>
+      </w:tr>
+      <w:tr>
+        <w:tc>
+          <w:tcPr>
+            <w:tcW w:type="dxa" w:w="1300"/>
+            <w:shd w:fill="F2F2F0" w:color="auto" w:val="clear"/>
+            <w:tcMar>
+              <w:top w:type="dxa" w:w="70"/>
+              <w:left w:type="dxa" w:w="100"/>
+              <w:bottom w:type="dxa" w:w="70"/>
+              <w:right w:type="dxa" w:w="100"/>
+            </w:tcMar>
+          </w:tcPr>
+          <w:p>
+            <w:pPr>
+              <w:spacing w:after="0" w:line="260"/>
+            </w:pPr>
+            <w:r>
+              <w:rPr>
+                <w:rFonts w:ascii="Calibri" w:cs="Calibri" w:eastAsia="Calibri" w:hAnsi="Calibri"/>
+                <w:b/>
+                <w:bCs/>
+                <w:sz w:val="19"/>
+                <w:szCs w:val="19"/>
+              </w:rPr>
+              <w:t xml:space="preserve">FR-06</w:t>
+            </w:r>
+          </w:p>
+        </w:tc>
+        <w:tc>
+          <w:tcPr>
+            <w:tcW w:type="dxa" w:w="4600"/>
+            <w:tcMar>
+              <w:top w:type="dxa" w:w="70"/>
+              <w:left w:type="dxa" w:w="100"/>
+              <w:bottom w:type="dxa" w:w="70"/>
+              <w:right w:type="dxa" w:w="100"/>
+            </w:tcMar>
+          </w:tcPr>
+          <w:p>
+            <w:pPr>
+              <w:spacing w:after="0" w:line="260"/>
+            </w:pPr>
+            <w:r>
+              <w:rPr>
+                <w:rFonts w:ascii="Calibri" w:cs="Calibri" w:eastAsia="Calibri" w:hAnsi="Calibri"/>
+                <w:sz w:val="19"/>
+                <w:szCs w:val="19"/>
+              </w:rPr>
+              <w:t xml:space="preserve">Numbered menu and cart</w:t>
+            </w:r>
+          </w:p>
+        </w:tc>
+        <w:tc>
+          <w:tcPr>
+            <w:tcW w:type="dxa" w:w="1300"/>
+            <w:tcMar>
+              <w:top w:type="dxa" w:w="70"/>
+              <w:left w:type="dxa" w:w="100"/>
+              <w:bottom w:type="dxa" w:w="70"/>
+              <w:right w:type="dxa" w:w="100"/>
+            </w:tcMar>
+          </w:tcPr>
+          <w:p>
+            <w:pPr>
+              <w:spacing w:after="0" w:line="260"/>
+            </w:pPr>
+            <w:r>
+              <w:rPr>
+                <w:rFonts w:ascii="Calibri" w:cs="Calibri" w:eastAsia="Calibri" w:hAnsi="Calibri"/>
+                <w:sz w:val="19"/>
+                <w:szCs w:val="19"/>
+              </w:rPr>
+              <w:t xml:space="preserve">Must</w:t>
+            </w:r>
+          </w:p>
+        </w:tc>
+        <w:tc>
+          <w:tcPr>
+            <w:tcW w:type="dxa" w:w="2100"/>
+            <w:tcMar>
+              <w:top w:type="dxa" w:w="70"/>
+              <w:left w:type="dxa" w:w="100"/>
+              <w:bottom w:type="dxa" w:w="70"/>
+              <w:right w:type="dxa" w:w="100"/>
+            </w:tcMar>
+          </w:tcPr>
+          <w:p>
+            <w:pPr>
+              <w:spacing w:after="0" w:line="260"/>
+            </w:pPr>
+            <w:r>
+              <w:rPr>
+                <w:rFonts w:ascii="Calibri" w:cs="Calibri" w:eastAsia="Calibri" w:hAnsi="Calibri"/>
+                <w:b/>
+                <w:bCs/>
+                <w:color w:val="24632F"/>
+                <w:sz w:val="19"/>
+                <w:szCs w:val="19"/>
+              </w:rPr>
+              <w:t xml:space="preserve">Built</w:t>
+            </w:r>
+          </w:p>
+        </w:tc>
+      </w:tr>
+      <w:tr>
+        <w:tc>
+          <w:tcPr>
+            <w:tcW w:type="dxa" w:w="1300"/>
+            <w:shd w:fill="F2F2F0" w:color="auto" w:val="clear"/>
+            <w:tcMar>
+              <w:top w:type="dxa" w:w="70"/>
+              <w:left w:type="dxa" w:w="100"/>
+              <w:bottom w:type="dxa" w:w="70"/>
+              <w:right w:type="dxa" w:w="100"/>
+            </w:tcMar>
+          </w:tcPr>
+          <w:p>
+            <w:pPr>
+              <w:spacing w:after="0" w:line="260"/>
+            </w:pPr>
+            <w:r>
+              <w:rPr>
+                <w:rFonts w:ascii="Calibri" w:cs="Calibri" w:eastAsia="Calibri" w:hAnsi="Calibri"/>
+                <w:b/>
+                <w:bCs/>
+                <w:sz w:val="19"/>
+                <w:szCs w:val="19"/>
+              </w:rPr>
+              <w:t xml:space="preserve">FR-07</w:t>
+            </w:r>
+          </w:p>
+        </w:tc>
+        <w:tc>
+          <w:tcPr>
+            <w:tcW w:type="dxa" w:w="4600"/>
+            <w:tcMar>
+              <w:top w:type="dxa" w:w="70"/>
+              <w:left w:type="dxa" w:w="100"/>
+              <w:bottom w:type="dxa" w:w="70"/>
+              <w:right w:type="dxa" w:w="100"/>
+            </w:tcMar>
+          </w:tcPr>
+          <w:p>
+            <w:pPr>
+              <w:spacing w:after="0" w:line="260"/>
+            </w:pPr>
+            <w:r>
+              <w:rPr>
+                <w:rFonts w:ascii="Calibri" w:cs="Calibri" w:eastAsia="Calibri" w:hAnsi="Calibri"/>
+                <w:sz w:val="19"/>
+                <w:szCs w:val="19"/>
+              </w:rPr>
+              <w:t xml:space="preserve">Summary and confirmation</w:t>
+            </w:r>
+          </w:p>
+        </w:tc>
+        <w:tc>
+          <w:tcPr>
+            <w:tcW w:type="dxa" w:w="1300"/>
+            <w:tcMar>
+              <w:top w:type="dxa" w:w="70"/>
+              <w:left w:type="dxa" w:w="100"/>
+              <w:bottom w:type="dxa" w:w="70"/>
+              <w:right w:type="dxa" w:w="100"/>
+            </w:tcMar>
+          </w:tcPr>
+          <w:p>
+            <w:pPr>
+              <w:spacing w:after="0" w:line="260"/>
+            </w:pPr>
+            <w:r>
+              <w:rPr>
+                <w:rFonts w:ascii="Calibri" w:cs="Calibri" w:eastAsia="Calibri" w:hAnsi="Calibri"/>
+                <w:sz w:val="19"/>
+                <w:szCs w:val="19"/>
+              </w:rPr>
+              <w:t xml:space="preserve">Must</w:t>
+            </w:r>
+          </w:p>
+        </w:tc>
+        <w:tc>
+          <w:tcPr>
+            <w:tcW w:type="dxa" w:w="2100"/>
+            <w:tcMar>
+              <w:top w:type="dxa" w:w="70"/>
+              <w:left w:type="dxa" w:w="100"/>
+              <w:bottom w:type="dxa" w:w="70"/>
+              <w:right w:type="dxa" w:w="100"/>
+            </w:tcMar>
+          </w:tcPr>
+          <w:p>
+            <w:pPr>
+              <w:spacing w:after="0" w:line="260"/>
+            </w:pPr>
+            <w:r>
+              <w:rPr>
+                <w:rFonts w:ascii="Calibri" w:cs="Calibri" w:eastAsia="Calibri" w:hAnsi="Calibri"/>
+                <w:b/>
+                <w:bCs/>
+                <w:color w:val="24632F"/>
+                <w:sz w:val="19"/>
+                <w:szCs w:val="19"/>
+              </w:rPr>
+              <w:t xml:space="preserve">Built</w:t>
+            </w:r>
+          </w:p>
+        </w:tc>
+      </w:tr>
+      <w:tr>
+        <w:tc>
+          <w:tcPr>
+            <w:tcW w:type="dxa" w:w="1300"/>
+            <w:shd w:fill="F2F2F0" w:color="auto" w:val="clear"/>
+            <w:tcMar>
+              <w:top w:type="dxa" w:w="70"/>
+              <w:left w:type="dxa" w:w="100"/>
+              <w:bottom w:type="dxa" w:w="70"/>
+              <w:right w:type="dxa" w:w="100"/>
+            </w:tcMar>
+          </w:tcPr>
+          <w:p>
+            <w:pPr>
+              <w:spacing w:after="0" w:line="260"/>
+            </w:pPr>
+            <w:r>
+              <w:rPr>
+                <w:rFonts w:ascii="Calibri" w:cs="Calibri" w:eastAsia="Calibri" w:hAnsi="Calibri"/>
+                <w:b/>
+                <w:bCs/>
+                <w:sz w:val="19"/>
+                <w:szCs w:val="19"/>
+              </w:rPr>
+              <w:t xml:space="preserve">FR-08</w:t>
+            </w:r>
+          </w:p>
+        </w:tc>
+        <w:tc>
+          <w:tcPr>
+            <w:tcW w:type="dxa" w:w="4600"/>
+            <w:tcMar>
+              <w:top w:type="dxa" w:w="70"/>
+              <w:left w:type="dxa" w:w="100"/>
+              <w:bottom w:type="dxa" w:w="70"/>
+              <w:right w:type="dxa" w:w="100"/>
+            </w:tcMar>
+          </w:tcPr>
+          <w:p>
+            <w:pPr>
+              <w:spacing w:after="0" w:line="260"/>
+            </w:pPr>
+            <w:r>
+              <w:rPr>
+                <w:rFonts w:ascii="Calibri" w:cs="Calibri" w:eastAsia="Calibri" w:hAnsi="Calibri"/>
+                <w:sz w:val="19"/>
+                <w:szCs w:val="19"/>
+              </w:rPr>
+              <w:t xml:space="preserve">One-word reorder of the last order</w:t>
+            </w:r>
+          </w:p>
+        </w:tc>
+        <w:tc>
+          <w:tcPr>
+            <w:tcW w:type="dxa" w:w="1300"/>
+            <w:tcMar>
+              <w:top w:type="dxa" w:w="70"/>
+              <w:left w:type="dxa" w:w="100"/>
+              <w:bottom w:type="dxa" w:w="70"/>
+              <w:right w:type="dxa" w:w="100"/>
+            </w:tcMar>
+          </w:tcPr>
+          <w:p>
+            <w:pPr>
+              <w:spacing w:after="0" w:line="260"/>
+            </w:pPr>
+            <w:r>
+              <w:rPr>
+                <w:rFonts w:ascii="Calibri" w:cs="Calibri" w:eastAsia="Calibri" w:hAnsi="Calibri"/>
+                <w:sz w:val="19"/>
+                <w:szCs w:val="19"/>
+              </w:rPr>
+              <w:t xml:space="preserve">Must</w:t>
+            </w:r>
+          </w:p>
+        </w:tc>
+        <w:tc>
+          <w:tcPr>
+            <w:tcW w:type="dxa" w:w="2100"/>
+            <w:tcMar>
+              <w:top w:type="dxa" w:w="70"/>
+              <w:left w:type="dxa" w:w="100"/>
+              <w:bottom w:type="dxa" w:w="70"/>
+              <w:right w:type="dxa" w:w="100"/>
+            </w:tcMar>
+          </w:tcPr>
+          <w:p>
+            <w:pPr>
+              <w:spacing w:after="0" w:line="260"/>
+            </w:pPr>
+            <w:r>
+              <w:rPr>
+                <w:rFonts w:ascii="Calibri" w:cs="Calibri" w:eastAsia="Calibri" w:hAnsi="Calibri"/>
+                <w:b/>
+                <w:bCs/>
+                <w:color w:val="24632F"/>
+                <w:sz w:val="19"/>
+                <w:szCs w:val="19"/>
+              </w:rPr>
+              <w:t xml:space="preserve">Built</w:t>
+            </w:r>
+          </w:p>
+        </w:tc>
+      </w:tr>
+      <w:tr>
+        <w:tc>
+          <w:tcPr>
+            <w:tcW w:type="dxa" w:w="1300"/>
+            <w:shd w:fill="F2F2F0" w:color="auto" w:val="clear"/>
+            <w:tcMar>
+              <w:top w:type="dxa" w:w="70"/>
+              <w:left w:type="dxa" w:w="100"/>
+              <w:bottom w:type="dxa" w:w="70"/>
+              <w:right w:type="dxa" w:w="100"/>
+            </w:tcMar>
+          </w:tcPr>
+          <w:p>
+            <w:pPr>
+              <w:spacing w:after="0" w:line="260"/>
+            </w:pPr>
+            <w:r>
+              <w:rPr>
+                <w:rFonts w:ascii="Calibri" w:cs="Calibri" w:eastAsia="Calibri" w:hAnsi="Calibri"/>
+                <w:b/>
+                <w:bCs/>
+                <w:sz w:val="19"/>
+                <w:szCs w:val="19"/>
+              </w:rPr>
+              <w:t xml:space="preserve">FR-09</w:t>
+            </w:r>
+          </w:p>
+        </w:tc>
+        <w:tc>
+          <w:tcPr>
+            <w:tcW w:type="dxa" w:w="4600"/>
+            <w:tcMar>
+              <w:top w:type="dxa" w:w="70"/>
+              <w:left w:type="dxa" w:w="100"/>
+              <w:bottom w:type="dxa" w:w="70"/>
+              <w:right w:type="dxa" w:w="100"/>
+            </w:tcMar>
+          </w:tcPr>
+          <w:p>
+            <w:pPr>
+              <w:spacing w:after="0" w:line="260"/>
+            </w:pPr>
+            <w:r>
+              <w:rPr>
+                <w:rFonts w:ascii="Calibri" w:cs="Calibri" w:eastAsia="Calibri" w:hAnsi="Calibri"/>
+                <w:sz w:val="19"/>
+                <w:szCs w:val="19"/>
+              </w:rPr>
+              <w:t xml:space="preserve">Pickup or delivery</w:t>
+            </w:r>
+          </w:p>
+        </w:tc>
+        <w:tc>
+          <w:tcPr>
+            <w:tcW w:type="dxa" w:w="1300"/>
+            <w:tcMar>
+              <w:top w:type="dxa" w:w="70"/>
+              <w:left w:type="dxa" w:w="100"/>
+              <w:bottom w:type="dxa" w:w="70"/>
+              <w:right w:type="dxa" w:w="100"/>
+            </w:tcMar>
+          </w:tcPr>
+          <w:p>
+            <w:pPr>
+              <w:spacing w:after="0" w:line="260"/>
+            </w:pPr>
+            <w:r>
+              <w:rPr>
+                <w:rFonts w:ascii="Calibri" w:cs="Calibri" w:eastAsia="Calibri" w:hAnsi="Calibri"/>
+                <w:sz w:val="19"/>
+                <w:szCs w:val="19"/>
+              </w:rPr>
+              <w:t xml:space="preserve">Must</w:t>
+            </w:r>
+          </w:p>
+        </w:tc>
+        <w:tc>
+          <w:tcPr>
+            <w:tcW w:type="dxa" w:w="2100"/>
+            <w:tcMar>
+              <w:top w:type="dxa" w:w="70"/>
+              <w:left w:type="dxa" w:w="100"/>
+              <w:bottom w:type="dxa" w:w="70"/>
+              <w:right w:type="dxa" w:w="100"/>
+            </w:tcMar>
+          </w:tcPr>
+          <w:p>
+            <w:pPr>
+              <w:spacing w:after="0" w:line="260"/>
+            </w:pPr>
+            <w:r>
+              <w:rPr>
+                <w:rFonts w:ascii="Calibri" w:cs="Calibri" w:eastAsia="Calibri" w:hAnsi="Calibri"/>
+                <w:b/>
+                <w:bCs/>
+                <w:color w:val="24632F"/>
+                <w:sz w:val="19"/>
+                <w:szCs w:val="19"/>
+              </w:rPr>
+              <w:t xml:space="preserve">Built</w:t>
+            </w:r>
+          </w:p>
+        </w:tc>
+      </w:tr>
+      <w:tr>
+        <w:tc>
+          <w:tcPr>
+            <w:tcW w:type="dxa" w:w="1300"/>
+            <w:shd w:fill="F2F2F0" w:color="auto" w:val="clear"/>
+            <w:tcMar>
+              <w:top w:type="dxa" w:w="70"/>
+              <w:left w:type="dxa" w:w="100"/>
+              <w:bottom w:type="dxa" w:w="70"/>
+              <w:right w:type="dxa" w:w="100"/>
+            </w:tcMar>
+          </w:tcPr>
+          <w:p>
+            <w:pPr>
+              <w:spacing w:after="0" w:line="260"/>
+            </w:pPr>
+            <w:r>
+              <w:rPr>
+                <w:rFonts w:ascii="Calibri" w:cs="Calibri" w:eastAsia="Calibri" w:hAnsi="Calibri"/>
+                <w:b/>
+                <w:bCs/>
+                <w:sz w:val="19"/>
+                <w:szCs w:val="19"/>
+              </w:rPr>
+              <w:t xml:space="preserve">FR-10</w:t>
+            </w:r>
+          </w:p>
+        </w:tc>
+        <w:tc>
+          <w:tcPr>
+            <w:tcW w:type="dxa" w:w="4600"/>
+            <w:tcMar>
+              <w:top w:type="dxa" w:w="70"/>
+              <w:left w:type="dxa" w:w="100"/>
+              <w:bottom w:type="dxa" w:w="70"/>
+              <w:right w:type="dxa" w:w="100"/>
+            </w:tcMar>
+          </w:tcPr>
+          <w:p>
+            <w:pPr>
+              <w:spacing w:after="0" w:line="260"/>
+            </w:pPr>
+            <w:r>
+              <w:rPr>
+                <w:rFonts w:ascii="Calibri" w:cs="Calibri" w:eastAsia="Calibri" w:hAnsi="Calibri"/>
+                <w:sz w:val="19"/>
+                <w:szCs w:val="19"/>
+              </w:rPr>
+              <w:t xml:space="preserve">Payment (cash; online deferred)</w:t>
+            </w:r>
+          </w:p>
+        </w:tc>
+        <w:tc>
+          <w:tcPr>
+            <w:tcW w:type="dxa" w:w="1300"/>
+            <w:tcMar>
+              <w:top w:type="dxa" w:w="70"/>
+              <w:left w:type="dxa" w:w="100"/>
+              <w:bottom w:type="dxa" w:w="70"/>
+              <w:right w:type="dxa" w:w="100"/>
+            </w:tcMar>
+          </w:tcPr>
+          <w:p>
+            <w:pPr>
+              <w:spacing w:after="0" w:line="260"/>
+            </w:pPr>
+            <w:r>
+              <w:rPr>
+                <w:rFonts w:ascii="Calibri" w:cs="Calibri" w:eastAsia="Calibri" w:hAnsi="Calibri"/>
+                <w:sz w:val="19"/>
+                <w:szCs w:val="19"/>
+              </w:rPr>
+              <w:t xml:space="preserve">Must</w:t>
+            </w:r>
+          </w:p>
+        </w:tc>
+        <w:tc>
+          <w:tcPr>
+            <w:tcW w:type="dxa" w:w="2100"/>
+            <w:tcMar>
+              <w:top w:type="dxa" w:w="70"/>
+              <w:left w:type="dxa" w:w="100"/>
+              <w:bottom w:type="dxa" w:w="70"/>
+              <w:right w:type="dxa" w:w="100"/>
+            </w:tcMar>
+          </w:tcPr>
+          <w:p>
+            <w:pPr>
+              <w:spacing w:after="0" w:line="260"/>
+            </w:pPr>
+            <w:r>
+              <w:rPr>
+                <w:rFonts w:ascii="Calibri" w:cs="Calibri" w:eastAsia="Calibri" w:hAnsi="Calibri"/>
+                <w:b/>
+                <w:bCs/>
                 <w:color w:val="8A4A0A"/>
                 <w:sz w:val="19"/>
                 <w:szCs w:val="19"/>
@@ -8970,7 +9698,7 @@
                 <w:sz w:val="19"/>
                 <w:szCs w:val="19"/>
               </w:rPr>
-              <w:t xml:space="preserve">FR-04</w:t>
+              <w:t xml:space="preserve">FR-11</w:t>
             </w:r>
           </w:p>
         </w:tc>
@@ -8994,7 +9722,7 @@
                 <w:sz w:val="19"/>
                 <w:szCs w:val="19"/>
               </w:rPr>
-              <w:t xml:space="preserve">Custom message templates</w:t>
+              <w:t xml:space="preserve">Status notifications</w:t>
             </w:r>
           </w:p>
         </w:tc>
@@ -9018,6 +9746,630 @@
                 <w:sz w:val="19"/>
                 <w:szCs w:val="19"/>
               </w:rPr>
+              <w:t xml:space="preserve">Must</w:t>
+            </w:r>
+          </w:p>
+        </w:tc>
+        <w:tc>
+          <w:tcPr>
+            <w:tcW w:type="dxa" w:w="2100"/>
+            <w:tcMar>
+              <w:top w:type="dxa" w:w="70"/>
+              <w:left w:type="dxa" w:w="100"/>
+              <w:bottom w:type="dxa" w:w="70"/>
+              <w:right w:type="dxa" w:w="100"/>
+            </w:tcMar>
+          </w:tcPr>
+          <w:p>
+            <w:pPr>
+              <w:spacing w:after="0" w:line="260"/>
+            </w:pPr>
+            <w:r>
+              <w:rPr>
+                <w:rFonts w:ascii="Calibri" w:cs="Calibri" w:eastAsia="Calibri" w:hAnsi="Calibri"/>
+                <w:b/>
+                <w:bCs/>
+                <w:color w:val="24632F"/>
+                <w:sz w:val="19"/>
+                <w:szCs w:val="19"/>
+              </w:rPr>
+              <w:t xml:space="preserve">Built</w:t>
+            </w:r>
+          </w:p>
+        </w:tc>
+      </w:tr>
+      <w:tr>
+        <w:tc>
+          <w:tcPr>
+            <w:tcW w:type="dxa" w:w="1300"/>
+            <w:shd w:fill="F2F2F0" w:color="auto" w:val="clear"/>
+            <w:tcMar>
+              <w:top w:type="dxa" w:w="70"/>
+              <w:left w:type="dxa" w:w="100"/>
+              <w:bottom w:type="dxa" w:w="70"/>
+              <w:right w:type="dxa" w:w="100"/>
+            </w:tcMar>
+          </w:tcPr>
+          <w:p>
+            <w:pPr>
+              <w:spacing w:after="0" w:line="260"/>
+            </w:pPr>
+            <w:r>
+              <w:rPr>
+                <w:rFonts w:ascii="Calibri" w:cs="Calibri" w:eastAsia="Calibri" w:hAnsi="Calibri"/>
+                <w:b/>
+                <w:bCs/>
+                <w:sz w:val="19"/>
+                <w:szCs w:val="19"/>
+              </w:rPr>
+              <w:t xml:space="preserve">FR-12</w:t>
+            </w:r>
+          </w:p>
+        </w:tc>
+        <w:tc>
+          <w:tcPr>
+            <w:tcW w:type="dxa" w:w="4600"/>
+            <w:tcMar>
+              <w:top w:type="dxa" w:w="70"/>
+              <w:left w:type="dxa" w:w="100"/>
+              <w:bottom w:type="dxa" w:w="70"/>
+              <w:right w:type="dxa" w:w="100"/>
+            </w:tcMar>
+          </w:tcPr>
+          <w:p>
+            <w:pPr>
+              <w:spacing w:after="0" w:line="260"/>
+            </w:pPr>
+            <w:r>
+              <w:rPr>
+                <w:rFonts w:ascii="Calibri" w:cs="Calibri" w:eastAsia="Calibri" w:hAnsi="Calibri"/>
+                <w:sz w:val="19"/>
+                <w:szCs w:val="19"/>
+              </w:rPr>
+              <w:t xml:space="preserve">Live orders</w:t>
+            </w:r>
+          </w:p>
+        </w:tc>
+        <w:tc>
+          <w:tcPr>
+            <w:tcW w:type="dxa" w:w="1300"/>
+            <w:tcMar>
+              <w:top w:type="dxa" w:w="70"/>
+              <w:left w:type="dxa" w:w="100"/>
+              <w:bottom w:type="dxa" w:w="70"/>
+              <w:right w:type="dxa" w:w="100"/>
+            </w:tcMar>
+          </w:tcPr>
+          <w:p>
+            <w:pPr>
+              <w:spacing w:after="0" w:line="260"/>
+            </w:pPr>
+            <w:r>
+              <w:rPr>
+                <w:rFonts w:ascii="Calibri" w:cs="Calibri" w:eastAsia="Calibri" w:hAnsi="Calibri"/>
+                <w:sz w:val="19"/>
+                <w:szCs w:val="19"/>
+              </w:rPr>
+              <w:t xml:space="preserve">Must</w:t>
+            </w:r>
+          </w:p>
+        </w:tc>
+        <w:tc>
+          <w:tcPr>
+            <w:tcW w:type="dxa" w:w="2100"/>
+            <w:tcMar>
+              <w:top w:type="dxa" w:w="70"/>
+              <w:left w:type="dxa" w:w="100"/>
+              <w:bottom w:type="dxa" w:w="70"/>
+              <w:right w:type="dxa" w:w="100"/>
+            </w:tcMar>
+          </w:tcPr>
+          <w:p>
+            <w:pPr>
+              <w:spacing w:after="0" w:line="260"/>
+            </w:pPr>
+            <w:r>
+              <w:rPr>
+                <w:rFonts w:ascii="Calibri" w:cs="Calibri" w:eastAsia="Calibri" w:hAnsi="Calibri"/>
+                <w:b/>
+                <w:bCs/>
+                <w:color w:val="24632F"/>
+                <w:sz w:val="19"/>
+                <w:szCs w:val="19"/>
+              </w:rPr>
+              <w:t xml:space="preserve">Built</w:t>
+            </w:r>
+          </w:p>
+        </w:tc>
+      </w:tr>
+      <w:tr>
+        <w:tc>
+          <w:tcPr>
+            <w:tcW w:type="dxa" w:w="1300"/>
+            <w:shd w:fill="F2F2F0" w:color="auto" w:val="clear"/>
+            <w:tcMar>
+              <w:top w:type="dxa" w:w="70"/>
+              <w:left w:type="dxa" w:w="100"/>
+              <w:bottom w:type="dxa" w:w="70"/>
+              <w:right w:type="dxa" w:w="100"/>
+            </w:tcMar>
+          </w:tcPr>
+          <w:p>
+            <w:pPr>
+              <w:spacing w:after="0" w:line="260"/>
+            </w:pPr>
+            <w:r>
+              <w:rPr>
+                <w:rFonts w:ascii="Calibri" w:cs="Calibri" w:eastAsia="Calibri" w:hAnsi="Calibri"/>
+                <w:b/>
+                <w:bCs/>
+                <w:sz w:val="19"/>
+                <w:szCs w:val="19"/>
+              </w:rPr>
+              <w:t xml:space="preserve">FR-13</w:t>
+            </w:r>
+          </w:p>
+        </w:tc>
+        <w:tc>
+          <w:tcPr>
+            <w:tcW w:type="dxa" w:w="4600"/>
+            <w:tcMar>
+              <w:top w:type="dxa" w:w="70"/>
+              <w:left w:type="dxa" w:w="100"/>
+              <w:bottom w:type="dxa" w:w="70"/>
+              <w:right w:type="dxa" w:w="100"/>
+            </w:tcMar>
+          </w:tcPr>
+          <w:p>
+            <w:pPr>
+              <w:spacing w:after="0" w:line="260"/>
+            </w:pPr>
+            <w:r>
+              <w:rPr>
+                <w:rFonts w:ascii="Calibri" w:cs="Calibri" w:eastAsia="Calibri" w:hAnsi="Calibri"/>
+                <w:sz w:val="19"/>
+                <w:szCs w:val="19"/>
+              </w:rPr>
+              <w:t xml:space="preserve">Order management</w:t>
+            </w:r>
+          </w:p>
+        </w:tc>
+        <w:tc>
+          <w:tcPr>
+            <w:tcW w:type="dxa" w:w="1300"/>
+            <w:tcMar>
+              <w:top w:type="dxa" w:w="70"/>
+              <w:left w:type="dxa" w:w="100"/>
+              <w:bottom w:type="dxa" w:w="70"/>
+              <w:right w:type="dxa" w:w="100"/>
+            </w:tcMar>
+          </w:tcPr>
+          <w:p>
+            <w:pPr>
+              <w:spacing w:after="0" w:line="260"/>
+            </w:pPr>
+            <w:r>
+              <w:rPr>
+                <w:rFonts w:ascii="Calibri" w:cs="Calibri" w:eastAsia="Calibri" w:hAnsi="Calibri"/>
+                <w:sz w:val="19"/>
+                <w:szCs w:val="19"/>
+              </w:rPr>
+              <w:t xml:space="preserve">Must</w:t>
+            </w:r>
+          </w:p>
+        </w:tc>
+        <w:tc>
+          <w:tcPr>
+            <w:tcW w:type="dxa" w:w="2100"/>
+            <w:tcMar>
+              <w:top w:type="dxa" w:w="70"/>
+              <w:left w:type="dxa" w:w="100"/>
+              <w:bottom w:type="dxa" w:w="70"/>
+              <w:right w:type="dxa" w:w="100"/>
+            </w:tcMar>
+          </w:tcPr>
+          <w:p>
+            <w:pPr>
+              <w:spacing w:after="0" w:line="260"/>
+            </w:pPr>
+            <w:r>
+              <w:rPr>
+                <w:rFonts w:ascii="Calibri" w:cs="Calibri" w:eastAsia="Calibri" w:hAnsi="Calibri"/>
+                <w:b/>
+                <w:bCs/>
+                <w:color w:val="8A4A0A"/>
+                <w:sz w:val="19"/>
+                <w:szCs w:val="19"/>
+              </w:rPr>
+              <w:t xml:space="preserve">Partially built</w:t>
+            </w:r>
+          </w:p>
+        </w:tc>
+      </w:tr>
+      <w:tr>
+        <w:tc>
+          <w:tcPr>
+            <w:tcW w:type="dxa" w:w="1300"/>
+            <w:shd w:fill="F2F2F0" w:color="auto" w:val="clear"/>
+            <w:tcMar>
+              <w:top w:type="dxa" w:w="70"/>
+              <w:left w:type="dxa" w:w="100"/>
+              <w:bottom w:type="dxa" w:w="70"/>
+              <w:right w:type="dxa" w:w="100"/>
+            </w:tcMar>
+          </w:tcPr>
+          <w:p>
+            <w:pPr>
+              <w:spacing w:after="0" w:line="260"/>
+            </w:pPr>
+            <w:r>
+              <w:rPr>
+                <w:rFonts w:ascii="Calibri" w:cs="Calibri" w:eastAsia="Calibri" w:hAnsi="Calibri"/>
+                <w:b/>
+                <w:bCs/>
+                <w:sz w:val="19"/>
+                <w:szCs w:val="19"/>
+              </w:rPr>
+              <w:t xml:space="preserve">FR-14</w:t>
+            </w:r>
+          </w:p>
+        </w:tc>
+        <w:tc>
+          <w:tcPr>
+            <w:tcW w:type="dxa" w:w="4600"/>
+            <w:tcMar>
+              <w:top w:type="dxa" w:w="70"/>
+              <w:left w:type="dxa" w:w="100"/>
+              <w:bottom w:type="dxa" w:w="70"/>
+              <w:right w:type="dxa" w:w="100"/>
+            </w:tcMar>
+          </w:tcPr>
+          <w:p>
+            <w:pPr>
+              <w:spacing w:after="0" w:line="260"/>
+            </w:pPr>
+            <w:r>
+              <w:rPr>
+                <w:rFonts w:ascii="Calibri" w:cs="Calibri" w:eastAsia="Calibri" w:hAnsi="Calibri"/>
+                <w:sz w:val="19"/>
+                <w:szCs w:val="19"/>
+              </w:rPr>
+              <w:t xml:space="preserve">Customer statistics</w:t>
+            </w:r>
+          </w:p>
+        </w:tc>
+        <w:tc>
+          <w:tcPr>
+            <w:tcW w:type="dxa" w:w="1300"/>
+            <w:tcMar>
+              <w:top w:type="dxa" w:w="70"/>
+              <w:left w:type="dxa" w:w="100"/>
+              <w:bottom w:type="dxa" w:w="70"/>
+              <w:right w:type="dxa" w:w="100"/>
+            </w:tcMar>
+          </w:tcPr>
+          <w:p>
+            <w:pPr>
+              <w:spacing w:after="0" w:line="260"/>
+            </w:pPr>
+            <w:r>
+              <w:rPr>
+                <w:rFonts w:ascii="Calibri" w:cs="Calibri" w:eastAsia="Calibri" w:hAnsi="Calibri"/>
+                <w:sz w:val="19"/>
+                <w:szCs w:val="19"/>
+              </w:rPr>
+              <w:t xml:space="preserve">Must</w:t>
+            </w:r>
+          </w:p>
+        </w:tc>
+        <w:tc>
+          <w:tcPr>
+            <w:tcW w:type="dxa" w:w="2100"/>
+            <w:tcMar>
+              <w:top w:type="dxa" w:w="70"/>
+              <w:left w:type="dxa" w:w="100"/>
+              <w:bottom w:type="dxa" w:w="70"/>
+              <w:right w:type="dxa" w:w="100"/>
+            </w:tcMar>
+          </w:tcPr>
+          <w:p>
+            <w:pPr>
+              <w:spacing w:after="0" w:line="260"/>
+            </w:pPr>
+            <w:r>
+              <w:rPr>
+                <w:rFonts w:ascii="Calibri" w:cs="Calibri" w:eastAsia="Calibri" w:hAnsi="Calibri"/>
+                <w:b/>
+                <w:bCs/>
+                <w:color w:val="5A5A57"/>
+                <w:sz w:val="19"/>
+                <w:szCs w:val="19"/>
+              </w:rPr>
+              <w:t xml:space="preserve">Not built</w:t>
+            </w:r>
+          </w:p>
+        </w:tc>
+      </w:tr>
+      <w:tr>
+        <w:tc>
+          <w:tcPr>
+            <w:tcW w:type="dxa" w:w="1300"/>
+            <w:shd w:fill="F2F2F0" w:color="auto" w:val="clear"/>
+            <w:tcMar>
+              <w:top w:type="dxa" w:w="70"/>
+              <w:left w:type="dxa" w:w="100"/>
+              <w:bottom w:type="dxa" w:w="70"/>
+              <w:right w:type="dxa" w:w="100"/>
+            </w:tcMar>
+          </w:tcPr>
+          <w:p>
+            <w:pPr>
+              <w:spacing w:after="0" w:line="260"/>
+            </w:pPr>
+            <w:r>
+              <w:rPr>
+                <w:rFonts w:ascii="Calibri" w:cs="Calibri" w:eastAsia="Calibri" w:hAnsi="Calibri"/>
+                <w:b/>
+                <w:bCs/>
+                <w:sz w:val="19"/>
+                <w:szCs w:val="19"/>
+              </w:rPr>
+              <w:t xml:space="preserve">FR-15</w:t>
+            </w:r>
+          </w:p>
+        </w:tc>
+        <w:tc>
+          <w:tcPr>
+            <w:tcW w:type="dxa" w:w="4600"/>
+            <w:tcMar>
+              <w:top w:type="dxa" w:w="70"/>
+              <w:left w:type="dxa" w:w="100"/>
+              <w:bottom w:type="dxa" w:w="70"/>
+              <w:right w:type="dxa" w:w="100"/>
+            </w:tcMar>
+          </w:tcPr>
+          <w:p>
+            <w:pPr>
+              <w:spacing w:after="0" w:line="260"/>
+            </w:pPr>
+            <w:r>
+              <w:rPr>
+                <w:rFonts w:ascii="Calibri" w:cs="Calibri" w:eastAsia="Calibri" w:hAnsi="Calibri"/>
+                <w:sz w:val="19"/>
+                <w:szCs w:val="19"/>
+              </w:rPr>
+              <w:t xml:space="preserve">Payment provider</w:t>
+            </w:r>
+          </w:p>
+        </w:tc>
+        <w:tc>
+          <w:tcPr>
+            <w:tcW w:type="dxa" w:w="1300"/>
+            <w:tcMar>
+              <w:top w:type="dxa" w:w="70"/>
+              <w:left w:type="dxa" w:w="100"/>
+              <w:bottom w:type="dxa" w:w="70"/>
+              <w:right w:type="dxa" w:w="100"/>
+            </w:tcMar>
+          </w:tcPr>
+          <w:p>
+            <w:pPr>
+              <w:spacing w:after="0" w:line="260"/>
+            </w:pPr>
+            <w:r>
+              <w:rPr>
+                <w:rFonts w:ascii="Calibri" w:cs="Calibri" w:eastAsia="Calibri" w:hAnsi="Calibri"/>
+                <w:sz w:val="19"/>
+                <w:szCs w:val="19"/>
+              </w:rPr>
+              <w:t xml:space="preserve">Must</w:t>
+            </w:r>
+          </w:p>
+        </w:tc>
+        <w:tc>
+          <w:tcPr>
+            <w:tcW w:type="dxa" w:w="2100"/>
+            <w:tcMar>
+              <w:top w:type="dxa" w:w="70"/>
+              <w:left w:type="dxa" w:w="100"/>
+              <w:bottom w:type="dxa" w:w="70"/>
+              <w:right w:type="dxa" w:w="100"/>
+            </w:tcMar>
+          </w:tcPr>
+          <w:p>
+            <w:pPr>
+              <w:spacing w:after="0" w:line="260"/>
+            </w:pPr>
+            <w:r>
+              <w:rPr>
+                <w:rFonts w:ascii="Calibri" w:cs="Calibri" w:eastAsia="Calibri" w:hAnsi="Calibri"/>
+                <w:b/>
+                <w:bCs/>
+                <w:color w:val="5A5A57"/>
+                <w:sz w:val="19"/>
+                <w:szCs w:val="19"/>
+              </w:rPr>
+              <w:t xml:space="preserve">Deferred</w:t>
+            </w:r>
+          </w:p>
+        </w:tc>
+      </w:tr>
+      <w:tr>
+        <w:tc>
+          <w:tcPr>
+            <w:tcW w:type="dxa" w:w="1300"/>
+            <w:shd w:fill="F2F2F0" w:color="auto" w:val="clear"/>
+            <w:tcMar>
+              <w:top w:type="dxa" w:w="70"/>
+              <w:left w:type="dxa" w:w="100"/>
+              <w:bottom w:type="dxa" w:w="70"/>
+              <w:right w:type="dxa" w:w="100"/>
+            </w:tcMar>
+          </w:tcPr>
+          <w:p>
+            <w:pPr>
+              <w:spacing w:after="0" w:line="260"/>
+            </w:pPr>
+            <w:r>
+              <w:rPr>
+                <w:rFonts w:ascii="Calibri" w:cs="Calibri" w:eastAsia="Calibri" w:hAnsi="Calibri"/>
+                <w:b/>
+                <w:bCs/>
+                <w:sz w:val="19"/>
+                <w:szCs w:val="19"/>
+              </w:rPr>
+              <w:t xml:space="preserve">FR-16</w:t>
+            </w:r>
+          </w:p>
+        </w:tc>
+        <w:tc>
+          <w:tcPr>
+            <w:tcW w:type="dxa" w:w="4600"/>
+            <w:tcMar>
+              <w:top w:type="dxa" w:w="70"/>
+              <w:left w:type="dxa" w:w="100"/>
+              <w:bottom w:type="dxa" w:w="70"/>
+              <w:right w:type="dxa" w:w="100"/>
+            </w:tcMar>
+          </w:tcPr>
+          <w:p>
+            <w:pPr>
+              <w:spacing w:after="0" w:line="260"/>
+            </w:pPr>
+            <w:r>
+              <w:rPr>
+                <w:rFonts w:ascii="Calibri" w:cs="Calibri" w:eastAsia="Calibri" w:hAnsi="Calibri"/>
+                <w:sz w:val="19"/>
+                <w:szCs w:val="19"/>
+              </w:rPr>
+              <w:t xml:space="preserve">Subscription billing</w:t>
+            </w:r>
+          </w:p>
+        </w:tc>
+        <w:tc>
+          <w:tcPr>
+            <w:tcW w:type="dxa" w:w="1300"/>
+            <w:tcMar>
+              <w:top w:type="dxa" w:w="70"/>
+              <w:left w:type="dxa" w:w="100"/>
+              <w:bottom w:type="dxa" w:w="70"/>
+              <w:right w:type="dxa" w:w="100"/>
+            </w:tcMar>
+          </w:tcPr>
+          <w:p>
+            <w:pPr>
+              <w:spacing w:after="0" w:line="260"/>
+            </w:pPr>
+            <w:r>
+              <w:rPr>
+                <w:rFonts w:ascii="Calibri" w:cs="Calibri" w:eastAsia="Calibri" w:hAnsi="Calibri"/>
+                <w:sz w:val="19"/>
+                <w:szCs w:val="19"/>
+              </w:rPr>
+              <w:t xml:space="preserve">Must</w:t>
+            </w:r>
+          </w:p>
+        </w:tc>
+        <w:tc>
+          <w:tcPr>
+            <w:tcW w:type="dxa" w:w="2100"/>
+            <w:tcMar>
+              <w:top w:type="dxa" w:w="70"/>
+              <w:left w:type="dxa" w:w="100"/>
+              <w:bottom w:type="dxa" w:w="70"/>
+              <w:right w:type="dxa" w:w="100"/>
+            </w:tcMar>
+          </w:tcPr>
+          <w:p>
+            <w:pPr>
+              <w:spacing w:after="0" w:line="260"/>
+            </w:pPr>
+            <w:r>
+              <w:rPr>
+                <w:rFonts w:ascii="Calibri" w:cs="Calibri" w:eastAsia="Calibri" w:hAnsi="Calibri"/>
+                <w:b/>
+                <w:bCs/>
+                <w:color w:val="5A5A57"/>
+                <w:sz w:val="19"/>
+                <w:szCs w:val="19"/>
+              </w:rPr>
+              <w:t xml:space="preserve">Deferred</w:t>
+            </w:r>
+          </w:p>
+        </w:tc>
+      </w:tr>
+      <w:tr>
+        <w:tc>
+          <w:tcPr>
+            <w:tcW w:type="dxa" w:w="1300"/>
+            <w:shd w:fill="F2F2F0" w:color="auto" w:val="clear"/>
+            <w:tcMar>
+              <w:top w:type="dxa" w:w="70"/>
+              <w:left w:type="dxa" w:w="100"/>
+              <w:bottom w:type="dxa" w:w="70"/>
+              <w:right w:type="dxa" w:w="100"/>
+            </w:tcMar>
+          </w:tcPr>
+          <w:p>
+            <w:pPr>
+              <w:spacing w:after="0" w:line="260"/>
+            </w:pPr>
+            <w:r>
+              <w:rPr>
+                <w:rFonts w:ascii="Calibri" w:cs="Calibri" w:eastAsia="Calibri" w:hAnsi="Calibri"/>
+                <w:b/>
+                <w:bCs/>
+                <w:sz w:val="19"/>
+                <w:szCs w:val="19"/>
+              </w:rPr>
+              <w:t xml:space="preserve">FR-17</w:t>
+            </w:r>
+          </w:p>
+        </w:tc>
+        <w:tc>
+          <w:tcPr>
+            <w:tcW w:type="dxa" w:w="4600"/>
+            <w:tcMar>
+              <w:top w:type="dxa" w:w="70"/>
+              <w:left w:type="dxa" w:w="100"/>
+              <w:bottom w:type="dxa" w:w="70"/>
+              <w:right w:type="dxa" w:w="100"/>
+            </w:tcMar>
+          </w:tcPr>
+          <w:p>
+            <w:pPr>
+              <w:spacing w:after="0" w:line="260"/>
+            </w:pPr>
+            <w:r>
+              <w:rPr>
+                <w:rFonts w:ascii="Calibri" w:cs="Calibri" w:eastAsia="Calibri" w:hAnsi="Calibri"/>
+                <w:sz w:val="19"/>
+                <w:szCs w:val="19"/>
+              </w:rPr>
+              <w:t xml:space="preserve">Basic analytics</w:t>
+            </w:r>
+          </w:p>
+        </w:tc>
+        <w:tc>
+          <w:tcPr>
+            <w:tcW w:type="dxa" w:w="1300"/>
+            <w:tcMar>
+              <w:top w:type="dxa" w:w="70"/>
+              <w:left w:type="dxa" w:w="100"/>
+              <w:bottom w:type="dxa" w:w="70"/>
+              <w:right w:type="dxa" w:w="100"/>
+            </w:tcMar>
+          </w:tcPr>
+          <w:p>
+            <w:pPr>
+              <w:spacing w:after="0" w:line="260"/>
+            </w:pPr>
+            <w:r>
+              <w:rPr>
+                <w:rFonts w:ascii="Calibri" w:cs="Calibri" w:eastAsia="Calibri" w:hAnsi="Calibri"/>
+                <w:sz w:val="19"/>
+                <w:szCs w:val="19"/>
+              </w:rPr>
               <w:t xml:space="preserve">Should</w:t>
             </w:r>
           </w:p>
@@ -9074,7 +10426,7 @@
                 <w:sz w:val="19"/>
                 <w:szCs w:val="19"/>
               </w:rPr>
-              <w:t xml:space="preserve">FR-05</w:t>
+              <w:t xml:space="preserve">FR-18</w:t>
             </w:r>
           </w:p>
         </w:tc>
@@ -9098,7 +10450,7 @@
                 <w:sz w:val="19"/>
                 <w:szCs w:val="19"/>
               </w:rPr>
-              <w:t xml:space="preserve">Start session and send the menu</w:t>
+              <w:t xml:space="preserve">Ownership / Health Score</w:t>
             </w:r>
           </w:p>
         </w:tc>
@@ -9122,6 +10474,422 @@
                 <w:sz w:val="19"/>
                 <w:szCs w:val="19"/>
               </w:rPr>
+              <w:t xml:space="preserve">Should</w:t>
+            </w:r>
+          </w:p>
+        </w:tc>
+        <w:tc>
+          <w:tcPr>
+            <w:tcW w:type="dxa" w:w="2100"/>
+            <w:tcMar>
+              <w:top w:type="dxa" w:w="70"/>
+              <w:left w:type="dxa" w:w="100"/>
+              <w:bottom w:type="dxa" w:w="70"/>
+              <w:right w:type="dxa" w:w="100"/>
+            </w:tcMar>
+          </w:tcPr>
+          <w:p>
+            <w:pPr>
+              <w:spacing w:after="0" w:line="260"/>
+            </w:pPr>
+            <w:r>
+              <w:rPr>
+                <w:rFonts w:ascii="Calibri" w:cs="Calibri" w:eastAsia="Calibri" w:hAnsi="Calibri"/>
+                <w:b/>
+                <w:bCs/>
+                <w:color w:val="5A5A57"/>
+                <w:sz w:val="19"/>
+                <w:szCs w:val="19"/>
+              </w:rPr>
+              <w:t xml:space="preserve">Deferred</w:t>
+            </w:r>
+          </w:p>
+        </w:tc>
+      </w:tr>
+      <w:tr>
+        <w:tc>
+          <w:tcPr>
+            <w:tcW w:type="dxa" w:w="1300"/>
+            <w:shd w:fill="F2F2F0" w:color="auto" w:val="clear"/>
+            <w:tcMar>
+              <w:top w:type="dxa" w:w="70"/>
+              <w:left w:type="dxa" w:w="100"/>
+              <w:bottom w:type="dxa" w:w="70"/>
+              <w:right w:type="dxa" w:w="100"/>
+            </w:tcMar>
+          </w:tcPr>
+          <w:p>
+            <w:pPr>
+              <w:spacing w:after="0" w:line="260"/>
+            </w:pPr>
+            <w:r>
+              <w:rPr>
+                <w:rFonts w:ascii="Calibri" w:cs="Calibri" w:eastAsia="Calibri" w:hAnsi="Calibri"/>
+                <w:b/>
+                <w:bCs/>
+                <w:sz w:val="19"/>
+                <w:szCs w:val="19"/>
+              </w:rPr>
+              <w:t xml:space="preserve">FR-19</w:t>
+            </w:r>
+          </w:p>
+        </w:tc>
+        <w:tc>
+          <w:tcPr>
+            <w:tcW w:type="dxa" w:w="4600"/>
+            <w:tcMar>
+              <w:top w:type="dxa" w:w="70"/>
+              <w:left w:type="dxa" w:w="100"/>
+              <w:bottom w:type="dxa" w:w="70"/>
+              <w:right w:type="dxa" w:w="100"/>
+            </w:tcMar>
+          </w:tcPr>
+          <w:p>
+            <w:pPr>
+              <w:spacing w:after="0" w:line="260"/>
+            </w:pPr>
+            <w:r>
+              <w:rPr>
+                <w:rFonts w:ascii="Calibri" w:cs="Calibri" w:eastAsia="Calibri" w:hAnsi="Calibri"/>
+                <w:sz w:val="19"/>
+                <w:szCs w:val="19"/>
+              </w:rPr>
+              <w:t xml:space="preserve">Conversion funnel</w:t>
+            </w:r>
+          </w:p>
+        </w:tc>
+        <w:tc>
+          <w:tcPr>
+            <w:tcW w:type="dxa" w:w="1300"/>
+            <w:tcMar>
+              <w:top w:type="dxa" w:w="70"/>
+              <w:left w:type="dxa" w:w="100"/>
+              <w:bottom w:type="dxa" w:w="70"/>
+              <w:right w:type="dxa" w:w="100"/>
+            </w:tcMar>
+          </w:tcPr>
+          <w:p>
+            <w:pPr>
+              <w:spacing w:after="0" w:line="260"/>
+            </w:pPr>
+            <w:r>
+              <w:rPr>
+                <w:rFonts w:ascii="Calibri" w:cs="Calibri" w:eastAsia="Calibri" w:hAnsi="Calibri"/>
+                <w:sz w:val="19"/>
+                <w:szCs w:val="19"/>
+              </w:rPr>
+              <w:t xml:space="preserve">Could</w:t>
+            </w:r>
+          </w:p>
+        </w:tc>
+        <w:tc>
+          <w:tcPr>
+            <w:tcW w:type="dxa" w:w="2100"/>
+            <w:tcMar>
+              <w:top w:type="dxa" w:w="70"/>
+              <w:left w:type="dxa" w:w="100"/>
+              <w:bottom w:type="dxa" w:w="70"/>
+              <w:right w:type="dxa" w:w="100"/>
+            </w:tcMar>
+          </w:tcPr>
+          <w:p>
+            <w:pPr>
+              <w:spacing w:after="0" w:line="260"/>
+            </w:pPr>
+            <w:r>
+              <w:rPr>
+                <w:rFonts w:ascii="Calibri" w:cs="Calibri" w:eastAsia="Calibri" w:hAnsi="Calibri"/>
+                <w:b/>
+                <w:bCs/>
+                <w:color w:val="5A5A57"/>
+                <w:sz w:val="19"/>
+                <w:szCs w:val="19"/>
+              </w:rPr>
+              <w:t xml:space="preserve">Deferred</w:t>
+            </w:r>
+          </w:p>
+        </w:tc>
+      </w:tr>
+      <w:tr>
+        <w:tc>
+          <w:tcPr>
+            <w:tcW w:type="dxa" w:w="1300"/>
+            <w:shd w:fill="F2F2F0" w:color="auto" w:val="clear"/>
+            <w:tcMar>
+              <w:top w:type="dxa" w:w="70"/>
+              <w:left w:type="dxa" w:w="100"/>
+              <w:bottom w:type="dxa" w:w="70"/>
+              <w:right w:type="dxa" w:w="100"/>
+            </w:tcMar>
+          </w:tcPr>
+          <w:p>
+            <w:pPr>
+              <w:spacing w:after="0" w:line="260"/>
+            </w:pPr>
+            <w:r>
+              <w:rPr>
+                <w:rFonts w:ascii="Calibri" w:cs="Calibri" w:eastAsia="Calibri" w:hAnsi="Calibri"/>
+                <w:b/>
+                <w:bCs/>
+                <w:sz w:val="19"/>
+                <w:szCs w:val="19"/>
+              </w:rPr>
+              <w:t xml:space="preserve">FR-20</w:t>
+            </w:r>
+          </w:p>
+        </w:tc>
+        <w:tc>
+          <w:tcPr>
+            <w:tcW w:type="dxa" w:w="4600"/>
+            <w:tcMar>
+              <w:top w:type="dxa" w:w="70"/>
+              <w:left w:type="dxa" w:w="100"/>
+              <w:bottom w:type="dxa" w:w="70"/>
+              <w:right w:type="dxa" w:w="100"/>
+            </w:tcMar>
+          </w:tcPr>
+          <w:p>
+            <w:pPr>
+              <w:spacing w:after="0" w:line="260"/>
+            </w:pPr>
+            <w:r>
+              <w:rPr>
+                <w:rFonts w:ascii="Calibri" w:cs="Calibri" w:eastAsia="Calibri" w:hAnsi="Calibri"/>
+                <w:sz w:val="19"/>
+                <w:szCs w:val="19"/>
+              </w:rPr>
+              <w:t xml:space="preserve">Customer timeline</w:t>
+            </w:r>
+          </w:p>
+        </w:tc>
+        <w:tc>
+          <w:tcPr>
+            <w:tcW w:type="dxa" w:w="1300"/>
+            <w:tcMar>
+              <w:top w:type="dxa" w:w="70"/>
+              <w:left w:type="dxa" w:w="100"/>
+              <w:bottom w:type="dxa" w:w="70"/>
+              <w:right w:type="dxa" w:w="100"/>
+            </w:tcMar>
+          </w:tcPr>
+          <w:p>
+            <w:pPr>
+              <w:spacing w:after="0" w:line="260"/>
+            </w:pPr>
+            <w:r>
+              <w:rPr>
+                <w:rFonts w:ascii="Calibri" w:cs="Calibri" w:eastAsia="Calibri" w:hAnsi="Calibri"/>
+                <w:sz w:val="19"/>
+                <w:szCs w:val="19"/>
+              </w:rPr>
+              <w:t xml:space="preserve">Could</w:t>
+            </w:r>
+          </w:p>
+        </w:tc>
+        <w:tc>
+          <w:tcPr>
+            <w:tcW w:type="dxa" w:w="2100"/>
+            <w:tcMar>
+              <w:top w:type="dxa" w:w="70"/>
+              <w:left w:type="dxa" w:w="100"/>
+              <w:bottom w:type="dxa" w:w="70"/>
+              <w:right w:type="dxa" w:w="100"/>
+            </w:tcMar>
+          </w:tcPr>
+          <w:p>
+            <w:pPr>
+              <w:spacing w:after="0" w:line="260"/>
+            </w:pPr>
+            <w:r>
+              <w:rPr>
+                <w:rFonts w:ascii="Calibri" w:cs="Calibri" w:eastAsia="Calibri" w:hAnsi="Calibri"/>
+                <w:b/>
+                <w:bCs/>
+                <w:color w:val="5A5A57"/>
+                <w:sz w:val="19"/>
+                <w:szCs w:val="19"/>
+              </w:rPr>
+              <w:t xml:space="preserve">Deferred</w:t>
+            </w:r>
+          </w:p>
+        </w:tc>
+      </w:tr>
+      <w:tr>
+        <w:tc>
+          <w:tcPr>
+            <w:tcW w:type="dxa" w:w="1300"/>
+            <w:shd w:fill="F2F2F0" w:color="auto" w:val="clear"/>
+            <w:tcMar>
+              <w:top w:type="dxa" w:w="70"/>
+              <w:left w:type="dxa" w:w="100"/>
+              <w:bottom w:type="dxa" w:w="70"/>
+              <w:right w:type="dxa" w:w="100"/>
+            </w:tcMar>
+          </w:tcPr>
+          <w:p>
+            <w:pPr>
+              <w:spacing w:after="0" w:line="260"/>
+            </w:pPr>
+            <w:r>
+              <w:rPr>
+                <w:rFonts w:ascii="Calibri" w:cs="Calibri" w:eastAsia="Calibri" w:hAnsi="Calibri"/>
+                <w:b/>
+                <w:bCs/>
+                <w:sz w:val="19"/>
+                <w:szCs w:val="19"/>
+              </w:rPr>
+              <w:t xml:space="preserve">FR-21</w:t>
+            </w:r>
+          </w:p>
+        </w:tc>
+        <w:tc>
+          <w:tcPr>
+            <w:tcW w:type="dxa" w:w="4600"/>
+            <w:tcMar>
+              <w:top w:type="dxa" w:w="70"/>
+              <w:left w:type="dxa" w:w="100"/>
+              <w:bottom w:type="dxa" w:w="70"/>
+              <w:right w:type="dxa" w:w="100"/>
+            </w:tcMar>
+          </w:tcPr>
+          <w:p>
+            <w:pPr>
+              <w:spacing w:after="0" w:line="260"/>
+            </w:pPr>
+            <w:r>
+              <w:rPr>
+                <w:rFonts w:ascii="Calibri" w:cs="Calibri" w:eastAsia="Calibri" w:hAnsi="Calibri"/>
+                <w:sz w:val="19"/>
+                <w:szCs w:val="19"/>
+              </w:rPr>
+              <w:t xml:space="preserve">At-risk customers</w:t>
+            </w:r>
+          </w:p>
+        </w:tc>
+        <w:tc>
+          <w:tcPr>
+            <w:tcW w:type="dxa" w:w="1300"/>
+            <w:tcMar>
+              <w:top w:type="dxa" w:w="70"/>
+              <w:left w:type="dxa" w:w="100"/>
+              <w:bottom w:type="dxa" w:w="70"/>
+              <w:right w:type="dxa" w:w="100"/>
+            </w:tcMar>
+          </w:tcPr>
+          <w:p>
+            <w:pPr>
+              <w:spacing w:after="0" w:line="260"/>
+            </w:pPr>
+            <w:r>
+              <w:rPr>
+                <w:rFonts w:ascii="Calibri" w:cs="Calibri" w:eastAsia="Calibri" w:hAnsi="Calibri"/>
+                <w:sz w:val="19"/>
+                <w:szCs w:val="19"/>
+              </w:rPr>
+              <w:t xml:space="preserve">Could</w:t>
+            </w:r>
+          </w:p>
+        </w:tc>
+        <w:tc>
+          <w:tcPr>
+            <w:tcW w:type="dxa" w:w="2100"/>
+            <w:tcMar>
+              <w:top w:type="dxa" w:w="70"/>
+              <w:left w:type="dxa" w:w="100"/>
+              <w:bottom w:type="dxa" w:w="70"/>
+              <w:right w:type="dxa" w:w="100"/>
+            </w:tcMar>
+          </w:tcPr>
+          <w:p>
+            <w:pPr>
+              <w:spacing w:after="0" w:line="260"/>
+            </w:pPr>
+            <w:r>
+              <w:rPr>
+                <w:rFonts w:ascii="Calibri" w:cs="Calibri" w:eastAsia="Calibri" w:hAnsi="Calibri"/>
+                <w:b/>
+                <w:bCs/>
+                <w:color w:val="5A5A57"/>
+                <w:sz w:val="19"/>
+                <w:szCs w:val="19"/>
+              </w:rPr>
+              <w:t xml:space="preserve">Deferred</w:t>
+            </w:r>
+          </w:p>
+        </w:tc>
+      </w:tr>
+      <w:tr>
+        <w:tc>
+          <w:tcPr>
+            <w:tcW w:type="dxa" w:w="1300"/>
+            <w:shd w:fill="F2F2F0" w:color="auto" w:val="clear"/>
+            <w:tcMar>
+              <w:top w:type="dxa" w:w="70"/>
+              <w:left w:type="dxa" w:w="100"/>
+              <w:bottom w:type="dxa" w:w="70"/>
+              <w:right w:type="dxa" w:w="100"/>
+            </w:tcMar>
+          </w:tcPr>
+          <w:p>
+            <w:pPr>
+              <w:spacing w:after="0" w:line="260"/>
+            </w:pPr>
+            <w:r>
+              <w:rPr>
+                <w:rFonts w:ascii="Calibri" w:cs="Calibri" w:eastAsia="Calibri" w:hAnsi="Calibri"/>
+                <w:b/>
+                <w:bCs/>
+                <w:sz w:val="19"/>
+                <w:szCs w:val="19"/>
+              </w:rPr>
+              <w:t xml:space="preserve">FR-22</w:t>
+            </w:r>
+          </w:p>
+        </w:tc>
+        <w:tc>
+          <w:tcPr>
+            <w:tcW w:type="dxa" w:w="4600"/>
+            <w:tcMar>
+              <w:top w:type="dxa" w:w="70"/>
+              <w:left w:type="dxa" w:w="100"/>
+              <w:bottom w:type="dxa" w:w="70"/>
+              <w:right w:type="dxa" w:w="100"/>
+            </w:tcMar>
+          </w:tcPr>
+          <w:p>
+            <w:pPr>
+              <w:spacing w:after="0" w:line="260"/>
+            </w:pPr>
+            <w:r>
+              <w:rPr>
+                <w:rFonts w:ascii="Calibri" w:cs="Calibri" w:eastAsia="Calibri" w:hAnsi="Calibri"/>
+                <w:sz w:val="19"/>
+                <w:szCs w:val="19"/>
+              </w:rPr>
+              <w:t xml:space="preserve">Opening hours</w:t>
+            </w:r>
+          </w:p>
+        </w:tc>
+        <w:tc>
+          <w:tcPr>
+            <w:tcW w:type="dxa" w:w="1300"/>
+            <w:tcMar>
+              <w:top w:type="dxa" w:w="70"/>
+              <w:left w:type="dxa" w:w="100"/>
+              <w:bottom w:type="dxa" w:w="70"/>
+              <w:right w:type="dxa" w:w="100"/>
+            </w:tcMar>
+          </w:tcPr>
+          <w:p>
+            <w:pPr>
+              <w:spacing w:after="0" w:line="260"/>
+            </w:pPr>
+            <w:r>
+              <w:rPr>
+                <w:rFonts w:ascii="Calibri" w:cs="Calibri" w:eastAsia="Calibri" w:hAnsi="Calibri"/>
+                <w:sz w:val="19"/>
+                <w:szCs w:val="19"/>
+              </w:rPr>
               <w:t xml:space="preserve">Must</w:t>
             </w:r>
           </w:p>
@@ -9178,7 +10946,7 @@
                 <w:sz w:val="19"/>
                 <w:szCs w:val="19"/>
               </w:rPr>
-              <w:t xml:space="preserve">FR-06</w:t>
+              <w:t xml:space="preserve">FR-23</w:t>
             </w:r>
           </w:p>
         </w:tc>
@@ -9202,7 +10970,7 @@
                 <w:sz w:val="19"/>
                 <w:szCs w:val="19"/>
               </w:rPr>
-              <w:t xml:space="preserve">Numbered menu and cart</w:t>
+              <w:t xml:space="preserve">Staff authentication</w:t>
             </w:r>
           </w:p>
         </w:tc>
@@ -9282,7 +11050,7 @@
                 <w:sz w:val="19"/>
                 <w:szCs w:val="19"/>
               </w:rPr>
-              <w:t xml:space="preserve">FR-07</w:t>
+              <w:t xml:space="preserve">FR-24</w:t>
             </w:r>
           </w:p>
         </w:tc>
@@ -9306,7 +11074,7 @@
                 <w:sz w:val="19"/>
                 <w:szCs w:val="19"/>
               </w:rPr>
-              <w:t xml:space="preserve">Summary and confirmation</w:t>
+              <w:t xml:space="preserve">Customer list</w:t>
             </w:r>
           </w:p>
         </w:tc>
@@ -9330,6 +11098,110 @@
                 <w:sz w:val="19"/>
                 <w:szCs w:val="19"/>
               </w:rPr>
+              <w:t xml:space="preserve">Should</w:t>
+            </w:r>
+          </w:p>
+        </w:tc>
+        <w:tc>
+          <w:tcPr>
+            <w:tcW w:type="dxa" w:w="2100"/>
+            <w:tcMar>
+              <w:top w:type="dxa" w:w="70"/>
+              <w:left w:type="dxa" w:w="100"/>
+              <w:bottom w:type="dxa" w:w="70"/>
+              <w:right w:type="dxa" w:w="100"/>
+            </w:tcMar>
+          </w:tcPr>
+          <w:p>
+            <w:pPr>
+              <w:spacing w:after="0" w:line="260"/>
+            </w:pPr>
+            <w:r>
+              <w:rPr>
+                <w:rFonts w:ascii="Calibri" w:cs="Calibri" w:eastAsia="Calibri" w:hAnsi="Calibri"/>
+                <w:b/>
+                <w:bCs/>
+                <w:color w:val="5A5A57"/>
+                <w:sz w:val="19"/>
+                <w:szCs w:val="19"/>
+              </w:rPr>
+              <w:t xml:space="preserve">Deferred</w:t>
+            </w:r>
+          </w:p>
+        </w:tc>
+      </w:tr>
+      <w:tr>
+        <w:tc>
+          <w:tcPr>
+            <w:tcW w:type="dxa" w:w="1300"/>
+            <w:shd w:fill="F2F2F0" w:color="auto" w:val="clear"/>
+            <w:tcMar>
+              <w:top w:type="dxa" w:w="70"/>
+              <w:left w:type="dxa" w:w="100"/>
+              <w:bottom w:type="dxa" w:w="70"/>
+              <w:right w:type="dxa" w:w="100"/>
+            </w:tcMar>
+          </w:tcPr>
+          <w:p>
+            <w:pPr>
+              <w:spacing w:after="0" w:line="260"/>
+            </w:pPr>
+            <w:r>
+              <w:rPr>
+                <w:rFonts w:ascii="Calibri" w:cs="Calibri" w:eastAsia="Calibri" w:hAnsi="Calibri"/>
+                <w:b/>
+                <w:bCs/>
+                <w:sz w:val="19"/>
+                <w:szCs w:val="19"/>
+              </w:rPr>
+              <w:t xml:space="preserve">FR-25</w:t>
+            </w:r>
+          </w:p>
+        </w:tc>
+        <w:tc>
+          <w:tcPr>
+            <w:tcW w:type="dxa" w:w="4600"/>
+            <w:tcMar>
+              <w:top w:type="dxa" w:w="70"/>
+              <w:left w:type="dxa" w:w="100"/>
+              <w:bottom w:type="dxa" w:w="70"/>
+              <w:right w:type="dxa" w:w="100"/>
+            </w:tcMar>
+          </w:tcPr>
+          <w:p>
+            <w:pPr>
+              <w:spacing w:after="0" w:line="260"/>
+            </w:pPr>
+            <w:r>
+              <w:rPr>
+                <w:rFonts w:ascii="Calibri" w:cs="Calibri" w:eastAsia="Calibri" w:hAnsi="Calibri"/>
+                <w:sz w:val="19"/>
+                <w:szCs w:val="19"/>
+              </w:rPr>
+              <w:t xml:space="preserve">Session timeout</w:t>
+            </w:r>
+          </w:p>
+        </w:tc>
+        <w:tc>
+          <w:tcPr>
+            <w:tcW w:type="dxa" w:w="1300"/>
+            <w:tcMar>
+              <w:top w:type="dxa" w:w="70"/>
+              <w:left w:type="dxa" w:w="100"/>
+              <w:bottom w:type="dxa" w:w="70"/>
+              <w:right w:type="dxa" w:w="100"/>
+            </w:tcMar>
+          </w:tcPr>
+          <w:p>
+            <w:pPr>
+              <w:spacing w:after="0" w:line="260"/>
+            </w:pPr>
+            <w:r>
+              <w:rPr>
+                <w:rFonts w:ascii="Calibri" w:cs="Calibri" w:eastAsia="Calibri" w:hAnsi="Calibri"/>
+                <w:sz w:val="19"/>
+                <w:szCs w:val="19"/>
+              </w:rPr>
               <w:t xml:space="preserve">Must</w:t>
             </w:r>
           </w:p>
@@ -9386,7 +11258,7 @@
                 <w:sz w:val="19"/>
                 <w:szCs w:val="19"/>
               </w:rPr>
-              <w:t xml:space="preserve">FR-08</w:t>
+              <w:t xml:space="preserve">FR-26</w:t>
             </w:r>
           </w:p>
         </w:tc>
@@ -9410,7 +11282,7 @@
                 <w:sz w:val="19"/>
                 <w:szCs w:val="19"/>
               </w:rPr>
-              <w:t xml:space="preserve">One-word reorder of the last order</w:t>
+              <w:t xml:space="preserve">Order details and conversation</w:t>
             </w:r>
           </w:p>
         </w:tc>
@@ -9434,7 +11306,7 @@
                 <w:sz w:val="19"/>
                 <w:szCs w:val="19"/>
               </w:rPr>
-              <w:t xml:space="preserve">Must</w:t>
+              <w:t xml:space="preserve">Should</w:t>
             </w:r>
           </w:p>
         </w:tc>
@@ -9490,7 +11362,7 @@
                 <w:sz w:val="19"/>
                 <w:szCs w:val="19"/>
               </w:rPr>
-              <w:t xml:space="preserve">FR-09</w:t>
+              <w:t xml:space="preserve">FR-27</w:t>
             </w:r>
           </w:p>
         </w:tc>
@@ -9514,7 +11386,7 @@
                 <w:sz w:val="19"/>
                 <w:szCs w:val="19"/>
               </w:rPr>
-              <w:t xml:space="preserve">Pickup or delivery</w:t>
+              <w:t xml:space="preserve">Restaurant settings</w:t>
             </w:r>
           </w:p>
         </w:tc>
@@ -9538,7 +11410,7 @@
                 <w:sz w:val="19"/>
                 <w:szCs w:val="19"/>
               </w:rPr>
-              <w:t xml:space="preserve">Must</w:t>
+              <w:t xml:space="preserve">Should</w:t>
             </w:r>
           </w:p>
         </w:tc>
@@ -9561,1987 +11433,115 @@
                 <w:rFonts w:ascii="Calibri" w:cs="Calibri" w:eastAsia="Calibri" w:hAnsi="Calibri"/>
                 <w:b/>
                 <w:bCs/>
+                <w:color w:val="8A4A0A"/>
+                <w:sz w:val="19"/>
+                <w:szCs w:val="19"/>
+              </w:rPr>
+              <w:t xml:space="preserve">Partially built</w:t>
+            </w:r>
+          </w:p>
+        </w:tc>
+      </w:tr>
+      <w:tr>
+        <w:tc>
+          <w:tcPr>
+            <w:tcW w:type="dxa" w:w="1300"/>
+            <w:shd w:fill="F2F2F0" w:color="auto" w:val="clear"/>
+            <w:tcMar>
+              <w:top w:type="dxa" w:w="70"/>
+              <w:left w:type="dxa" w:w="100"/>
+              <w:bottom w:type="dxa" w:w="70"/>
+              <w:right w:type="dxa" w:w="100"/>
+            </w:tcMar>
+          </w:tcPr>
+          <w:p>
+            <w:pPr>
+              <w:spacing w:after="0" w:line="260"/>
+            </w:pPr>
+            <w:r>
+              <w:rPr>
+                <w:rFonts w:ascii="Calibri" w:cs="Calibri" w:eastAsia="Calibri" w:hAnsi="Calibri"/>
+                <w:b/>
+                <w:bCs/>
+                <w:sz w:val="19"/>
+                <w:szCs w:val="19"/>
+              </w:rPr>
+              <w:t xml:space="preserve">FR-28</w:t>
+            </w:r>
+          </w:p>
+        </w:tc>
+        <w:tc>
+          <w:tcPr>
+            <w:tcW w:type="dxa" w:w="4600"/>
+            <w:tcMar>
+              <w:top w:type="dxa" w:w="70"/>
+              <w:left w:type="dxa" w:w="100"/>
+              <w:bottom w:type="dxa" w:w="70"/>
+              <w:right w:type="dxa" w:w="100"/>
+            </w:tcMar>
+          </w:tcPr>
+          <w:p>
+            <w:pPr>
+              <w:spacing w:after="0" w:line="260"/>
+            </w:pPr>
+            <w:r>
+              <w:rPr>
+                <w:rFonts w:ascii="Calibri" w:cs="Calibri" w:eastAsia="Calibri" w:hAnsi="Calibri"/>
+                <w:sz w:val="19"/>
+                <w:szCs w:val="19"/>
+              </w:rPr>
+              <w:t xml:space="preserve">Pause orders</w:t>
+            </w:r>
+          </w:p>
+        </w:tc>
+        <w:tc>
+          <w:tcPr>
+            <w:tcW w:type="dxa" w:w="1300"/>
+            <w:tcMar>
+              <w:top w:type="dxa" w:w="70"/>
+              <w:left w:type="dxa" w:w="100"/>
+              <w:bottom w:type="dxa" w:w="70"/>
+              <w:right w:type="dxa" w:w="100"/>
+            </w:tcMar>
+          </w:tcPr>
+          <w:p>
+            <w:pPr>
+              <w:spacing w:after="0" w:line="260"/>
+            </w:pPr>
+            <w:r>
+              <w:rPr>
+                <w:rFonts w:ascii="Calibri" w:cs="Calibri" w:eastAsia="Calibri" w:hAnsi="Calibri"/>
+                <w:sz w:val="19"/>
+                <w:szCs w:val="19"/>
+              </w:rPr>
+              <w:t xml:space="preserve">Should</w:t>
+            </w:r>
+          </w:p>
+        </w:tc>
+        <w:tc>
+          <w:tcPr>
+            <w:tcW w:type="dxa" w:w="2100"/>
+            <w:tcMar>
+              <w:top w:type="dxa" w:w="70"/>
+              <w:left w:type="dxa" w:w="100"/>
+              <w:bottom w:type="dxa" w:w="70"/>
+              <w:right w:type="dxa" w:w="100"/>
+            </w:tcMar>
+          </w:tcPr>
+          <w:p>
+            <w:pPr>
+              <w:spacing w:after="0" w:line="260"/>
+            </w:pPr>
+            <w:r>
+              <w:rPr>
+                <w:rFonts w:ascii="Calibri" w:cs="Calibri" w:eastAsia="Calibri" w:hAnsi="Calibri"/>
+                <w:b/>
+                <w:bCs/>
                 <w:color w:val="24632F"/>
                 <w:sz w:val="19"/>
                 <w:szCs w:val="19"/>
               </w:rPr>
               <w:t xml:space="preserve">Built</w:t>
-            </w:r>
-          </w:p>
-        </w:tc>
-      </w:tr>
-      <w:tr>
-        <w:tc>
-          <w:tcPr>
-            <w:tcW w:type="dxa" w:w="1300"/>
-            <w:shd w:fill="F2F2F0" w:color="auto" w:val="clear"/>
-            <w:tcMar>
-              <w:top w:type="dxa" w:w="70"/>
-              <w:left w:type="dxa" w:w="100"/>
-              <w:bottom w:type="dxa" w:w="70"/>
-              <w:right w:type="dxa" w:w="100"/>
-            </w:tcMar>
-          </w:tcPr>
-          <w:p>
-            <w:pPr>
-              <w:spacing w:after="0" w:line="260"/>
-            </w:pPr>
-            <w:r>
-              <w:rPr>
-                <w:rFonts w:ascii="Calibri" w:cs="Calibri" w:eastAsia="Calibri" w:hAnsi="Calibri"/>
-                <w:b/>
-                <w:bCs/>
-                <w:sz w:val="19"/>
-                <w:szCs w:val="19"/>
-              </w:rPr>
-              <w:t xml:space="preserve">FR-10</w:t>
-            </w:r>
-          </w:p>
-        </w:tc>
-        <w:tc>
-          <w:tcPr>
-            <w:tcW w:type="dxa" w:w="4600"/>
-            <w:tcMar>
-              <w:top w:type="dxa" w:w="70"/>
-              <w:left w:type="dxa" w:w="100"/>
-              <w:bottom w:type="dxa" w:w="70"/>
-              <w:right w:type="dxa" w:w="100"/>
-            </w:tcMar>
-          </w:tcPr>
-          <w:p>
-            <w:pPr>
-              <w:spacing w:after="0" w:line="260"/>
-            </w:pPr>
-            <w:r>
-              <w:rPr>
-                <w:rFonts w:ascii="Calibri" w:cs="Calibri" w:eastAsia="Calibri" w:hAnsi="Calibri"/>
-                <w:sz w:val="19"/>
-                <w:szCs w:val="19"/>
-              </w:rPr>
-              <w:t xml:space="preserve">Payment (cash; online deferred)</w:t>
-            </w:r>
-          </w:p>
-        </w:tc>
-        <w:tc>
-          <w:tcPr>
-            <w:tcW w:type="dxa" w:w="1300"/>
-            <w:tcMar>
-              <w:top w:type="dxa" w:w="70"/>
-              <w:left w:type="dxa" w:w="100"/>
-              <w:bottom w:type="dxa" w:w="70"/>
-              <w:right w:type="dxa" w:w="100"/>
-            </w:tcMar>
-          </w:tcPr>
-          <w:p>
-            <w:pPr>
-              <w:spacing w:after="0" w:line="260"/>
-            </w:pPr>
-            <w:r>
-              <w:rPr>
-                <w:rFonts w:ascii="Calibri" w:cs="Calibri" w:eastAsia="Calibri" w:hAnsi="Calibri"/>
-                <w:sz w:val="19"/>
-                <w:szCs w:val="19"/>
-              </w:rPr>
-              <w:t xml:space="preserve">Must</w:t>
-            </w:r>
-          </w:p>
-        </w:tc>
-        <w:tc>
-          <w:tcPr>
-            <w:tcW w:type="dxa" w:w="2100"/>
-            <w:tcMar>
-              <w:top w:type="dxa" w:w="70"/>
-              <w:left w:type="dxa" w:w="100"/>
-              <w:bottom w:type="dxa" w:w="70"/>
-              <w:right w:type="dxa" w:w="100"/>
-            </w:tcMar>
-          </w:tcPr>
-          <w:p>
-            <w:pPr>
-              <w:spacing w:after="0" w:line="260"/>
-            </w:pPr>
-            <w:r>
-              <w:rPr>
-                <w:rFonts w:ascii="Calibri" w:cs="Calibri" w:eastAsia="Calibri" w:hAnsi="Calibri"/>
-                <w:b/>
-                <w:bCs/>
-                <w:color w:val="8A4A0A"/>
-                <w:sz w:val="19"/>
-                <w:szCs w:val="19"/>
-              </w:rPr>
-              <w:t xml:space="preserve">Partially built</w:t>
-            </w:r>
-          </w:p>
-        </w:tc>
-      </w:tr>
-      <w:tr>
-        <w:tc>
-          <w:tcPr>
-            <w:tcW w:type="dxa" w:w="1300"/>
-            <w:shd w:fill="F2F2F0" w:color="auto" w:val="clear"/>
-            <w:tcMar>
-              <w:top w:type="dxa" w:w="70"/>
-              <w:left w:type="dxa" w:w="100"/>
-              <w:bottom w:type="dxa" w:w="70"/>
-              <w:right w:type="dxa" w:w="100"/>
-            </w:tcMar>
-          </w:tcPr>
-          <w:p>
-            <w:pPr>
-              <w:spacing w:after="0" w:line="260"/>
-            </w:pPr>
-            <w:r>
-              <w:rPr>
-                <w:rFonts w:ascii="Calibri" w:cs="Calibri" w:eastAsia="Calibri" w:hAnsi="Calibri"/>
-                <w:b/>
-                <w:bCs/>
-                <w:sz w:val="19"/>
-                <w:szCs w:val="19"/>
-              </w:rPr>
-              <w:t xml:space="preserve">FR-11</w:t>
-            </w:r>
-          </w:p>
-        </w:tc>
-        <w:tc>
-          <w:tcPr>
-            <w:tcW w:type="dxa" w:w="4600"/>
-            <w:tcMar>
-              <w:top w:type="dxa" w:w="70"/>
-              <w:left w:type="dxa" w:w="100"/>
-              <w:bottom w:type="dxa" w:w="70"/>
-              <w:right w:type="dxa" w:w="100"/>
-            </w:tcMar>
-          </w:tcPr>
-          <w:p>
-            <w:pPr>
-              <w:spacing w:after="0" w:line="260"/>
-            </w:pPr>
-            <w:r>
-              <w:rPr>
-                <w:rFonts w:ascii="Calibri" w:cs="Calibri" w:eastAsia="Calibri" w:hAnsi="Calibri"/>
-                <w:sz w:val="19"/>
-                <w:szCs w:val="19"/>
-              </w:rPr>
-              <w:t xml:space="preserve">Status notifications</w:t>
-            </w:r>
-          </w:p>
-        </w:tc>
-        <w:tc>
-          <w:tcPr>
-            <w:tcW w:type="dxa" w:w="1300"/>
-            <w:tcMar>
-              <w:top w:type="dxa" w:w="70"/>
-              <w:left w:type="dxa" w:w="100"/>
-              <w:bottom w:type="dxa" w:w="70"/>
-              <w:right w:type="dxa" w:w="100"/>
-            </w:tcMar>
-          </w:tcPr>
-          <w:p>
-            <w:pPr>
-              <w:spacing w:after="0" w:line="260"/>
-            </w:pPr>
-            <w:r>
-              <w:rPr>
-                <w:rFonts w:ascii="Calibri" w:cs="Calibri" w:eastAsia="Calibri" w:hAnsi="Calibri"/>
-                <w:sz w:val="19"/>
-                <w:szCs w:val="19"/>
-              </w:rPr>
-              <w:t xml:space="preserve">Must</w:t>
-            </w:r>
-          </w:p>
-        </w:tc>
-        <w:tc>
-          <w:tcPr>
-            <w:tcW w:type="dxa" w:w="2100"/>
-            <w:tcMar>
-              <w:top w:type="dxa" w:w="70"/>
-              <w:left w:type="dxa" w:w="100"/>
-              <w:bottom w:type="dxa" w:w="70"/>
-              <w:right w:type="dxa" w:w="100"/>
-            </w:tcMar>
-          </w:tcPr>
-          <w:p>
-            <w:pPr>
-              <w:spacing w:after="0" w:line="260"/>
-            </w:pPr>
-            <w:r>
-              <w:rPr>
-                <w:rFonts w:ascii="Calibri" w:cs="Calibri" w:eastAsia="Calibri" w:hAnsi="Calibri"/>
-                <w:b/>
-                <w:bCs/>
-                <w:color w:val="24632F"/>
-                <w:sz w:val="19"/>
-                <w:szCs w:val="19"/>
-              </w:rPr>
-              <w:t xml:space="preserve">Built</w:t>
-            </w:r>
-          </w:p>
-        </w:tc>
-      </w:tr>
-      <w:tr>
-        <w:tc>
-          <w:tcPr>
-            <w:tcW w:type="dxa" w:w="1300"/>
-            <w:shd w:fill="F2F2F0" w:color="auto" w:val="clear"/>
-            <w:tcMar>
-              <w:top w:type="dxa" w:w="70"/>
-              <w:left w:type="dxa" w:w="100"/>
-              <w:bottom w:type="dxa" w:w="70"/>
-              <w:right w:type="dxa" w:w="100"/>
-            </w:tcMar>
-          </w:tcPr>
-          <w:p>
-            <w:pPr>
-              <w:spacing w:after="0" w:line="260"/>
-            </w:pPr>
-            <w:r>
-              <w:rPr>
-                <w:rFonts w:ascii="Calibri" w:cs="Calibri" w:eastAsia="Calibri" w:hAnsi="Calibri"/>
-                <w:b/>
-                <w:bCs/>
-                <w:sz w:val="19"/>
-                <w:szCs w:val="19"/>
-              </w:rPr>
-              <w:t xml:space="preserve">FR-12</w:t>
-            </w:r>
-          </w:p>
-        </w:tc>
-        <w:tc>
-          <w:tcPr>
-            <w:tcW w:type="dxa" w:w="4600"/>
-            <w:tcMar>
-              <w:top w:type="dxa" w:w="70"/>
-              <w:left w:type="dxa" w:w="100"/>
-              <w:bottom w:type="dxa" w:w="70"/>
-              <w:right w:type="dxa" w:w="100"/>
-            </w:tcMar>
-          </w:tcPr>
-          <w:p>
-            <w:pPr>
-              <w:spacing w:after="0" w:line="260"/>
-            </w:pPr>
-            <w:r>
-              <w:rPr>
-                <w:rFonts w:ascii="Calibri" w:cs="Calibri" w:eastAsia="Calibri" w:hAnsi="Calibri"/>
-                <w:sz w:val="19"/>
-                <w:szCs w:val="19"/>
-              </w:rPr>
-              <w:t xml:space="preserve">Live orders</w:t>
-            </w:r>
-          </w:p>
-        </w:tc>
-        <w:tc>
-          <w:tcPr>
-            <w:tcW w:type="dxa" w:w="1300"/>
-            <w:tcMar>
-              <w:top w:type="dxa" w:w="70"/>
-              <w:left w:type="dxa" w:w="100"/>
-              <w:bottom w:type="dxa" w:w="70"/>
-              <w:right w:type="dxa" w:w="100"/>
-            </w:tcMar>
-          </w:tcPr>
-          <w:p>
-            <w:pPr>
-              <w:spacing w:after="0" w:line="260"/>
-            </w:pPr>
-            <w:r>
-              <w:rPr>
-                <w:rFonts w:ascii="Calibri" w:cs="Calibri" w:eastAsia="Calibri" w:hAnsi="Calibri"/>
-                <w:sz w:val="19"/>
-                <w:szCs w:val="19"/>
-              </w:rPr>
-              <w:t xml:space="preserve">Must</w:t>
-            </w:r>
-          </w:p>
-        </w:tc>
-        <w:tc>
-          <w:tcPr>
-            <w:tcW w:type="dxa" w:w="2100"/>
-            <w:tcMar>
-              <w:top w:type="dxa" w:w="70"/>
-              <w:left w:type="dxa" w:w="100"/>
-              <w:bottom w:type="dxa" w:w="70"/>
-              <w:right w:type="dxa" w:w="100"/>
-            </w:tcMar>
-          </w:tcPr>
-          <w:p>
-            <w:pPr>
-              <w:spacing w:after="0" w:line="260"/>
-            </w:pPr>
-            <w:r>
-              <w:rPr>
-                <w:rFonts w:ascii="Calibri" w:cs="Calibri" w:eastAsia="Calibri" w:hAnsi="Calibri"/>
-                <w:b/>
-                <w:bCs/>
-                <w:color w:val="24632F"/>
-                <w:sz w:val="19"/>
-                <w:szCs w:val="19"/>
-              </w:rPr>
-              <w:t xml:space="preserve">Built</w:t>
-            </w:r>
-          </w:p>
-        </w:tc>
-      </w:tr>
-      <w:tr>
-        <w:tc>
-          <w:tcPr>
-            <w:tcW w:type="dxa" w:w="1300"/>
-            <w:shd w:fill="F2F2F0" w:color="auto" w:val="clear"/>
-            <w:tcMar>
-              <w:top w:type="dxa" w:w="70"/>
-              <w:left w:type="dxa" w:w="100"/>
-              <w:bottom w:type="dxa" w:w="70"/>
-              <w:right w:type="dxa" w:w="100"/>
-            </w:tcMar>
-          </w:tcPr>
-          <w:p>
-            <w:pPr>
-              <w:spacing w:after="0" w:line="260"/>
-            </w:pPr>
-            <w:r>
-              <w:rPr>
-                <w:rFonts w:ascii="Calibri" w:cs="Calibri" w:eastAsia="Calibri" w:hAnsi="Calibri"/>
-                <w:b/>
-                <w:bCs/>
-                <w:sz w:val="19"/>
-                <w:szCs w:val="19"/>
-              </w:rPr>
-              <w:t xml:space="preserve">FR-13</w:t>
-            </w:r>
-          </w:p>
-        </w:tc>
-        <w:tc>
-          <w:tcPr>
-            <w:tcW w:type="dxa" w:w="4600"/>
-            <w:tcMar>
-              <w:top w:type="dxa" w:w="70"/>
-              <w:left w:type="dxa" w:w="100"/>
-              <w:bottom w:type="dxa" w:w="70"/>
-              <w:right w:type="dxa" w:w="100"/>
-            </w:tcMar>
-          </w:tcPr>
-          <w:p>
-            <w:pPr>
-              <w:spacing w:after="0" w:line="260"/>
-            </w:pPr>
-            <w:r>
-              <w:rPr>
-                <w:rFonts w:ascii="Calibri" w:cs="Calibri" w:eastAsia="Calibri" w:hAnsi="Calibri"/>
-                <w:sz w:val="19"/>
-                <w:szCs w:val="19"/>
-              </w:rPr>
-              <w:t xml:space="preserve">Order management</w:t>
-            </w:r>
-          </w:p>
-        </w:tc>
-        <w:tc>
-          <w:tcPr>
-            <w:tcW w:type="dxa" w:w="1300"/>
-            <w:tcMar>
-              <w:top w:type="dxa" w:w="70"/>
-              <w:left w:type="dxa" w:w="100"/>
-              <w:bottom w:type="dxa" w:w="70"/>
-              <w:right w:type="dxa" w:w="100"/>
-            </w:tcMar>
-          </w:tcPr>
-          <w:p>
-            <w:pPr>
-              <w:spacing w:after="0" w:line="260"/>
-            </w:pPr>
-            <w:r>
-              <w:rPr>
-                <w:rFonts w:ascii="Calibri" w:cs="Calibri" w:eastAsia="Calibri" w:hAnsi="Calibri"/>
-                <w:sz w:val="19"/>
-                <w:szCs w:val="19"/>
-              </w:rPr>
-              <w:t xml:space="preserve">Must</w:t>
-            </w:r>
-          </w:p>
-        </w:tc>
-        <w:tc>
-          <w:tcPr>
-            <w:tcW w:type="dxa" w:w="2100"/>
-            <w:tcMar>
-              <w:top w:type="dxa" w:w="70"/>
-              <w:left w:type="dxa" w:w="100"/>
-              <w:bottom w:type="dxa" w:w="70"/>
-              <w:right w:type="dxa" w:w="100"/>
-            </w:tcMar>
-          </w:tcPr>
-          <w:p>
-            <w:pPr>
-              <w:spacing w:after="0" w:line="260"/>
-            </w:pPr>
-            <w:r>
-              <w:rPr>
-                <w:rFonts w:ascii="Calibri" w:cs="Calibri" w:eastAsia="Calibri" w:hAnsi="Calibri"/>
-                <w:b/>
-                <w:bCs/>
-                <w:color w:val="8A4A0A"/>
-                <w:sz w:val="19"/>
-                <w:szCs w:val="19"/>
-              </w:rPr>
-              <w:t xml:space="preserve">Partially built</w:t>
-            </w:r>
-          </w:p>
-        </w:tc>
-      </w:tr>
-      <w:tr>
-        <w:tc>
-          <w:tcPr>
-            <w:tcW w:type="dxa" w:w="1300"/>
-            <w:shd w:fill="F2F2F0" w:color="auto" w:val="clear"/>
-            <w:tcMar>
-              <w:top w:type="dxa" w:w="70"/>
-              <w:left w:type="dxa" w:w="100"/>
-              <w:bottom w:type="dxa" w:w="70"/>
-              <w:right w:type="dxa" w:w="100"/>
-            </w:tcMar>
-          </w:tcPr>
-          <w:p>
-            <w:pPr>
-              <w:spacing w:after="0" w:line="260"/>
-            </w:pPr>
-            <w:r>
-              <w:rPr>
-                <w:rFonts w:ascii="Calibri" w:cs="Calibri" w:eastAsia="Calibri" w:hAnsi="Calibri"/>
-                <w:b/>
-                <w:bCs/>
-                <w:sz w:val="19"/>
-                <w:szCs w:val="19"/>
-              </w:rPr>
-              <w:t xml:space="preserve">FR-14</w:t>
-            </w:r>
-          </w:p>
-        </w:tc>
-        <w:tc>
-          <w:tcPr>
-            <w:tcW w:type="dxa" w:w="4600"/>
-            <w:tcMar>
-              <w:top w:type="dxa" w:w="70"/>
-              <w:left w:type="dxa" w:w="100"/>
-              <w:bottom w:type="dxa" w:w="70"/>
-              <w:right w:type="dxa" w:w="100"/>
-            </w:tcMar>
-          </w:tcPr>
-          <w:p>
-            <w:pPr>
-              <w:spacing w:after="0" w:line="260"/>
-            </w:pPr>
-            <w:r>
-              <w:rPr>
-                <w:rFonts w:ascii="Calibri" w:cs="Calibri" w:eastAsia="Calibri" w:hAnsi="Calibri"/>
-                <w:sz w:val="19"/>
-                <w:szCs w:val="19"/>
-              </w:rPr>
-              <w:t xml:space="preserve">Customer statistics</w:t>
-            </w:r>
-          </w:p>
-        </w:tc>
-        <w:tc>
-          <w:tcPr>
-            <w:tcW w:type="dxa" w:w="1300"/>
-            <w:tcMar>
-              <w:top w:type="dxa" w:w="70"/>
-              <w:left w:type="dxa" w:w="100"/>
-              <w:bottom w:type="dxa" w:w="70"/>
-              <w:right w:type="dxa" w:w="100"/>
-            </w:tcMar>
-          </w:tcPr>
-          <w:p>
-            <w:pPr>
-              <w:spacing w:after="0" w:line="260"/>
-            </w:pPr>
-            <w:r>
-              <w:rPr>
-                <w:rFonts w:ascii="Calibri" w:cs="Calibri" w:eastAsia="Calibri" w:hAnsi="Calibri"/>
-                <w:sz w:val="19"/>
-                <w:szCs w:val="19"/>
-              </w:rPr>
-              <w:t xml:space="preserve">Must</w:t>
-            </w:r>
-          </w:p>
-        </w:tc>
-        <w:tc>
-          <w:tcPr>
-            <w:tcW w:type="dxa" w:w="2100"/>
-            <w:tcMar>
-              <w:top w:type="dxa" w:w="70"/>
-              <w:left w:type="dxa" w:w="100"/>
-              <w:bottom w:type="dxa" w:w="70"/>
-              <w:right w:type="dxa" w:w="100"/>
-            </w:tcMar>
-          </w:tcPr>
-          <w:p>
-            <w:pPr>
-              <w:spacing w:after="0" w:line="260"/>
-            </w:pPr>
-            <w:r>
-              <w:rPr>
-                <w:rFonts w:ascii="Calibri" w:cs="Calibri" w:eastAsia="Calibri" w:hAnsi="Calibri"/>
-                <w:b/>
-                <w:bCs/>
-                <w:color w:val="5A5A57"/>
-                <w:sz w:val="19"/>
-                <w:szCs w:val="19"/>
-              </w:rPr>
-              <w:t xml:space="preserve">Not built</w:t>
-            </w:r>
-          </w:p>
-        </w:tc>
-      </w:tr>
-      <w:tr>
-        <w:tc>
-          <w:tcPr>
-            <w:tcW w:type="dxa" w:w="1300"/>
-            <w:shd w:fill="F2F2F0" w:color="auto" w:val="clear"/>
-            <w:tcMar>
-              <w:top w:type="dxa" w:w="70"/>
-              <w:left w:type="dxa" w:w="100"/>
-              <w:bottom w:type="dxa" w:w="70"/>
-              <w:right w:type="dxa" w:w="100"/>
-            </w:tcMar>
-          </w:tcPr>
-          <w:p>
-            <w:pPr>
-              <w:spacing w:after="0" w:line="260"/>
-            </w:pPr>
-            <w:r>
-              <w:rPr>
-                <w:rFonts w:ascii="Calibri" w:cs="Calibri" w:eastAsia="Calibri" w:hAnsi="Calibri"/>
-                <w:b/>
-                <w:bCs/>
-                <w:sz w:val="19"/>
-                <w:szCs w:val="19"/>
-              </w:rPr>
-              <w:t xml:space="preserve">FR-15</w:t>
-            </w:r>
-          </w:p>
-        </w:tc>
-        <w:tc>
-          <w:tcPr>
-            <w:tcW w:type="dxa" w:w="4600"/>
-            <w:tcMar>
-              <w:top w:type="dxa" w:w="70"/>
-              <w:left w:type="dxa" w:w="100"/>
-              <w:bottom w:type="dxa" w:w="70"/>
-              <w:right w:type="dxa" w:w="100"/>
-            </w:tcMar>
-          </w:tcPr>
-          <w:p>
-            <w:pPr>
-              <w:spacing w:after="0" w:line="260"/>
-            </w:pPr>
-            <w:r>
-              <w:rPr>
-                <w:rFonts w:ascii="Calibri" w:cs="Calibri" w:eastAsia="Calibri" w:hAnsi="Calibri"/>
-                <w:sz w:val="19"/>
-                <w:szCs w:val="19"/>
-              </w:rPr>
-              <w:t xml:space="preserve">Payment provider</w:t>
-            </w:r>
-          </w:p>
-        </w:tc>
-        <w:tc>
-          <w:tcPr>
-            <w:tcW w:type="dxa" w:w="1300"/>
-            <w:tcMar>
-              <w:top w:type="dxa" w:w="70"/>
-              <w:left w:type="dxa" w:w="100"/>
-              <w:bottom w:type="dxa" w:w="70"/>
-              <w:right w:type="dxa" w:w="100"/>
-            </w:tcMar>
-          </w:tcPr>
-          <w:p>
-            <w:pPr>
-              <w:spacing w:after="0" w:line="260"/>
-            </w:pPr>
-            <w:r>
-              <w:rPr>
-                <w:rFonts w:ascii="Calibri" w:cs="Calibri" w:eastAsia="Calibri" w:hAnsi="Calibri"/>
-                <w:sz w:val="19"/>
-                <w:szCs w:val="19"/>
-              </w:rPr>
-              <w:t xml:space="preserve">Must</w:t>
-            </w:r>
-          </w:p>
-        </w:tc>
-        <w:tc>
-          <w:tcPr>
-            <w:tcW w:type="dxa" w:w="2100"/>
-            <w:tcMar>
-              <w:top w:type="dxa" w:w="70"/>
-              <w:left w:type="dxa" w:w="100"/>
-              <w:bottom w:type="dxa" w:w="70"/>
-              <w:right w:type="dxa" w:w="100"/>
-            </w:tcMar>
-          </w:tcPr>
-          <w:p>
-            <w:pPr>
-              <w:spacing w:after="0" w:line="260"/>
-            </w:pPr>
-            <w:r>
-              <w:rPr>
-                <w:rFonts w:ascii="Calibri" w:cs="Calibri" w:eastAsia="Calibri" w:hAnsi="Calibri"/>
-                <w:b/>
-                <w:bCs/>
-                <w:color w:val="5A5A57"/>
-                <w:sz w:val="19"/>
-                <w:szCs w:val="19"/>
-              </w:rPr>
-              <w:t xml:space="preserve">Deferred</w:t>
-            </w:r>
-          </w:p>
-        </w:tc>
-      </w:tr>
-      <w:tr>
-        <w:tc>
-          <w:tcPr>
-            <w:tcW w:type="dxa" w:w="1300"/>
-            <w:shd w:fill="F2F2F0" w:color="auto" w:val="clear"/>
-            <w:tcMar>
-              <w:top w:type="dxa" w:w="70"/>
-              <w:left w:type="dxa" w:w="100"/>
-              <w:bottom w:type="dxa" w:w="70"/>
-              <w:right w:type="dxa" w:w="100"/>
-            </w:tcMar>
-          </w:tcPr>
-          <w:p>
-            <w:pPr>
-              <w:spacing w:after="0" w:line="260"/>
-            </w:pPr>
-            <w:r>
-              <w:rPr>
-                <w:rFonts w:ascii="Calibri" w:cs="Calibri" w:eastAsia="Calibri" w:hAnsi="Calibri"/>
-                <w:b/>
-                <w:bCs/>
-                <w:sz w:val="19"/>
-                <w:szCs w:val="19"/>
-              </w:rPr>
-              <w:t xml:space="preserve">FR-16</w:t>
-            </w:r>
-          </w:p>
-        </w:tc>
-        <w:tc>
-          <w:tcPr>
-            <w:tcW w:type="dxa" w:w="4600"/>
-            <w:tcMar>
-              <w:top w:type="dxa" w:w="70"/>
-              <w:left w:type="dxa" w:w="100"/>
-              <w:bottom w:type="dxa" w:w="70"/>
-              <w:right w:type="dxa" w:w="100"/>
-            </w:tcMar>
-          </w:tcPr>
-          <w:p>
-            <w:pPr>
-              <w:spacing w:after="0" w:line="260"/>
-            </w:pPr>
-            <w:r>
-              <w:rPr>
-                <w:rFonts w:ascii="Calibri" w:cs="Calibri" w:eastAsia="Calibri" w:hAnsi="Calibri"/>
-                <w:sz w:val="19"/>
-                <w:szCs w:val="19"/>
-              </w:rPr>
-              <w:t xml:space="preserve">Subscription billing</w:t>
-            </w:r>
-          </w:p>
-        </w:tc>
-        <w:tc>
-          <w:tcPr>
-            <w:tcW w:type="dxa" w:w="1300"/>
-            <w:tcMar>
-              <w:top w:type="dxa" w:w="70"/>
-              <w:left w:type="dxa" w:w="100"/>
-              <w:bottom w:type="dxa" w:w="70"/>
-              <w:right w:type="dxa" w:w="100"/>
-            </w:tcMar>
-          </w:tcPr>
-          <w:p>
-            <w:pPr>
-              <w:spacing w:after="0" w:line="260"/>
-            </w:pPr>
-            <w:r>
-              <w:rPr>
-                <w:rFonts w:ascii="Calibri" w:cs="Calibri" w:eastAsia="Calibri" w:hAnsi="Calibri"/>
-                <w:sz w:val="19"/>
-                <w:szCs w:val="19"/>
-              </w:rPr>
-              <w:t xml:space="preserve">Must</w:t>
-            </w:r>
-          </w:p>
-        </w:tc>
-        <w:tc>
-          <w:tcPr>
-            <w:tcW w:type="dxa" w:w="2100"/>
-            <w:tcMar>
-              <w:top w:type="dxa" w:w="70"/>
-              <w:left w:type="dxa" w:w="100"/>
-              <w:bottom w:type="dxa" w:w="70"/>
-              <w:right w:type="dxa" w:w="100"/>
-            </w:tcMar>
-          </w:tcPr>
-          <w:p>
-            <w:pPr>
-              <w:spacing w:after="0" w:line="260"/>
-            </w:pPr>
-            <w:r>
-              <w:rPr>
-                <w:rFonts w:ascii="Calibri" w:cs="Calibri" w:eastAsia="Calibri" w:hAnsi="Calibri"/>
-                <w:b/>
-                <w:bCs/>
-                <w:color w:val="5A5A57"/>
-                <w:sz w:val="19"/>
-                <w:szCs w:val="19"/>
-              </w:rPr>
-              <w:t xml:space="preserve">Deferred</w:t>
-            </w:r>
-          </w:p>
-        </w:tc>
-      </w:tr>
-      <w:tr>
-        <w:tc>
-          <w:tcPr>
-            <w:tcW w:type="dxa" w:w="1300"/>
-            <w:shd w:fill="F2F2F0" w:color="auto" w:val="clear"/>
-            <w:tcMar>
-              <w:top w:type="dxa" w:w="70"/>
-              <w:left w:type="dxa" w:w="100"/>
-              <w:bottom w:type="dxa" w:w="70"/>
-              <w:right w:type="dxa" w:w="100"/>
-            </w:tcMar>
-          </w:tcPr>
-          <w:p>
-            <w:pPr>
-              <w:spacing w:after="0" w:line="260"/>
-            </w:pPr>
-            <w:r>
-              <w:rPr>
-                <w:rFonts w:ascii="Calibri" w:cs="Calibri" w:eastAsia="Calibri" w:hAnsi="Calibri"/>
-                <w:b/>
-                <w:bCs/>
-                <w:sz w:val="19"/>
-                <w:szCs w:val="19"/>
-              </w:rPr>
-              <w:t xml:space="preserve">FR-17</w:t>
-            </w:r>
-          </w:p>
-        </w:tc>
-        <w:tc>
-          <w:tcPr>
-            <w:tcW w:type="dxa" w:w="4600"/>
-            <w:tcMar>
-              <w:top w:type="dxa" w:w="70"/>
-              <w:left w:type="dxa" w:w="100"/>
-              <w:bottom w:type="dxa" w:w="70"/>
-              <w:right w:type="dxa" w:w="100"/>
-            </w:tcMar>
-          </w:tcPr>
-          <w:p>
-            <w:pPr>
-              <w:spacing w:after="0" w:line="260"/>
-            </w:pPr>
-            <w:r>
-              <w:rPr>
-                <w:rFonts w:ascii="Calibri" w:cs="Calibri" w:eastAsia="Calibri" w:hAnsi="Calibri"/>
-                <w:sz w:val="19"/>
-                <w:szCs w:val="19"/>
-              </w:rPr>
-              <w:t xml:space="preserve">Basic analytics</w:t>
-            </w:r>
-          </w:p>
-        </w:tc>
-        <w:tc>
-          <w:tcPr>
-            <w:tcW w:type="dxa" w:w="1300"/>
-            <w:tcMar>
-              <w:top w:type="dxa" w:w="70"/>
-              <w:left w:type="dxa" w:w="100"/>
-              <w:bottom w:type="dxa" w:w="70"/>
-              <w:right w:type="dxa" w:w="100"/>
-            </w:tcMar>
-          </w:tcPr>
-          <w:p>
-            <w:pPr>
-              <w:spacing w:after="0" w:line="260"/>
-            </w:pPr>
-            <w:r>
-              <w:rPr>
-                <w:rFonts w:ascii="Calibri" w:cs="Calibri" w:eastAsia="Calibri" w:hAnsi="Calibri"/>
-                <w:sz w:val="19"/>
-                <w:szCs w:val="19"/>
-              </w:rPr>
-              <w:t xml:space="preserve">Should</w:t>
-            </w:r>
-          </w:p>
-        </w:tc>
-        <w:tc>
-          <w:tcPr>
-            <w:tcW w:type="dxa" w:w="2100"/>
-            <w:tcMar>
-              <w:top w:type="dxa" w:w="70"/>
-              <w:left w:type="dxa" w:w="100"/>
-              <w:bottom w:type="dxa" w:w="70"/>
-              <w:right w:type="dxa" w:w="100"/>
-            </w:tcMar>
-          </w:tcPr>
-          <w:p>
-            <w:pPr>
-              <w:spacing w:after="0" w:line="260"/>
-            </w:pPr>
-            <w:r>
-              <w:rPr>
-                <w:rFonts w:ascii="Calibri" w:cs="Calibri" w:eastAsia="Calibri" w:hAnsi="Calibri"/>
-                <w:b/>
-                <w:bCs/>
-                <w:color w:val="5A5A57"/>
-                <w:sz w:val="19"/>
-                <w:szCs w:val="19"/>
-              </w:rPr>
-              <w:t xml:space="preserve">Deferred</w:t>
-            </w:r>
-          </w:p>
-        </w:tc>
-      </w:tr>
-      <w:tr>
-        <w:tc>
-          <w:tcPr>
-            <w:tcW w:type="dxa" w:w="1300"/>
-            <w:shd w:fill="F2F2F0" w:color="auto" w:val="clear"/>
-            <w:tcMar>
-              <w:top w:type="dxa" w:w="70"/>
-              <w:left w:type="dxa" w:w="100"/>
-              <w:bottom w:type="dxa" w:w="70"/>
-              <w:right w:type="dxa" w:w="100"/>
-            </w:tcMar>
-          </w:tcPr>
-          <w:p>
-            <w:pPr>
-              <w:spacing w:after="0" w:line="260"/>
-            </w:pPr>
-            <w:r>
-              <w:rPr>
-                <w:rFonts w:ascii="Calibri" w:cs="Calibri" w:eastAsia="Calibri" w:hAnsi="Calibri"/>
-                <w:b/>
-                <w:bCs/>
-                <w:sz w:val="19"/>
-                <w:szCs w:val="19"/>
-              </w:rPr>
-              <w:t xml:space="preserve">FR-18</w:t>
-            </w:r>
-          </w:p>
-        </w:tc>
-        <w:tc>
-          <w:tcPr>
-            <w:tcW w:type="dxa" w:w="4600"/>
-            <w:tcMar>
-              <w:top w:type="dxa" w:w="70"/>
-              <w:left w:type="dxa" w:w="100"/>
-              <w:bottom w:type="dxa" w:w="70"/>
-              <w:right w:type="dxa" w:w="100"/>
-            </w:tcMar>
-          </w:tcPr>
-          <w:p>
-            <w:pPr>
-              <w:spacing w:after="0" w:line="260"/>
-            </w:pPr>
-            <w:r>
-              <w:rPr>
-                <w:rFonts w:ascii="Calibri" w:cs="Calibri" w:eastAsia="Calibri" w:hAnsi="Calibri"/>
-                <w:sz w:val="19"/>
-                <w:szCs w:val="19"/>
-              </w:rPr>
-              <w:t xml:space="preserve">Ownership / Health Score</w:t>
-            </w:r>
-          </w:p>
-        </w:tc>
-        <w:tc>
-          <w:tcPr>
-            <w:tcW w:type="dxa" w:w="1300"/>
-            <w:tcMar>
-              <w:top w:type="dxa" w:w="70"/>
-              <w:left w:type="dxa" w:w="100"/>
-              <w:bottom w:type="dxa" w:w="70"/>
-              <w:right w:type="dxa" w:w="100"/>
-            </w:tcMar>
-          </w:tcPr>
-          <w:p>
-            <w:pPr>
-              <w:spacing w:after="0" w:line="260"/>
-            </w:pPr>
-            <w:r>
-              <w:rPr>
-                <w:rFonts w:ascii="Calibri" w:cs="Calibri" w:eastAsia="Calibri" w:hAnsi="Calibri"/>
-                <w:sz w:val="19"/>
-                <w:szCs w:val="19"/>
-              </w:rPr>
-              <w:t xml:space="preserve">Should</w:t>
-            </w:r>
-          </w:p>
-        </w:tc>
-        <w:tc>
-          <w:tcPr>
-            <w:tcW w:type="dxa" w:w="2100"/>
-            <w:tcMar>
-              <w:top w:type="dxa" w:w="70"/>
-              <w:left w:type="dxa" w:w="100"/>
-              <w:bottom w:type="dxa" w:w="70"/>
-              <w:right w:type="dxa" w:w="100"/>
-            </w:tcMar>
-          </w:tcPr>
-          <w:p>
-            <w:pPr>
-              <w:spacing w:after="0" w:line="260"/>
-            </w:pPr>
-            <w:r>
-              <w:rPr>
-                <w:rFonts w:ascii="Calibri" w:cs="Calibri" w:eastAsia="Calibri" w:hAnsi="Calibri"/>
-                <w:b/>
-                <w:bCs/>
-                <w:color w:val="5A5A57"/>
-                <w:sz w:val="19"/>
-                <w:szCs w:val="19"/>
-              </w:rPr>
-              <w:t xml:space="preserve">Deferred</w:t>
-            </w:r>
-          </w:p>
-        </w:tc>
-      </w:tr>
-      <w:tr>
-        <w:tc>
-          <w:tcPr>
-            <w:tcW w:type="dxa" w:w="1300"/>
-            <w:shd w:fill="F2F2F0" w:color="auto" w:val="clear"/>
-            <w:tcMar>
-              <w:top w:type="dxa" w:w="70"/>
-              <w:left w:type="dxa" w:w="100"/>
-              <w:bottom w:type="dxa" w:w="70"/>
-              <w:right w:type="dxa" w:w="100"/>
-            </w:tcMar>
-          </w:tcPr>
-          <w:p>
-            <w:pPr>
-              <w:spacing w:after="0" w:line="260"/>
-            </w:pPr>
-            <w:r>
-              <w:rPr>
-                <w:rFonts w:ascii="Calibri" w:cs="Calibri" w:eastAsia="Calibri" w:hAnsi="Calibri"/>
-                <w:b/>
-                <w:bCs/>
-                <w:sz w:val="19"/>
-                <w:szCs w:val="19"/>
-              </w:rPr>
-              <w:t xml:space="preserve">FR-19</w:t>
-            </w:r>
-          </w:p>
-        </w:tc>
-        <w:tc>
-          <w:tcPr>
-            <w:tcW w:type="dxa" w:w="4600"/>
-            <w:tcMar>
-              <w:top w:type="dxa" w:w="70"/>
-              <w:left w:type="dxa" w:w="100"/>
-              <w:bottom w:type="dxa" w:w="70"/>
-              <w:right w:type="dxa" w:w="100"/>
-            </w:tcMar>
-          </w:tcPr>
-          <w:p>
-            <w:pPr>
-              <w:spacing w:after="0" w:line="260"/>
-            </w:pPr>
-            <w:r>
-              <w:rPr>
-                <w:rFonts w:ascii="Calibri" w:cs="Calibri" w:eastAsia="Calibri" w:hAnsi="Calibri"/>
-                <w:sz w:val="19"/>
-                <w:szCs w:val="19"/>
-              </w:rPr>
-              <w:t xml:space="preserve">Conversion funnel</w:t>
-            </w:r>
-          </w:p>
-        </w:tc>
-        <w:tc>
-          <w:tcPr>
-            <w:tcW w:type="dxa" w:w="1300"/>
-            <w:tcMar>
-              <w:top w:type="dxa" w:w="70"/>
-              <w:left w:type="dxa" w:w="100"/>
-              <w:bottom w:type="dxa" w:w="70"/>
-              <w:right w:type="dxa" w:w="100"/>
-            </w:tcMar>
-          </w:tcPr>
-          <w:p>
-            <w:pPr>
-              <w:spacing w:after="0" w:line="260"/>
-            </w:pPr>
-            <w:r>
-              <w:rPr>
-                <w:rFonts w:ascii="Calibri" w:cs="Calibri" w:eastAsia="Calibri" w:hAnsi="Calibri"/>
-                <w:sz w:val="19"/>
-                <w:szCs w:val="19"/>
-              </w:rPr>
-              <w:t xml:space="preserve">Could</w:t>
-            </w:r>
-          </w:p>
-        </w:tc>
-        <w:tc>
-          <w:tcPr>
-            <w:tcW w:type="dxa" w:w="2100"/>
-            <w:tcMar>
-              <w:top w:type="dxa" w:w="70"/>
-              <w:left w:type="dxa" w:w="100"/>
-              <w:bottom w:type="dxa" w:w="70"/>
-              <w:right w:type="dxa" w:w="100"/>
-            </w:tcMar>
-          </w:tcPr>
-          <w:p>
-            <w:pPr>
-              <w:spacing w:after="0" w:line="260"/>
-            </w:pPr>
-            <w:r>
-              <w:rPr>
-                <w:rFonts w:ascii="Calibri" w:cs="Calibri" w:eastAsia="Calibri" w:hAnsi="Calibri"/>
-                <w:b/>
-                <w:bCs/>
-                <w:color w:val="5A5A57"/>
-                <w:sz w:val="19"/>
-                <w:szCs w:val="19"/>
-              </w:rPr>
-              <w:t xml:space="preserve">Deferred</w:t>
-            </w:r>
-          </w:p>
-        </w:tc>
-      </w:tr>
-      <w:tr>
-        <w:tc>
-          <w:tcPr>
-            <w:tcW w:type="dxa" w:w="1300"/>
-            <w:shd w:fill="F2F2F0" w:color="auto" w:val="clear"/>
-            <w:tcMar>
-              <w:top w:type="dxa" w:w="70"/>
-              <w:left w:type="dxa" w:w="100"/>
-              <w:bottom w:type="dxa" w:w="70"/>
-              <w:right w:type="dxa" w:w="100"/>
-            </w:tcMar>
-          </w:tcPr>
-          <w:p>
-            <w:pPr>
-              <w:spacing w:after="0" w:line="260"/>
-            </w:pPr>
-            <w:r>
-              <w:rPr>
-                <w:rFonts w:ascii="Calibri" w:cs="Calibri" w:eastAsia="Calibri" w:hAnsi="Calibri"/>
-                <w:b/>
-                <w:bCs/>
-                <w:sz w:val="19"/>
-                <w:szCs w:val="19"/>
-              </w:rPr>
-              <w:t xml:space="preserve">FR-20</w:t>
-            </w:r>
-          </w:p>
-        </w:tc>
-        <w:tc>
-          <w:tcPr>
-            <w:tcW w:type="dxa" w:w="4600"/>
-            <w:tcMar>
-              <w:top w:type="dxa" w:w="70"/>
-              <w:left w:type="dxa" w:w="100"/>
-              <w:bottom w:type="dxa" w:w="70"/>
-              <w:right w:type="dxa" w:w="100"/>
-            </w:tcMar>
-          </w:tcPr>
-          <w:p>
-            <w:pPr>
-              <w:spacing w:after="0" w:line="260"/>
-            </w:pPr>
-            <w:r>
-              <w:rPr>
-                <w:rFonts w:ascii="Calibri" w:cs="Calibri" w:eastAsia="Calibri" w:hAnsi="Calibri"/>
-                <w:sz w:val="19"/>
-                <w:szCs w:val="19"/>
-              </w:rPr>
-              <w:t xml:space="preserve">Customer timeline</w:t>
-            </w:r>
-          </w:p>
-        </w:tc>
-        <w:tc>
-          <w:tcPr>
-            <w:tcW w:type="dxa" w:w="1300"/>
-            <w:tcMar>
-              <w:top w:type="dxa" w:w="70"/>
-              <w:left w:type="dxa" w:w="100"/>
-              <w:bottom w:type="dxa" w:w="70"/>
-              <w:right w:type="dxa" w:w="100"/>
-            </w:tcMar>
-          </w:tcPr>
-          <w:p>
-            <w:pPr>
-              <w:spacing w:after="0" w:line="260"/>
-            </w:pPr>
-            <w:r>
-              <w:rPr>
-                <w:rFonts w:ascii="Calibri" w:cs="Calibri" w:eastAsia="Calibri" w:hAnsi="Calibri"/>
-                <w:sz w:val="19"/>
-                <w:szCs w:val="19"/>
-              </w:rPr>
-              <w:t xml:space="preserve">Could</w:t>
-            </w:r>
-          </w:p>
-        </w:tc>
-        <w:tc>
-          <w:tcPr>
-            <w:tcW w:type="dxa" w:w="2100"/>
-            <w:tcMar>
-              <w:top w:type="dxa" w:w="70"/>
-              <w:left w:type="dxa" w:w="100"/>
-              <w:bottom w:type="dxa" w:w="70"/>
-              <w:right w:type="dxa" w:w="100"/>
-            </w:tcMar>
-          </w:tcPr>
-          <w:p>
-            <w:pPr>
-              <w:spacing w:after="0" w:line="260"/>
-            </w:pPr>
-            <w:r>
-              <w:rPr>
-                <w:rFonts w:ascii="Calibri" w:cs="Calibri" w:eastAsia="Calibri" w:hAnsi="Calibri"/>
-                <w:b/>
-                <w:bCs/>
-                <w:color w:val="5A5A57"/>
-                <w:sz w:val="19"/>
-                <w:szCs w:val="19"/>
-              </w:rPr>
-              <w:t xml:space="preserve">Deferred</w:t>
-            </w:r>
-          </w:p>
-        </w:tc>
-      </w:tr>
-      <w:tr>
-        <w:tc>
-          <w:tcPr>
-            <w:tcW w:type="dxa" w:w="1300"/>
-            <w:shd w:fill="F2F2F0" w:color="auto" w:val="clear"/>
-            <w:tcMar>
-              <w:top w:type="dxa" w:w="70"/>
-              <w:left w:type="dxa" w:w="100"/>
-              <w:bottom w:type="dxa" w:w="70"/>
-              <w:right w:type="dxa" w:w="100"/>
-            </w:tcMar>
-          </w:tcPr>
-          <w:p>
-            <w:pPr>
-              <w:spacing w:after="0" w:line="260"/>
-            </w:pPr>
-            <w:r>
-              <w:rPr>
-                <w:rFonts w:ascii="Calibri" w:cs="Calibri" w:eastAsia="Calibri" w:hAnsi="Calibri"/>
-                <w:b/>
-                <w:bCs/>
-                <w:sz w:val="19"/>
-                <w:szCs w:val="19"/>
-              </w:rPr>
-              <w:t xml:space="preserve">FR-21</w:t>
-            </w:r>
-          </w:p>
-        </w:tc>
-        <w:tc>
-          <w:tcPr>
-            <w:tcW w:type="dxa" w:w="4600"/>
-            <w:tcMar>
-              <w:top w:type="dxa" w:w="70"/>
-              <w:left w:type="dxa" w:w="100"/>
-              <w:bottom w:type="dxa" w:w="70"/>
-              <w:right w:type="dxa" w:w="100"/>
-            </w:tcMar>
-          </w:tcPr>
-          <w:p>
-            <w:pPr>
-              <w:spacing w:after="0" w:line="260"/>
-            </w:pPr>
-            <w:r>
-              <w:rPr>
-                <w:rFonts w:ascii="Calibri" w:cs="Calibri" w:eastAsia="Calibri" w:hAnsi="Calibri"/>
-                <w:sz w:val="19"/>
-                <w:szCs w:val="19"/>
-              </w:rPr>
-              <w:t xml:space="preserve">At-risk customers</w:t>
-            </w:r>
-          </w:p>
-        </w:tc>
-        <w:tc>
-          <w:tcPr>
-            <w:tcW w:type="dxa" w:w="1300"/>
-            <w:tcMar>
-              <w:top w:type="dxa" w:w="70"/>
-              <w:left w:type="dxa" w:w="100"/>
-              <w:bottom w:type="dxa" w:w="70"/>
-              <w:right w:type="dxa" w:w="100"/>
-            </w:tcMar>
-          </w:tcPr>
-          <w:p>
-            <w:pPr>
-              <w:spacing w:after="0" w:line="260"/>
-            </w:pPr>
-            <w:r>
-              <w:rPr>
-                <w:rFonts w:ascii="Calibri" w:cs="Calibri" w:eastAsia="Calibri" w:hAnsi="Calibri"/>
-                <w:sz w:val="19"/>
-                <w:szCs w:val="19"/>
-              </w:rPr>
-              <w:t xml:space="preserve">Could</w:t>
-            </w:r>
-          </w:p>
-        </w:tc>
-        <w:tc>
-          <w:tcPr>
-            <w:tcW w:type="dxa" w:w="2100"/>
-            <w:tcMar>
-              <w:top w:type="dxa" w:w="70"/>
-              <w:left w:type="dxa" w:w="100"/>
-              <w:bottom w:type="dxa" w:w="70"/>
-              <w:right w:type="dxa" w:w="100"/>
-            </w:tcMar>
-          </w:tcPr>
-          <w:p>
-            <w:pPr>
-              <w:spacing w:after="0" w:line="260"/>
-            </w:pPr>
-            <w:r>
-              <w:rPr>
-                <w:rFonts w:ascii="Calibri" w:cs="Calibri" w:eastAsia="Calibri" w:hAnsi="Calibri"/>
-                <w:b/>
-                <w:bCs/>
-                <w:color w:val="5A5A57"/>
-                <w:sz w:val="19"/>
-                <w:szCs w:val="19"/>
-              </w:rPr>
-              <w:t xml:space="preserve">Deferred</w:t>
-            </w:r>
-          </w:p>
-        </w:tc>
-      </w:tr>
-      <w:tr>
-        <w:tc>
-          <w:tcPr>
-            <w:tcW w:type="dxa" w:w="1300"/>
-            <w:shd w:fill="F2F2F0" w:color="auto" w:val="clear"/>
-            <w:tcMar>
-              <w:top w:type="dxa" w:w="70"/>
-              <w:left w:type="dxa" w:w="100"/>
-              <w:bottom w:type="dxa" w:w="70"/>
-              <w:right w:type="dxa" w:w="100"/>
-            </w:tcMar>
-          </w:tcPr>
-          <w:p>
-            <w:pPr>
-              <w:spacing w:after="0" w:line="260"/>
-            </w:pPr>
-            <w:r>
-              <w:rPr>
-                <w:rFonts w:ascii="Calibri" w:cs="Calibri" w:eastAsia="Calibri" w:hAnsi="Calibri"/>
-                <w:b/>
-                <w:bCs/>
-                <w:sz w:val="19"/>
-                <w:szCs w:val="19"/>
-              </w:rPr>
-              <w:t xml:space="preserve">FR-22</w:t>
-            </w:r>
-          </w:p>
-        </w:tc>
-        <w:tc>
-          <w:tcPr>
-            <w:tcW w:type="dxa" w:w="4600"/>
-            <w:tcMar>
-              <w:top w:type="dxa" w:w="70"/>
-              <w:left w:type="dxa" w:w="100"/>
-              <w:bottom w:type="dxa" w:w="70"/>
-              <w:right w:type="dxa" w:w="100"/>
-            </w:tcMar>
-          </w:tcPr>
-          <w:p>
-            <w:pPr>
-              <w:spacing w:after="0" w:line="260"/>
-            </w:pPr>
-            <w:r>
-              <w:rPr>
-                <w:rFonts w:ascii="Calibri" w:cs="Calibri" w:eastAsia="Calibri" w:hAnsi="Calibri"/>
-                <w:sz w:val="19"/>
-                <w:szCs w:val="19"/>
-              </w:rPr>
-              <w:t xml:space="preserve">Opening hours</w:t>
-            </w:r>
-          </w:p>
-        </w:tc>
-        <w:tc>
-          <w:tcPr>
-            <w:tcW w:type="dxa" w:w="1300"/>
-            <w:tcMar>
-              <w:top w:type="dxa" w:w="70"/>
-              <w:left w:type="dxa" w:w="100"/>
-              <w:bottom w:type="dxa" w:w="70"/>
-              <w:right w:type="dxa" w:w="100"/>
-            </w:tcMar>
-          </w:tcPr>
-          <w:p>
-            <w:pPr>
-              <w:spacing w:after="0" w:line="260"/>
-            </w:pPr>
-            <w:r>
-              <w:rPr>
-                <w:rFonts w:ascii="Calibri" w:cs="Calibri" w:eastAsia="Calibri" w:hAnsi="Calibri"/>
-                <w:sz w:val="19"/>
-                <w:szCs w:val="19"/>
-              </w:rPr>
-              <w:t xml:space="preserve">Must</w:t>
-            </w:r>
-          </w:p>
-        </w:tc>
-        <w:tc>
-          <w:tcPr>
-            <w:tcW w:type="dxa" w:w="2100"/>
-            <w:tcMar>
-              <w:top w:type="dxa" w:w="70"/>
-              <w:left w:type="dxa" w:w="100"/>
-              <w:bottom w:type="dxa" w:w="70"/>
-              <w:right w:type="dxa" w:w="100"/>
-            </w:tcMar>
-          </w:tcPr>
-          <w:p>
-            <w:pPr>
-              <w:spacing w:after="0" w:line="260"/>
-            </w:pPr>
-            <w:r>
-              <w:rPr>
-                <w:rFonts w:ascii="Calibri" w:cs="Calibri" w:eastAsia="Calibri" w:hAnsi="Calibri"/>
-                <w:b/>
-                <w:bCs/>
-                <w:color w:val="24632F"/>
-                <w:sz w:val="19"/>
-                <w:szCs w:val="19"/>
-              </w:rPr>
-              <w:t xml:space="preserve">Built</w:t>
-            </w:r>
-          </w:p>
-        </w:tc>
-      </w:tr>
-      <w:tr>
-        <w:tc>
-          <w:tcPr>
-            <w:tcW w:type="dxa" w:w="1300"/>
-            <w:shd w:fill="F2F2F0" w:color="auto" w:val="clear"/>
-            <w:tcMar>
-              <w:top w:type="dxa" w:w="70"/>
-              <w:left w:type="dxa" w:w="100"/>
-              <w:bottom w:type="dxa" w:w="70"/>
-              <w:right w:type="dxa" w:w="100"/>
-            </w:tcMar>
-          </w:tcPr>
-          <w:p>
-            <w:pPr>
-              <w:spacing w:after="0" w:line="260"/>
-            </w:pPr>
-            <w:r>
-              <w:rPr>
-                <w:rFonts w:ascii="Calibri" w:cs="Calibri" w:eastAsia="Calibri" w:hAnsi="Calibri"/>
-                <w:b/>
-                <w:bCs/>
-                <w:sz w:val="19"/>
-                <w:szCs w:val="19"/>
-              </w:rPr>
-              <w:t xml:space="preserve">FR-23</w:t>
-            </w:r>
-          </w:p>
-        </w:tc>
-        <w:tc>
-          <w:tcPr>
-            <w:tcW w:type="dxa" w:w="4600"/>
-            <w:tcMar>
-              <w:top w:type="dxa" w:w="70"/>
-              <w:left w:type="dxa" w:w="100"/>
-              <w:bottom w:type="dxa" w:w="70"/>
-              <w:right w:type="dxa" w:w="100"/>
-            </w:tcMar>
-          </w:tcPr>
-          <w:p>
-            <w:pPr>
-              <w:spacing w:after="0" w:line="260"/>
-            </w:pPr>
-            <w:r>
-              <w:rPr>
-                <w:rFonts w:ascii="Calibri" w:cs="Calibri" w:eastAsia="Calibri" w:hAnsi="Calibri"/>
-                <w:sz w:val="19"/>
-                <w:szCs w:val="19"/>
-              </w:rPr>
-              <w:t xml:space="preserve">Staff authentication</w:t>
-            </w:r>
-          </w:p>
-        </w:tc>
-        <w:tc>
-          <w:tcPr>
-            <w:tcW w:type="dxa" w:w="1300"/>
-            <w:tcMar>
-              <w:top w:type="dxa" w:w="70"/>
-              <w:left w:type="dxa" w:w="100"/>
-              <w:bottom w:type="dxa" w:w="70"/>
-              <w:right w:type="dxa" w:w="100"/>
-            </w:tcMar>
-          </w:tcPr>
-          <w:p>
-            <w:pPr>
-              <w:spacing w:after="0" w:line="260"/>
-            </w:pPr>
-            <w:r>
-              <w:rPr>
-                <w:rFonts w:ascii="Calibri" w:cs="Calibri" w:eastAsia="Calibri" w:hAnsi="Calibri"/>
-                <w:sz w:val="19"/>
-                <w:szCs w:val="19"/>
-              </w:rPr>
-              <w:t xml:space="preserve">Must</w:t>
-            </w:r>
-          </w:p>
-        </w:tc>
-        <w:tc>
-          <w:tcPr>
-            <w:tcW w:type="dxa" w:w="2100"/>
-            <w:tcMar>
-              <w:top w:type="dxa" w:w="70"/>
-              <w:left w:type="dxa" w:w="100"/>
-              <w:bottom w:type="dxa" w:w="70"/>
-              <w:right w:type="dxa" w:w="100"/>
-            </w:tcMar>
-          </w:tcPr>
-          <w:p>
-            <w:pPr>
-              <w:spacing w:after="0" w:line="260"/>
-            </w:pPr>
-            <w:r>
-              <w:rPr>
-                <w:rFonts w:ascii="Calibri" w:cs="Calibri" w:eastAsia="Calibri" w:hAnsi="Calibri"/>
-                <w:b/>
-                <w:bCs/>
-                <w:color w:val="24632F"/>
-                <w:sz w:val="19"/>
-                <w:szCs w:val="19"/>
-              </w:rPr>
-              <w:t xml:space="preserve">Built</w:t>
-            </w:r>
-          </w:p>
-        </w:tc>
-      </w:tr>
-      <w:tr>
-        <w:tc>
-          <w:tcPr>
-            <w:tcW w:type="dxa" w:w="1300"/>
-            <w:shd w:fill="F2F2F0" w:color="auto" w:val="clear"/>
-            <w:tcMar>
-              <w:top w:type="dxa" w:w="70"/>
-              <w:left w:type="dxa" w:w="100"/>
-              <w:bottom w:type="dxa" w:w="70"/>
-              <w:right w:type="dxa" w:w="100"/>
-            </w:tcMar>
-          </w:tcPr>
-          <w:p>
-            <w:pPr>
-              <w:spacing w:after="0" w:line="260"/>
-            </w:pPr>
-            <w:r>
-              <w:rPr>
-                <w:rFonts w:ascii="Calibri" w:cs="Calibri" w:eastAsia="Calibri" w:hAnsi="Calibri"/>
-                <w:b/>
-                <w:bCs/>
-                <w:sz w:val="19"/>
-                <w:szCs w:val="19"/>
-              </w:rPr>
-              <w:t xml:space="preserve">FR-24</w:t>
-            </w:r>
-          </w:p>
-        </w:tc>
-        <w:tc>
-          <w:tcPr>
-            <w:tcW w:type="dxa" w:w="4600"/>
-            <w:tcMar>
-              <w:top w:type="dxa" w:w="70"/>
-              <w:left w:type="dxa" w:w="100"/>
-              <w:bottom w:type="dxa" w:w="70"/>
-              <w:right w:type="dxa" w:w="100"/>
-            </w:tcMar>
-          </w:tcPr>
-          <w:p>
-            <w:pPr>
-              <w:spacing w:after="0" w:line="260"/>
-            </w:pPr>
-            <w:r>
-              <w:rPr>
-                <w:rFonts w:ascii="Calibri" w:cs="Calibri" w:eastAsia="Calibri" w:hAnsi="Calibri"/>
-                <w:sz w:val="19"/>
-                <w:szCs w:val="19"/>
-              </w:rPr>
-              <w:t xml:space="preserve">Customer list</w:t>
-            </w:r>
-          </w:p>
-        </w:tc>
-        <w:tc>
-          <w:tcPr>
-            <w:tcW w:type="dxa" w:w="1300"/>
-            <w:tcMar>
-              <w:top w:type="dxa" w:w="70"/>
-              <w:left w:type="dxa" w:w="100"/>
-              <w:bottom w:type="dxa" w:w="70"/>
-              <w:right w:type="dxa" w:w="100"/>
-            </w:tcMar>
-          </w:tcPr>
-          <w:p>
-            <w:pPr>
-              <w:spacing w:after="0" w:line="260"/>
-            </w:pPr>
-            <w:r>
-              <w:rPr>
-                <w:rFonts w:ascii="Calibri" w:cs="Calibri" w:eastAsia="Calibri" w:hAnsi="Calibri"/>
-                <w:sz w:val="19"/>
-                <w:szCs w:val="19"/>
-              </w:rPr>
-              <w:t xml:space="preserve">Should</w:t>
-            </w:r>
-          </w:p>
-        </w:tc>
-        <w:tc>
-          <w:tcPr>
-            <w:tcW w:type="dxa" w:w="2100"/>
-            <w:tcMar>
-              <w:top w:type="dxa" w:w="70"/>
-              <w:left w:type="dxa" w:w="100"/>
-              <w:bottom w:type="dxa" w:w="70"/>
-              <w:right w:type="dxa" w:w="100"/>
-            </w:tcMar>
-          </w:tcPr>
-          <w:p>
-            <w:pPr>
-              <w:spacing w:after="0" w:line="260"/>
-            </w:pPr>
-            <w:r>
-              <w:rPr>
-                <w:rFonts w:ascii="Calibri" w:cs="Calibri" w:eastAsia="Calibri" w:hAnsi="Calibri"/>
-                <w:b/>
-                <w:bCs/>
-                <w:color w:val="5A5A57"/>
-                <w:sz w:val="19"/>
-                <w:szCs w:val="19"/>
-              </w:rPr>
-              <w:t xml:space="preserve">Deferred</w:t>
-            </w:r>
-          </w:p>
-        </w:tc>
-      </w:tr>
-      <w:tr>
-        <w:tc>
-          <w:tcPr>
-            <w:tcW w:type="dxa" w:w="1300"/>
-            <w:shd w:fill="F2F2F0" w:color="auto" w:val="clear"/>
-            <w:tcMar>
-              <w:top w:type="dxa" w:w="70"/>
-              <w:left w:type="dxa" w:w="100"/>
-              <w:bottom w:type="dxa" w:w="70"/>
-              <w:right w:type="dxa" w:w="100"/>
-            </w:tcMar>
-          </w:tcPr>
-          <w:p>
-            <w:pPr>
-              <w:spacing w:after="0" w:line="260"/>
-            </w:pPr>
-            <w:r>
-              <w:rPr>
-                <w:rFonts w:ascii="Calibri" w:cs="Calibri" w:eastAsia="Calibri" w:hAnsi="Calibri"/>
-                <w:b/>
-                <w:bCs/>
-                <w:sz w:val="19"/>
-                <w:szCs w:val="19"/>
-              </w:rPr>
-              <w:t xml:space="preserve">FR-25</w:t>
-            </w:r>
-          </w:p>
-        </w:tc>
-        <w:tc>
-          <w:tcPr>
-            <w:tcW w:type="dxa" w:w="4600"/>
-            <w:tcMar>
-              <w:top w:type="dxa" w:w="70"/>
-              <w:left w:type="dxa" w:w="100"/>
-              <w:bottom w:type="dxa" w:w="70"/>
-              <w:right w:type="dxa" w:w="100"/>
-            </w:tcMar>
-          </w:tcPr>
-          <w:p>
-            <w:pPr>
-              <w:spacing w:after="0" w:line="260"/>
-            </w:pPr>
-            <w:r>
-              <w:rPr>
-                <w:rFonts w:ascii="Calibri" w:cs="Calibri" w:eastAsia="Calibri" w:hAnsi="Calibri"/>
-                <w:sz w:val="19"/>
-                <w:szCs w:val="19"/>
-              </w:rPr>
-              <w:t xml:space="preserve">Session timeout</w:t>
-            </w:r>
-          </w:p>
-        </w:tc>
-        <w:tc>
-          <w:tcPr>
-            <w:tcW w:type="dxa" w:w="1300"/>
-            <w:tcMar>
-              <w:top w:type="dxa" w:w="70"/>
-              <w:left w:type="dxa" w:w="100"/>
-              <w:bottom w:type="dxa" w:w="70"/>
-              <w:right w:type="dxa" w:w="100"/>
-            </w:tcMar>
-          </w:tcPr>
-          <w:p>
-            <w:pPr>
-              <w:spacing w:after="0" w:line="260"/>
-            </w:pPr>
-            <w:r>
-              <w:rPr>
-                <w:rFonts w:ascii="Calibri" w:cs="Calibri" w:eastAsia="Calibri" w:hAnsi="Calibri"/>
-                <w:sz w:val="19"/>
-                <w:szCs w:val="19"/>
-              </w:rPr>
-              <w:t xml:space="preserve">Must</w:t>
-            </w:r>
-          </w:p>
-        </w:tc>
-        <w:tc>
-          <w:tcPr>
-            <w:tcW w:type="dxa" w:w="2100"/>
-            <w:tcMar>
-              <w:top w:type="dxa" w:w="70"/>
-              <w:left w:type="dxa" w:w="100"/>
-              <w:bottom w:type="dxa" w:w="70"/>
-              <w:right w:type="dxa" w:w="100"/>
-            </w:tcMar>
-          </w:tcPr>
-          <w:p>
-            <w:pPr>
-              <w:spacing w:after="0" w:line="260"/>
-            </w:pPr>
-            <w:r>
-              <w:rPr>
-                <w:rFonts w:ascii="Calibri" w:cs="Calibri" w:eastAsia="Calibri" w:hAnsi="Calibri"/>
-                <w:b/>
-                <w:bCs/>
-                <w:color w:val="24632F"/>
-                <w:sz w:val="19"/>
-                <w:szCs w:val="19"/>
-              </w:rPr>
-              <w:t xml:space="preserve">Built</w:t>
-            </w:r>
-          </w:p>
-        </w:tc>
-      </w:tr>
-      <w:tr>
-        <w:tc>
-          <w:tcPr>
-            <w:tcW w:type="dxa" w:w="1300"/>
-            <w:shd w:fill="F2F2F0" w:color="auto" w:val="clear"/>
-            <w:tcMar>
-              <w:top w:type="dxa" w:w="70"/>
-              <w:left w:type="dxa" w:w="100"/>
-              <w:bottom w:type="dxa" w:w="70"/>
-              <w:right w:type="dxa" w:w="100"/>
-            </w:tcMar>
-          </w:tcPr>
-          <w:p>
-            <w:pPr>
-              <w:spacing w:after="0" w:line="260"/>
-            </w:pPr>
-            <w:r>
-              <w:rPr>
-                <w:rFonts w:ascii="Calibri" w:cs="Calibri" w:eastAsia="Calibri" w:hAnsi="Calibri"/>
-                <w:b/>
-                <w:bCs/>
-                <w:sz w:val="19"/>
-                <w:szCs w:val="19"/>
-              </w:rPr>
-              <w:t xml:space="preserve">FR-26</w:t>
-            </w:r>
-          </w:p>
-        </w:tc>
-        <w:tc>
-          <w:tcPr>
-            <w:tcW w:type="dxa" w:w="4600"/>
-            <w:tcMar>
-              <w:top w:type="dxa" w:w="70"/>
-              <w:left w:type="dxa" w:w="100"/>
-              <w:bottom w:type="dxa" w:w="70"/>
-              <w:right w:type="dxa" w:w="100"/>
-            </w:tcMar>
-          </w:tcPr>
-          <w:p>
-            <w:pPr>
-              <w:spacing w:after="0" w:line="260"/>
-            </w:pPr>
-            <w:r>
-              <w:rPr>
-                <w:rFonts w:ascii="Calibri" w:cs="Calibri" w:eastAsia="Calibri" w:hAnsi="Calibri"/>
-                <w:sz w:val="19"/>
-                <w:szCs w:val="19"/>
-              </w:rPr>
-              <w:t xml:space="preserve">Order details and conversation</w:t>
-            </w:r>
-          </w:p>
-        </w:tc>
-        <w:tc>
-          <w:tcPr>
-            <w:tcW w:type="dxa" w:w="1300"/>
-            <w:tcMar>
-              <w:top w:type="dxa" w:w="70"/>
-              <w:left w:type="dxa" w:w="100"/>
-              <w:bottom w:type="dxa" w:w="70"/>
-              <w:right w:type="dxa" w:w="100"/>
-            </w:tcMar>
-          </w:tcPr>
-          <w:p>
-            <w:pPr>
-              <w:spacing w:after="0" w:line="260"/>
-            </w:pPr>
-            <w:r>
-              <w:rPr>
-                <w:rFonts w:ascii="Calibri" w:cs="Calibri" w:eastAsia="Calibri" w:hAnsi="Calibri"/>
-                <w:sz w:val="19"/>
-                <w:szCs w:val="19"/>
-              </w:rPr>
-              <w:t xml:space="preserve">Should</w:t>
-            </w:r>
-          </w:p>
-        </w:tc>
-        <w:tc>
-          <w:tcPr>
-            <w:tcW w:type="dxa" w:w="2100"/>
-            <w:tcMar>
-              <w:top w:type="dxa" w:w="70"/>
-              <w:left w:type="dxa" w:w="100"/>
-              <w:bottom w:type="dxa" w:w="70"/>
-              <w:right w:type="dxa" w:w="100"/>
-            </w:tcMar>
-          </w:tcPr>
-          <w:p>
-            <w:pPr>
-              <w:spacing w:after="0" w:line="260"/>
-            </w:pPr>
-            <w:r>
-              <w:rPr>
-                <w:rFonts w:ascii="Calibri" w:cs="Calibri" w:eastAsia="Calibri" w:hAnsi="Calibri"/>
-                <w:b/>
-                <w:bCs/>
-                <w:color w:val="24632F"/>
-                <w:sz w:val="19"/>
-                <w:szCs w:val="19"/>
-              </w:rPr>
-              <w:t xml:space="preserve">Built</w:t>
-            </w:r>
-          </w:p>
-        </w:tc>
-      </w:tr>
-      <w:tr>
-        <w:tc>
-          <w:tcPr>
-            <w:tcW w:type="dxa" w:w="1300"/>
-            <w:shd w:fill="F2F2F0" w:color="auto" w:val="clear"/>
-            <w:tcMar>
-              <w:top w:type="dxa" w:w="70"/>
-              <w:left w:type="dxa" w:w="100"/>
-              <w:bottom w:type="dxa" w:w="70"/>
-              <w:right w:type="dxa" w:w="100"/>
-            </w:tcMar>
-          </w:tcPr>
-          <w:p>
-            <w:pPr>
-              <w:spacing w:after="0" w:line="260"/>
-            </w:pPr>
-            <w:r>
-              <w:rPr>
-                <w:rFonts w:ascii="Calibri" w:cs="Calibri" w:eastAsia="Calibri" w:hAnsi="Calibri"/>
-                <w:b/>
-                <w:bCs/>
-                <w:sz w:val="19"/>
-                <w:szCs w:val="19"/>
-              </w:rPr>
-              <w:t xml:space="preserve">FR-27</w:t>
-            </w:r>
-          </w:p>
-        </w:tc>
-        <w:tc>
-          <w:tcPr>
-            <w:tcW w:type="dxa" w:w="4600"/>
-            <w:tcMar>
-              <w:top w:type="dxa" w:w="70"/>
-              <w:left w:type="dxa" w:w="100"/>
-              <w:bottom w:type="dxa" w:w="70"/>
-              <w:right w:type="dxa" w:w="100"/>
-            </w:tcMar>
-          </w:tcPr>
-          <w:p>
-            <w:pPr>
-              <w:spacing w:after="0" w:line="260"/>
-            </w:pPr>
-            <w:r>
-              <w:rPr>
-                <w:rFonts w:ascii="Calibri" w:cs="Calibri" w:eastAsia="Calibri" w:hAnsi="Calibri"/>
-                <w:sz w:val="19"/>
-                <w:szCs w:val="19"/>
-              </w:rPr>
-              <w:t xml:space="preserve">Restaurant settings</w:t>
-            </w:r>
-          </w:p>
-        </w:tc>
-        <w:tc>
-          <w:tcPr>
-            <w:tcW w:type="dxa" w:w="1300"/>
-            <w:tcMar>
-              <w:top w:type="dxa" w:w="70"/>
-              <w:left w:type="dxa" w:w="100"/>
-              <w:bottom w:type="dxa" w:w="70"/>
-              <w:right w:type="dxa" w:w="100"/>
-            </w:tcMar>
-          </w:tcPr>
-          <w:p>
-            <w:pPr>
-              <w:spacing w:after="0" w:line="260"/>
-            </w:pPr>
-            <w:r>
-              <w:rPr>
-                <w:rFonts w:ascii="Calibri" w:cs="Calibri" w:eastAsia="Calibri" w:hAnsi="Calibri"/>
-                <w:sz w:val="19"/>
-                <w:szCs w:val="19"/>
-              </w:rPr>
-              <w:t xml:space="preserve">Should</w:t>
-            </w:r>
-          </w:p>
-        </w:tc>
-        <w:tc>
-          <w:tcPr>
-            <w:tcW w:type="dxa" w:w="2100"/>
-            <w:tcMar>
-              <w:top w:type="dxa" w:w="70"/>
-              <w:left w:type="dxa" w:w="100"/>
-              <w:bottom w:type="dxa" w:w="70"/>
-              <w:right w:type="dxa" w:w="100"/>
-            </w:tcMar>
-          </w:tcPr>
-          <w:p>
-            <w:pPr>
-              <w:spacing w:after="0" w:line="260"/>
-            </w:pPr>
-            <w:r>
-              <w:rPr>
-                <w:rFonts w:ascii="Calibri" w:cs="Calibri" w:eastAsia="Calibri" w:hAnsi="Calibri"/>
-                <w:b/>
-                <w:bCs/>
-                <w:color w:val="8A4A0A"/>
-                <w:sz w:val="19"/>
-                <w:szCs w:val="19"/>
-              </w:rPr>
-              <w:t xml:space="preserve">Partially built</w:t>
-            </w:r>
-          </w:p>
-        </w:tc>
-      </w:tr>
-      <w:tr>
-        <w:tc>
-          <w:tcPr>
-            <w:tcW w:type="dxa" w:w="1300"/>
-            <w:shd w:fill="F2F2F0" w:color="auto" w:val="clear"/>
-            <w:tcMar>
-              <w:top w:type="dxa" w:w="70"/>
-              <w:left w:type="dxa" w:w="100"/>
-              <w:bottom w:type="dxa" w:w="70"/>
-              <w:right w:type="dxa" w:w="100"/>
-            </w:tcMar>
-          </w:tcPr>
-          <w:p>
-            <w:pPr>
-              <w:spacing w:after="0" w:line="260"/>
-            </w:pPr>
-            <w:r>
-              <w:rPr>
-                <w:rFonts w:ascii="Calibri" w:cs="Calibri" w:eastAsia="Calibri" w:hAnsi="Calibri"/>
-                <w:b/>
-                <w:bCs/>
-                <w:sz w:val="19"/>
-                <w:szCs w:val="19"/>
-              </w:rPr>
-              <w:t xml:space="preserve">FR-28</w:t>
-            </w:r>
-          </w:p>
-        </w:tc>
-        <w:tc>
-          <w:tcPr>
-            <w:tcW w:type="dxa" w:w="4600"/>
-            <w:tcMar>
-              <w:top w:type="dxa" w:w="70"/>
-              <w:left w:type="dxa" w:w="100"/>
-              <w:bottom w:type="dxa" w:w="70"/>
-              <w:right w:type="dxa" w:w="100"/>
-            </w:tcMar>
-          </w:tcPr>
-          <w:p>
-            <w:pPr>
-              <w:spacing w:after="0" w:line="260"/>
-            </w:pPr>
-            <w:r>
-              <w:rPr>
-                <w:rFonts w:ascii="Calibri" w:cs="Calibri" w:eastAsia="Calibri" w:hAnsi="Calibri"/>
-                <w:sz w:val="19"/>
-                <w:szCs w:val="19"/>
-              </w:rPr>
-              <w:t xml:space="preserve">Pause orders</w:t>
-            </w:r>
-          </w:p>
-        </w:tc>
-        <w:tc>
-          <w:tcPr>
-            <w:tcW w:type="dxa" w:w="1300"/>
-            <w:tcMar>
-              <w:top w:type="dxa" w:w="70"/>
-              <w:left w:type="dxa" w:w="100"/>
-              <w:bottom w:type="dxa" w:w="70"/>
-              <w:right w:type="dxa" w:w="100"/>
-            </w:tcMar>
-          </w:tcPr>
-          <w:p>
-            <w:pPr>
-              <w:spacing w:after="0" w:line="260"/>
-            </w:pPr>
-            <w:r>
-              <w:rPr>
-                <w:rFonts w:ascii="Calibri" w:cs="Calibri" w:eastAsia="Calibri" w:hAnsi="Calibri"/>
-                <w:sz w:val="19"/>
-                <w:szCs w:val="19"/>
-              </w:rPr>
-              <w:t xml:space="preserve">Should</w:t>
-            </w:r>
-          </w:p>
-        </w:tc>
-        <w:tc>
-          <w:tcPr>
-            <w:tcW w:type="dxa" w:w="2100"/>
-            <w:tcMar>
-              <w:top w:type="dxa" w:w="70"/>
-              <w:left w:type="dxa" w:w="100"/>
-              <w:bottom w:type="dxa" w:w="70"/>
-              <w:right w:type="dxa" w:w="100"/>
-            </w:tcMar>
-          </w:tcPr>
-          <w:p>
-            <w:pPr>
-              <w:spacing w:after="0" w:line="260"/>
-            </w:pPr>
-            <w:r>
-              <w:rPr>
-                <w:rFonts w:ascii="Calibri" w:cs="Calibri" w:eastAsia="Calibri" w:hAnsi="Calibri"/>
-                <w:b/>
-                <w:bCs/>
-                <w:color w:val="8A4A0A"/>
-                <w:sz w:val="19"/>
-                <w:szCs w:val="19"/>
-              </w:rPr>
-              <w:t xml:space="preserve">In progress</w:t>
             </w:r>
           </w:p>
         </w:tc>
@@ -13121,19 +13121,19 @@
                 <w:rFonts w:ascii="Calibri" w:cs="Calibri" w:eastAsia="Calibri" w:hAnsi="Calibri"/>
                 <w:b/>
                 <w:bCs/>
-                <w:color w:val="8A4A0A"/>
-                <w:sz w:val="19"/>
-                <w:szCs w:val="19"/>
-              </w:rPr>
-              <w:t xml:space="preserve">In progress</w:t>
-            </w:r>
-            <w:r>
-              <w:rPr>
-                <w:rFonts w:ascii="Calibri" w:cs="Calibri" w:eastAsia="Calibri" w:hAnsi="Calibri"/>
-                <w:sz w:val="19"/>
-                <w:szCs w:val="19"/>
-              </w:rPr>
-              <w:t xml:space="preserve"> — Built and merged on 10 October 2026 (brief J-A): adding items, renaming and repricing, availability, enabling every unavailable item at once, archiving and restoring, and the 4,096-character guard, through the API (GET, POST and PATCH /menu-items; POST /menu-items/enable-all; GET /menu-categories), covered by the API's menu suites and tried on the test number. In progress (brief J-B): the dashboard screen. Deferred: creating and editing categories from the dashboard, item images and descriptions.</w:t>
+                <w:color w:val="24632F"/>
+                <w:sz w:val="19"/>
+                <w:szCs w:val="19"/>
+              </w:rPr>
+              <w:t xml:space="preserve">Built</w:t>
+            </w:r>
+            <w:r>
+              <w:rPr>
+                <w:rFonts w:ascii="Calibri" w:cs="Calibri" w:eastAsia="Calibri" w:hAnsi="Calibri"/>
+                <w:sz w:val="19"/>
+                <w:szCs w:val="19"/>
+              </w:rPr>
+              <w:t xml:space="preserve"> — The API was built and merged on 10 October 2026 (brief J-A): adding items, renaming and repricing, availability, enabling every unavailable item at once, archiving and restoring, and the 4,096-character guard (GET, POST and PATCH /menu-items; POST /menu-items/enable-all; GET /menu-categories), covered by the API's menu suites. The dashboard screen was merged on 11 October 2026 (briefs J-B and J-B-9) and redesigned on 13 October 2026 (brief L): the items under their categories, one card per category, each with its price and state and two buttons (switch off or on, and edit, removal being the last button of edit), and a view of the removed items to restore them from. Tried on the test number. Deferred: creating and editing categories from the dashboard, item images and descriptions.</w:t>
             </w:r>
           </w:p>
         </w:tc>
@@ -33758,19 +33758,19 @@
                 <w:rFonts w:ascii="Calibri" w:cs="Calibri" w:eastAsia="Calibri" w:hAnsi="Calibri"/>
                 <w:b/>
                 <w:bCs/>
-                <w:color w:val="8A4A0A"/>
-                <w:sz w:val="19"/>
-                <w:szCs w:val="19"/>
-              </w:rPr>
-              <w:t xml:space="preserve">In progress</w:t>
-            </w:r>
-            <w:r>
-              <w:rPr>
-                <w:rFonts w:ascii="Calibri" w:cs="Calibri" w:eastAsia="Calibri" w:hAnsi="Calibri"/>
-                <w:sz w:val="19"/>
-                <w:szCs w:val="19"/>
-              </w:rPr>
-              <w:t xml:space="preserve"> — Built and merged on 10 October 2026 (brief J-A): restaurants.orders_paused_at, the engine's paused reply at every step, and the API (PATCH /restaurant/orders-pause), tried on the test number. In progress (brief J-B): the dashboard button, and a banner on every dashboard screen with a resume action (decision of 9 October 2026).</w:t>
+                <w:color w:val="24632F"/>
+                <w:sz w:val="19"/>
+                <w:szCs w:val="19"/>
+              </w:rPr>
+              <w:t xml:space="preserve">Built</w:t>
+            </w:r>
+            <w:r>
+              <w:rPr>
+                <w:rFonts w:ascii="Calibri" w:cs="Calibri" w:eastAsia="Calibri" w:hAnsi="Calibri"/>
+                <w:sz w:val="19"/>
+                <w:szCs w:val="19"/>
+              </w:rPr>
+              <w:t xml:space="preserve"> — Engine and API merged on 10 October 2026 (brief J-A): restaurants.orders_paused_at, the paused reply at every step, PATCH /restaurant/orders-pause. Dashboard merged on 11 October 2026 (briefs J-B, J-B-9): the button on the two menu pages, and while paused an amber banner with a resume action on every screen (decision of 9 October 2026). Tried on the test number.</w:t>
             </w:r>
           </w:p>
         </w:tc>
